--- a/public/docs/en/admin.docx
+++ b/public/docs/en/admin.docx
@@ -107,7 +107,27 @@
           <w:sz w:val="22"/>
           <w:szCs w:val="22"/>
         </w:rPr>
-        <w:t xml:space="preserve"> The Help icon in the top bar opens all instructions (overview, parties, mediator, admin). The chat assistant replies in </w:t>
+        <w:t xml:space="preserve"> The </w:t>
+      </w:r>
+      <w:r>
+        <w:rPr>
+          <w:rFonts w:ascii="Calibri" w:cs="Calibri" w:eastAsia="Calibri" w:hAnsi="Calibri"/>
+          <w:b/>
+          <w:bCs/>
+          <w:color w:val="1A1A18"/>
+          <w:sz w:val="22"/>
+          <w:szCs w:val="22"/>
+        </w:rPr>
+        <w:t xml:space="preserve">Help</w:t>
+      </w:r>
+      <w:r>
+        <w:rPr>
+          <w:rFonts w:ascii="Calibri" w:cs="Calibri" w:eastAsia="Calibri" w:hAnsi="Calibri"/>
+          <w:color w:val="1A1A18"/>
+          <w:sz w:val="22"/>
+          <w:szCs w:val="22"/>
+        </w:rPr>
+        <w:t xml:space="preserve"> button at the bottom of the sidebar opens all instructions (overview, parties, mediator, admin). The chat assistant replies in </w:t>
       </w:r>
       <w:r>
         <w:rPr>
@@ -147,7 +167,27 @@
           <w:sz w:val="22"/>
           <w:szCs w:val="22"/>
         </w:rPr>
-        <w:t xml:space="preserve">.</w:t>
+        <w:t xml:space="preserve">. Ask the Help assistant about waits, </w:t>
+      </w:r>
+      <w:r>
+        <w:rPr>
+          <w:rFonts w:ascii="Calibri" w:cs="Calibri" w:eastAsia="Calibri" w:hAnsi="Calibri"/>
+          <w:b/>
+          <w:bCs/>
+          <w:color w:val="1A1A18"/>
+          <w:sz w:val="22"/>
+          <w:szCs w:val="22"/>
+        </w:rPr>
+        <w:t xml:space="preserve">Sides</w:t>
+      </w:r>
+      <w:r>
+        <w:rPr>
+          <w:rFonts w:ascii="Calibri" w:cs="Calibri" w:eastAsia="Calibri" w:hAnsi="Calibri"/>
+          <w:color w:val="1A1A18"/>
+          <w:sz w:val="22"/>
+          <w:szCs w:val="22"/>
+        </w:rPr>
+        <w:t xml:space="preserve">, schedule, or Mode A/B if you need a quick reminder from these texts.</w:t>
       </w:r>
     </w:p>
     <w:p>
@@ -306,7 +346,7 @@
           <w:sz w:val="22"/>
           <w:szCs w:val="22"/>
         </w:rPr>
-        <w:t xml:space="preserve">Room card</w:t>
+        <w:t xml:space="preserve">Sides</w:t>
       </w:r>
     </w:p>
     <w:p>
@@ -325,7 +365,7 @@
           <w:sz w:val="22"/>
           <w:szCs w:val="22"/>
         </w:rPr>
-        <w:t xml:space="preserve">Credentials and Magic Link</w:t>
+        <w:t xml:space="preserve">Room card</w:t>
       </w:r>
     </w:p>
     <w:p>
@@ -344,7 +384,7 @@
           <w:sz w:val="22"/>
           <w:szCs w:val="22"/>
         </w:rPr>
-        <w:t xml:space="preserve">Mediators</w:t>
+        <w:t xml:space="preserve">Credentials and Magic Link</w:t>
       </w:r>
     </w:p>
     <w:p>
@@ -363,7 +403,7 @@
           <w:sz w:val="22"/>
           <w:szCs w:val="22"/>
         </w:rPr>
-        <w:t xml:space="preserve">Settings: API credentials</w:t>
+        <w:t xml:space="preserve">Mediators</w:t>
       </w:r>
     </w:p>
     <w:p>
@@ -382,7 +422,7 @@
           <w:sz w:val="22"/>
           <w:szCs w:val="22"/>
         </w:rPr>
-        <w:t xml:space="preserve">Settings: tests</w:t>
+        <w:t xml:space="preserve">Settings: API credentials</w:t>
       </w:r>
     </w:p>
     <w:p>
@@ -401,7 +441,7 @@
           <w:sz w:val="22"/>
           <w:szCs w:val="22"/>
         </w:rPr>
-        <w:t xml:space="preserve">Settings: agent prompts</w:t>
+        <w:t xml:space="preserve">Settings: tests</w:t>
       </w:r>
     </w:p>
     <w:p>
@@ -420,7 +460,7 @@
           <w:sz w:val="22"/>
           <w:szCs w:val="22"/>
         </w:rPr>
-        <w:t xml:space="preserve">Settings: RAG</w:t>
+        <w:t xml:space="preserve">Settings: agent prompts</w:t>
       </w:r>
     </w:p>
     <w:p>
@@ -439,7 +479,7 @@
           <w:sz w:val="22"/>
           <w:szCs w:val="22"/>
         </w:rPr>
-        <w:t xml:space="preserve">Settings: Help</w:t>
+        <w:t xml:space="preserve">Settings: RAG</w:t>
       </w:r>
     </w:p>
     <w:p>
@@ -458,7 +498,7 @@
           <w:sz w:val="22"/>
           <w:szCs w:val="22"/>
         </w:rPr>
-        <w:t xml:space="preserve">Watching analysis and mediation</w:t>
+        <w:t xml:space="preserve">Settings: Help</w:t>
       </w:r>
     </w:p>
     <w:p>
@@ -477,7 +517,7 @@
           <w:sz w:val="22"/>
           <w:szCs w:val="22"/>
         </w:rPr>
-        <w:t xml:space="preserve">Language and logout</w:t>
+        <w:t xml:space="preserve">Watching analysis and mediation</w:t>
       </w:r>
     </w:p>
     <w:p>
@@ -496,6 +536,25 @@
           <w:sz w:val="22"/>
           <w:szCs w:val="22"/>
         </w:rPr>
+        <w:t xml:space="preserve">Language and logout</w:t>
+      </w:r>
+    </w:p>
+    <w:p>
+      <w:pPr>
+        <w:pStyle w:val="ListParagraph"/>
+        <w:numPr>
+          <w:ilvl w:val="0"/>
+          <w:numId w:val="2"/>
+        </w:numPr>
+        <w:spacing w:after="80"/>
+      </w:pPr>
+      <w:r>
+        <w:rPr>
+          <w:rFonts w:ascii="Calibri" w:cs="Calibri" w:eastAsia="Calibri" w:hAnsi="Calibri"/>
+          <w:color w:val="1A1A18"/>
+          <w:sz w:val="22"/>
+          <w:szCs w:val="22"/>
+        </w:rPr>
         <w:t xml:space="preserve">Tips and typical situations</w:t>
       </w:r>
     </w:p>
@@ -566,7 +625,27 @@
           <w:sz w:val="22"/>
           <w:szCs w:val="22"/>
         </w:rPr>
-        <w:t xml:space="preserve"> rooms (self-guided party mediation with AI);</w:t>
+        <w:t xml:space="preserve"> rooms (self-guided party mediation with AI) and attach new or </w:t>
+      </w:r>
+      <w:r>
+        <w:rPr>
+          <w:rFonts w:ascii="Calibri" w:cs="Calibri" w:eastAsia="Calibri" w:hAnsi="Calibri"/>
+          <w:b/>
+          <w:bCs/>
+          <w:color w:val="1A1A18"/>
+          <w:sz w:val="22"/>
+          <w:szCs w:val="22"/>
+        </w:rPr>
+        <w:t xml:space="preserve">existing</w:t>
+      </w:r>
+      <w:r>
+        <w:rPr>
+          <w:rFonts w:ascii="Calibri" w:cs="Calibri" w:eastAsia="Calibri" w:hAnsi="Calibri"/>
+          <w:color w:val="1A1A18"/>
+          <w:sz w:val="22"/>
+          <w:szCs w:val="22"/>
+        </w:rPr>
+        <w:t xml:space="preserve"> parties;</w:t>
       </w:r>
     </w:p>
     <w:p>
@@ -606,6 +685,65 @@
           <w:szCs w:val="22"/>
         </w:rPr>
         <w:t xml:space="preserve"> rooms: both yours (admin) and those created by mediators (Mode B);</w:t>
+      </w:r>
+    </w:p>
+    <w:p>
+      <w:pPr>
+        <w:pStyle w:val="ListParagraph"/>
+        <w:numPr>
+          <w:ilvl w:val="0"/>
+          <w:numId w:val="1"/>
+        </w:numPr>
+        <w:spacing w:after="80"/>
+      </w:pPr>
+      <w:r>
+        <w:rPr>
+          <w:rFonts w:ascii="Calibri" w:cs="Calibri" w:eastAsia="Calibri" w:hAnsi="Calibri"/>
+          <w:color w:val="1A1A18"/>
+          <w:sz w:val="22"/>
+          <w:szCs w:val="22"/>
+        </w:rPr>
+        <w:t xml:space="preserve">manage </w:t>
+      </w:r>
+      <w:r>
+        <w:rPr>
+          <w:rFonts w:ascii="Calibri" w:cs="Calibri" w:eastAsia="Calibri" w:hAnsi="Calibri"/>
+          <w:b/>
+          <w:bCs/>
+          <w:color w:val="1A1A18"/>
+          <w:sz w:val="22"/>
+          <w:szCs w:val="22"/>
+        </w:rPr>
+        <w:t xml:space="preserve">all</w:t>
+      </w:r>
+      <w:r>
+        <w:rPr>
+          <w:rFonts w:ascii="Calibri" w:cs="Calibri" w:eastAsia="Calibri" w:hAnsi="Calibri"/>
+          <w:color w:val="1A1A18"/>
+          <w:sz w:val="22"/>
+          <w:szCs w:val="22"/>
+        </w:rPr>
+        <w:t xml:space="preserve"> party accounts under </w:t>
+      </w:r>
+      <w:r>
+        <w:rPr>
+          <w:rFonts w:ascii="Calibri" w:cs="Calibri" w:eastAsia="Calibri" w:hAnsi="Calibri"/>
+          <w:b/>
+          <w:bCs/>
+          <w:color w:val="1A1A18"/>
+          <w:sz w:val="22"/>
+          <w:szCs w:val="22"/>
+        </w:rPr>
+        <w:t xml:space="preserve">Sides</w:t>
+      </w:r>
+      <w:r>
+        <w:rPr>
+          <w:rFonts w:ascii="Calibri" w:cs="Calibri" w:eastAsia="Calibri" w:hAnsi="Calibri"/>
+          <w:color w:val="1A1A18"/>
+          <w:sz w:val="22"/>
+          <w:szCs w:val="22"/>
+        </w:rPr>
+        <w:t xml:space="preserve"> (including roomless / orphan accounts);</w:t>
       </w:r>
     </w:p>
     <w:p>
@@ -1291,6 +1429,54 @@
                 <w:sz w:val="18"/>
                 <w:szCs w:val="18"/>
               </w:rPr>
+              <w:t xml:space="preserve">Sides</w:t>
+            </w:r>
+          </w:p>
+        </w:tc>
+        <w:tc>
+          <w:tcPr>
+            <w:tcW w:type="dxa" w:w="4500"/>
+            <w:tcBorders>
+              <w:top w:val="single" w:color="D8D4CC" w:sz="4"/>
+              <w:left w:val="single" w:color="D8D4CC" w:sz="4"/>
+              <w:bottom w:val="single" w:color="D8D4CC" w:sz="4"/>
+              <w:right w:val="single" w:color="D8D4CC" w:sz="4"/>
+            </w:tcBorders>
+          </w:tcPr>
+          <w:p>
+            <w:r>
+              <w:rPr>
+                <w:rFonts w:ascii="Calibri" w:cs="Calibri" w:eastAsia="Calibri" w:hAnsi="Calibri"/>
+                <w:color w:val="1A1A18"/>
+                <w:sz w:val="18"/>
+                <w:szCs w:val="18"/>
+              </w:rPr>
+              <w:t xml:space="preserve">All parties, including those without a room</w:t>
+            </w:r>
+          </w:p>
+        </w:tc>
+      </w:tr>
+      <w:tr>
+        <w:tc>
+          <w:tcPr>
+            <w:tcW w:type="dxa" w:w="4500"/>
+            <w:tcBorders>
+              <w:top w:val="single" w:color="D8D4CC" w:sz="4"/>
+              <w:left w:val="single" w:color="D8D4CC" w:sz="4"/>
+              <w:bottom w:val="single" w:color="D8D4CC" w:sz="4"/>
+              <w:right w:val="single" w:color="D8D4CC" w:sz="4"/>
+            </w:tcBorders>
+          </w:tcPr>
+          <w:p>
+            <w:r>
+              <w:rPr>
+                <w:rFonts w:ascii="Calibri" w:cs="Calibri" w:eastAsia="Calibri" w:hAnsi="Calibri"/>
+                <w:b/>
+                <w:bCs/>
+                <w:color w:val="1A1A18"/>
+                <w:sz w:val="18"/>
+                <w:szCs w:val="18"/>
+              </w:rPr>
               <w:t xml:space="preserve">Mediators</w:t>
             </w:r>
           </w:p>
@@ -1397,6 +1583,26 @@
           <w:sz w:val="22"/>
           <w:szCs w:val="22"/>
         </w:rPr>
+        <w:t xml:space="preserve">Help</w:t>
+      </w:r>
+      <w:r>
+        <w:rPr>
+          <w:rFonts w:ascii="Calibri" w:cs="Calibri" w:eastAsia="Calibri" w:hAnsi="Calibri"/>
+          <w:color w:val="1A1A18"/>
+          <w:sz w:val="22"/>
+          <w:szCs w:val="22"/>
+        </w:rPr>
+        <w:t xml:space="preserve">, </w:t>
+      </w:r>
+      <w:r>
+        <w:rPr>
+          <w:rFonts w:ascii="Calibri" w:cs="Calibri" w:eastAsia="Calibri" w:hAnsi="Calibri"/>
+          <w:b/>
+          <w:bCs/>
+          <w:color w:val="1A1A18"/>
+          <w:sz w:val="22"/>
+          <w:szCs w:val="22"/>
+        </w:rPr>
         <w:t xml:space="preserve">EN | UA</w:t>
       </w:r>
       <w:r>
@@ -1406,7 +1612,7 @@
           <w:sz w:val="22"/>
           <w:szCs w:val="22"/>
         </w:rPr>
-        <w:t xml:space="preserve"> and </w:t>
+        <w:t xml:space="preserve">, and </w:t>
       </w:r>
       <w:r>
         <w:rPr>
@@ -1480,7 +1686,7 @@
           <w:sz w:val="22"/>
           <w:szCs w:val="22"/>
         </w:rPr>
-        <w:t xml:space="preserve"> icon in the top bar opens the instructions and PDF / DOCX downloads. The notifications icon is decorative for now.</w:t>
+        <w:t xml:space="preserve"> button at the bottom of the sidebar opens the instructions and PDF / DOCX downloads. The notifications icon in the top bar is decorative for now.</w:t>
       </w:r>
     </w:p>
     <w:p>
@@ -2407,6 +2613,15 @@
       <w:r>
         <w:rPr>
           <w:rFonts w:ascii="Calibri" w:cs="Calibri" w:eastAsia="Calibri" w:hAnsi="Calibri"/>
+          <w:color w:val="1A1A18"/>
+          <w:sz w:val="22"/>
+          <w:szCs w:val="22"/>
+        </w:rPr>
+        <w:t xml:space="preserve">For </w:t>
+      </w:r>
+      <w:r>
+        <w:rPr>
+          <w:rFonts w:ascii="Calibri" w:cs="Calibri" w:eastAsia="Calibri" w:hAnsi="Calibri"/>
           <w:b/>
           <w:bCs/>
           <w:color w:val="1A1A18"/>
@@ -2442,7 +2657,37 @@
           <w:sz w:val="22"/>
           <w:szCs w:val="22"/>
         </w:rPr>
-        <w:t xml:space="preserve">: </w:t>
+        <w:t xml:space="preserve">, choose either:</w:t>
+      </w:r>
+    </w:p>
+    <w:p>
+      <w:pPr>
+        <w:pStyle w:val="ListParagraph"/>
+        <w:numPr>
+          <w:ilvl w:val="0"/>
+          <w:numId w:val="1"/>
+        </w:numPr>
+        <w:spacing w:after="80"/>
+      </w:pPr>
+      <w:r>
+        <w:rPr>
+          <w:rFonts w:ascii="Calibri" w:cs="Calibri" w:eastAsia="Calibri" w:hAnsi="Calibri"/>
+          <w:b/>
+          <w:bCs/>
+          <w:color w:val="1A1A18"/>
+          <w:sz w:val="22"/>
+          <w:szCs w:val="22"/>
+        </w:rPr>
+        <w:t xml:space="preserve">Create new</w:t>
+      </w:r>
+      <w:r>
+        <w:rPr>
+          <w:rFonts w:ascii="Calibri" w:cs="Calibri" w:eastAsia="Calibri" w:hAnsi="Calibri"/>
+          <w:color w:val="1A1A18"/>
+          <w:sz w:val="22"/>
+          <w:szCs w:val="22"/>
+        </w:rPr>
+        <w:t xml:space="preserve"> — </w:t>
       </w:r>
       <w:r>
         <w:rPr>
@@ -2482,7 +2727,37 @@
           <w:sz w:val="22"/>
           <w:szCs w:val="22"/>
         </w:rPr>
-        <w:t xml:space="preserve">.</w:t>
+        <w:t xml:space="preserve"> (new login psylex_… and password); or</w:t>
+      </w:r>
+    </w:p>
+    <w:p>
+      <w:pPr>
+        <w:pStyle w:val="ListParagraph"/>
+        <w:numPr>
+          <w:ilvl w:val="0"/>
+          <w:numId w:val="1"/>
+        </w:numPr>
+        <w:spacing w:after="80"/>
+      </w:pPr>
+      <w:r>
+        <w:rPr>
+          <w:rFonts w:ascii="Calibri" w:cs="Calibri" w:eastAsia="Calibri" w:hAnsi="Calibri"/>
+          <w:b/>
+          <w:bCs/>
+          <w:color w:val="1A1A18"/>
+          <w:sz w:val="22"/>
+          <w:szCs w:val="22"/>
+        </w:rPr>
+        <w:t xml:space="preserve">Add existing</w:t>
+      </w:r>
+      <w:r>
+        <w:rPr>
+          <w:rFonts w:ascii="Calibri" w:cs="Calibri" w:eastAsia="Calibri" w:hAnsi="Calibri"/>
+          <w:color w:val="1A1A18"/>
+          <w:sz w:val="22"/>
+          <w:szCs w:val="22"/>
+        </w:rPr>
+        <w:t xml:space="preserve"> — search by login or title and attach a returning participant (tests and personal bot stay; they only fill dispute intake for this room).</w:t>
       </w:r>
     </w:p>
     <w:p>
@@ -2526,7 +2801,7 @@
           <w:sz w:val="22"/>
           <w:szCs w:val="22"/>
         </w:rPr>
-        <w:t xml:space="preserve">Jurisdiction is fixed permanently: legal RAG search during analysis depends on it. You cannot change it later.</w:t>
+        <w:t xml:space="preserve">Jurisdiction is fixed permanently: legal RAG search during analysis depends on it. You cannot change it later. The same person cannot fill both party slots in one room.</w:t>
       </w:r>
     </w:p>
     <w:p>
@@ -2559,7 +2834,7 @@
           <w:sz w:val="22"/>
           <w:szCs w:val="22"/>
         </w:rPr>
-        <w:t xml:space="preserve">two users party_a and party_b appear with logins psylex_… and generated passwords;</w:t>
+        <w:t xml:space="preserve">party slots are filled with new or attached users (party_a / party_b);</w:t>
       </w:r>
     </w:p>
     <w:p>
@@ -2622,6 +2897,71 @@
     </w:p>
     <w:p>
       <w:pPr>
+        <w:spacing w:after="160" w:line="276"/>
+      </w:pPr>
+      <w:r>
+        <w:rPr>
+          <w:rFonts w:ascii="Calibri" w:cs="Calibri" w:eastAsia="Calibri" w:hAnsi="Calibri"/>
+          <w:b/>
+          <w:bCs/>
+          <w:color w:val="1A1A18"/>
+          <w:sz w:val="22"/>
+          <w:szCs w:val="22"/>
+        </w:rPr>
+        <w:t xml:space="preserve">Mode A vs Mode B:</w:t>
+      </w:r>
+      <w:r>
+        <w:rPr>
+          <w:rFonts w:ascii="Calibri" w:cs="Calibri" w:eastAsia="Calibri" w:hAnsi="Calibri"/>
+          <w:color w:val="1A1A18"/>
+          <w:sz w:val="22"/>
+          <w:szCs w:val="22"/>
+        </w:rPr>
+        <w:t xml:space="preserve"> admin </w:t>
+      </w:r>
+      <w:r>
+        <w:rPr>
+          <w:rFonts w:ascii="Calibri" w:cs="Calibri" w:eastAsia="Calibri" w:hAnsi="Calibri"/>
+          <w:b/>
+          <w:bCs/>
+          <w:color w:val="1A1A18"/>
+          <w:sz w:val="22"/>
+          <w:szCs w:val="22"/>
+        </w:rPr>
+        <w:t xml:space="preserve">New Room</w:t>
+      </w:r>
+      <w:r>
+        <w:rPr>
+          <w:rFonts w:ascii="Calibri" w:cs="Calibri" w:eastAsia="Calibri" w:hAnsi="Calibri"/>
+          <w:color w:val="1A1A18"/>
+          <w:sz w:val="22"/>
+          <w:szCs w:val="22"/>
+        </w:rPr>
+        <w:t xml:space="preserve"> is always Mode A. Mode B rooms are created by mediators and appear under </w:t>
+      </w:r>
+      <w:r>
+        <w:rPr>
+          <w:rFonts w:ascii="Calibri" w:cs="Calibri" w:eastAsia="Calibri" w:hAnsi="Calibri"/>
+          <w:b/>
+          <w:bCs/>
+          <w:color w:val="1A1A18"/>
+          <w:sz w:val="22"/>
+          <w:szCs w:val="22"/>
+        </w:rPr>
+        <w:t xml:space="preserve">Mediator rooms</w:t>
+      </w:r>
+      <w:r>
+        <w:rPr>
+          <w:rFonts w:ascii="Calibri" w:cs="Calibri" w:eastAsia="Calibri" w:hAnsi="Calibri"/>
+          <w:color w:val="1A1A18"/>
+          <w:sz w:val="22"/>
+          <w:szCs w:val="22"/>
+        </w:rPr>
+        <w:t xml:space="preserve">.</w:t>
+      </w:r>
+    </w:p>
+    <w:p>
+      <w:pPr>
         <w:pBdr>
           <w:bottom w:val="single" w:color="D8D4CC" w:sz="6" w:space="1"/>
         </w:pBdr>
@@ -2648,7 +2988,189 @@
           <w:sz w:val="28"/>
           <w:szCs w:val="28"/>
         </w:rPr>
-        <w:t xml:space="preserve">6. Room card</w:t>
+        <w:t xml:space="preserve">6. Sides</w:t>
+      </w:r>
+    </w:p>
+    <w:p>
+      <w:pPr>
+        <w:spacing w:after="160" w:line="276"/>
+      </w:pPr>
+      <w:r>
+        <w:rPr>
+          <w:rFonts w:ascii="Calibri" w:cs="Calibri" w:eastAsia="Calibri" w:hAnsi="Calibri"/>
+          <w:color w:val="1A1A18"/>
+          <w:sz w:val="22"/>
+          <w:szCs w:val="22"/>
+        </w:rPr>
+        <w:t xml:space="preserve">Menu item </w:t>
+      </w:r>
+      <w:r>
+        <w:rPr>
+          <w:rFonts w:ascii="Calibri" w:cs="Calibri" w:eastAsia="Calibri" w:hAnsi="Calibri"/>
+          <w:b/>
+          <w:bCs/>
+          <w:color w:val="1A1A18"/>
+          <w:sz w:val="22"/>
+          <w:szCs w:val="22"/>
+        </w:rPr>
+        <w:t xml:space="preserve">Sides</w:t>
+      </w:r>
+      <w:r>
+        <w:rPr>
+          <w:rFonts w:ascii="Calibri" w:cs="Calibri" w:eastAsia="Calibri" w:hAnsi="Calibri"/>
+          <w:color w:val="1A1A18"/>
+          <w:sz w:val="22"/>
+          <w:szCs w:val="22"/>
+        </w:rPr>
+        <w:t xml:space="preserve"> — the full party registry.</w:t>
+      </w:r>
+    </w:p>
+    <w:p>
+      <w:pPr>
+        <w:pStyle w:val="ListParagraph"/>
+        <w:numPr>
+          <w:ilvl w:val="0"/>
+          <w:numId w:val="1"/>
+        </w:numPr>
+        <w:spacing w:after="80"/>
+      </w:pPr>
+      <w:r>
+        <w:rPr>
+          <w:rFonts w:ascii="Calibri" w:cs="Calibri" w:eastAsia="Calibri" w:hAnsi="Calibri"/>
+          <w:color w:val="1A1A18"/>
+          <w:sz w:val="22"/>
+          <w:szCs w:val="22"/>
+        </w:rPr>
+        <w:t xml:space="preserve">Admins see </w:t>
+      </w:r>
+      <w:r>
+        <w:rPr>
+          <w:rFonts w:ascii="Calibri" w:cs="Calibri" w:eastAsia="Calibri" w:hAnsi="Calibri"/>
+          <w:b/>
+          <w:bCs/>
+          <w:color w:val="1A1A18"/>
+          <w:sz w:val="22"/>
+          <w:szCs w:val="22"/>
+        </w:rPr>
+        <w:t xml:space="preserve">all</w:t>
+      </w:r>
+      <w:r>
+        <w:rPr>
+          <w:rFonts w:ascii="Calibri" w:cs="Calibri" w:eastAsia="Calibri" w:hAnsi="Calibri"/>
+          <w:color w:val="1A1A18"/>
+          <w:sz w:val="22"/>
+          <w:szCs w:val="22"/>
+        </w:rPr>
+        <w:t xml:space="preserve"> parties, including those with </w:t>
+      </w:r>
+      <w:r>
+        <w:rPr>
+          <w:rFonts w:ascii="Calibri" w:cs="Calibri" w:eastAsia="Calibri" w:hAnsi="Calibri"/>
+          <w:b/>
+          <w:bCs/>
+          <w:color w:val="1A1A18"/>
+          <w:sz w:val="22"/>
+          <w:szCs w:val="22"/>
+        </w:rPr>
+        <w:t xml:space="preserve">no room</w:t>
+      </w:r>
+      <w:r>
+        <w:rPr>
+          <w:rFonts w:ascii="Calibri" w:cs="Calibri" w:eastAsia="Calibri" w:hAnsi="Calibri"/>
+          <w:color w:val="1A1A18"/>
+          <w:sz w:val="22"/>
+          <w:szCs w:val="22"/>
+        </w:rPr>
+        <w:t xml:space="preserve"> (roomless / orphan accounts).</w:t>
+      </w:r>
+    </w:p>
+    <w:p>
+      <w:pPr>
+        <w:pStyle w:val="ListParagraph"/>
+        <w:numPr>
+          <w:ilvl w:val="0"/>
+          <w:numId w:val="1"/>
+        </w:numPr>
+        <w:spacing w:after="80"/>
+      </w:pPr>
+      <w:r>
+        <w:rPr>
+          <w:rFonts w:ascii="Calibri" w:cs="Calibri" w:eastAsia="Calibri" w:hAnsi="Calibri"/>
+          <w:color w:val="1A1A18"/>
+          <w:sz w:val="22"/>
+          <w:szCs w:val="22"/>
+        </w:rPr>
+        <w:t xml:space="preserve">Mediators see only parties from their own rooms (see mediator.md).</w:t>
+      </w:r>
+    </w:p>
+    <w:p>
+      <w:pPr>
+        <w:pStyle w:val="ListParagraph"/>
+        <w:numPr>
+          <w:ilvl w:val="0"/>
+          <w:numId w:val="1"/>
+        </w:numPr>
+        <w:spacing w:after="80"/>
+      </w:pPr>
+      <w:r>
+        <w:rPr>
+          <w:rFonts w:ascii="Calibri" w:cs="Calibri" w:eastAsia="Calibri" w:hAnsi="Calibri"/>
+          <w:color w:val="1A1A18"/>
+          <w:sz w:val="22"/>
+          <w:szCs w:val="22"/>
+        </w:rPr>
+        <w:t xml:space="preserve">Use </w:t>
+      </w:r>
+      <w:r>
+        <w:rPr>
+          <w:rFonts w:ascii="Calibri" w:cs="Calibri" w:eastAsia="Calibri" w:hAnsi="Calibri"/>
+          <w:b/>
+          <w:bCs/>
+          <w:color w:val="1A1A18"/>
+          <w:sz w:val="22"/>
+          <w:szCs w:val="22"/>
+        </w:rPr>
+        <w:t xml:space="preserve">Sides</w:t>
+      </w:r>
+      <w:r>
+        <w:rPr>
+          <w:rFonts w:ascii="Calibri" w:cs="Calibri" w:eastAsia="Calibri" w:hAnsi="Calibri"/>
+          <w:color w:val="1A1A18"/>
+          <w:sz w:val="22"/>
+          <w:szCs w:val="22"/>
+        </w:rPr>
+        <w:t xml:space="preserve"> to open a party card, copy credentials, or find accounts to attach when creating a room.</w:t>
+      </w:r>
+    </w:p>
+    <w:p>
+      <w:pPr>
+        <w:pBdr>
+          <w:bottom w:val="single" w:color="D8D4CC" w:sz="6" w:space="1"/>
+        </w:pBdr>
+        <w:spacing w:after="120" w:before="120"/>
+      </w:pPr>
+      <w:r>
+        <w:t xml:space="preserve"/>
+      </w:r>
+    </w:p>
+    <w:p>
+      <w:pPr>
+        <w:pStyle w:val="Heading2"/>
+        <w:pBdr>
+          <w:bottom w:val="single" w:color="9A7B2F" w:sz="8" w:space="4"/>
+        </w:pBdr>
+        <w:spacing w:after="120" w:before="280"/>
+      </w:pPr>
+      <w:r>
+        <w:rPr>
+          <w:rFonts w:ascii="Georgia" w:cs="Georgia" w:eastAsia="Georgia" w:hAnsi="Georgia"/>
+          <w:b/>
+          <w:bCs/>
+          <w:color w:val="1A1A18"/>
+          <w:sz w:val="28"/>
+          <w:szCs w:val="28"/>
+        </w:rPr>
+        <w:t xml:space="preserve">7. Room card</w:t>
       </w:r>
     </w:p>
     <w:p>
@@ -3217,7 +3739,7 @@
           <w:sz w:val="28"/>
           <w:szCs w:val="28"/>
         </w:rPr>
-        <w:t xml:space="preserve">7. Credentials and Magic Link</w:t>
+        <w:t xml:space="preserve">8. Credentials and Magic Link</w:t>
       </w:r>
     </w:p>
     <w:p>
@@ -3422,7 +3944,27 @@
           <w:sz w:val="22"/>
           <w:szCs w:val="22"/>
         </w:rPr>
-        <w:t xml:space="preserve">after sign-in it becomes used;</w:t>
+        <w:t xml:space="preserve">the recipient opens a confirmation page and clicks </w:t>
+      </w:r>
+      <w:r>
+        <w:rPr>
+          <w:rFonts w:ascii="Calibri" w:cs="Calibri" w:eastAsia="Calibri" w:hAnsi="Calibri"/>
+          <w:b/>
+          <w:bCs/>
+          <w:color w:val="1A1A18"/>
+          <w:sz w:val="22"/>
+          <w:szCs w:val="22"/>
+        </w:rPr>
+        <w:t xml:space="preserve">Continue</w:t>
+      </w:r>
+      <w:r>
+        <w:rPr>
+          <w:rFonts w:ascii="Calibri" w:cs="Calibri" w:eastAsia="Calibri" w:hAnsi="Calibri"/>
+          <w:color w:val="1A1A18"/>
+          <w:sz w:val="22"/>
+          <w:szCs w:val="22"/>
+        </w:rPr>
+        <w:t xml:space="preserve"> to complete sign-in (the link is consumed then);</w:t>
       </w:r>
     </w:p>
     <w:p>
@@ -3441,7 +3983,26 @@
           <w:sz w:val="22"/>
           <w:szCs w:val="22"/>
         </w:rPr>
-        <w:t xml:space="preserve">the user lands immediately on their next step (onboarding, lobby, and so on).</w:t>
+        <w:t xml:space="preserve">after use it becomes invalid;</w:t>
+      </w:r>
+    </w:p>
+    <w:p>
+      <w:pPr>
+        <w:pStyle w:val="ListParagraph"/>
+        <w:numPr>
+          <w:ilvl w:val="0"/>
+          <w:numId w:val="1"/>
+        </w:numPr>
+        <w:spacing w:after="80"/>
+      </w:pPr>
+      <w:r>
+        <w:rPr>
+          <w:rFonts w:ascii="Calibri" w:cs="Calibri" w:eastAsia="Calibri" w:hAnsi="Calibri"/>
+          <w:color w:val="1A1A18"/>
+          <w:sz w:val="22"/>
+          <w:szCs w:val="22"/>
+        </w:rPr>
+        <w:t xml:space="preserve">the user lands on their next step (onboarding, lobby, and so on).</w:t>
       </w:r>
     </w:p>
     <w:p>
@@ -3560,7 +4121,7 @@
           <w:sz w:val="28"/>
           <w:szCs w:val="28"/>
         </w:rPr>
-        <w:t xml:space="preserve">8. Mediators</w:t>
+        <w:t xml:space="preserve">9. Mediators</w:t>
       </w:r>
     </w:p>
     <w:p>
@@ -4135,7 +4696,7 @@
           <w:sz w:val="28"/>
           <w:szCs w:val="28"/>
         </w:rPr>
-        <w:t xml:space="preserve">9. Settings: API credentials</w:t>
+        <w:t xml:space="preserve">10. Settings: API credentials</w:t>
       </w:r>
     </w:p>
     <w:p>
@@ -4393,7 +4954,7 @@
           <w:sz w:val="28"/>
           <w:szCs w:val="28"/>
         </w:rPr>
-        <w:t xml:space="preserve">10. Settings: tests</w:t>
+        <w:t xml:space="preserve">11. Settings: tests</w:t>
       </w:r>
     </w:p>
     <w:p>
@@ -4817,7 +5378,7 @@
           <w:sz w:val="28"/>
           <w:szCs w:val="28"/>
         </w:rPr>
-        <w:t xml:space="preserve">11. Settings: agent prompts</w:t>
+        <w:t xml:space="preserve">12. Settings: agent prompts</w:t>
       </w:r>
     </w:p>
     <w:p>
@@ -5590,7 +6151,7 @@
           <w:sz w:val="28"/>
           <w:szCs w:val="28"/>
         </w:rPr>
-        <w:t xml:space="preserve">12. Settings: RAG</w:t>
+        <w:t xml:space="preserve">13. Settings: RAG</w:t>
       </w:r>
     </w:p>
     <w:p>
@@ -6359,7 +6920,7 @@
           <w:sz w:val="28"/>
           <w:szCs w:val="28"/>
         </w:rPr>
-        <w:t xml:space="preserve">13. Settings: Help</w:t>
+        <w:t xml:space="preserve">14. Settings: Help</w:t>
       </w:r>
     </w:p>
     <w:p>
@@ -6606,7 +7167,26 @@
           <w:sz w:val="22"/>
           <w:szCs w:val="22"/>
         </w:rPr>
-        <w:t xml:space="preserve"> — restore the text from the instruction/ repository.</w:t>
+        <w:t xml:space="preserve"> — restore the text from the instruction/ repository (use this after a deploy if the live DB still has an older edited copy).</w:t>
+      </w:r>
+    </w:p>
+    <w:p>
+      <w:pPr>
+        <w:pStyle w:val="ListParagraph"/>
+        <w:numPr>
+          <w:ilvl w:val="0"/>
+          <w:numId w:val="2"/>
+        </w:numPr>
+        <w:spacing w:after="80"/>
+      </w:pPr>
+      <w:r>
+        <w:rPr>
+          <w:rFonts w:ascii="Calibri" w:cs="Calibri" w:eastAsia="Calibri" w:hAnsi="Calibri"/>
+          <w:color w:val="1A1A18"/>
+          <w:sz w:val="22"/>
+          <w:szCs w:val="22"/>
+        </w:rPr>
+        <w:t xml:space="preserve">Regenerating PDF / DOCX exports for Help is done from the repository (npm run help:docs); after deploy, reset live overrides if admins had edited copies so production matches git.</w:t>
       </w:r>
     </w:p>
     <w:p>
@@ -6687,7 +7267,7 @@
           <w:sz w:val="28"/>
           <w:szCs w:val="28"/>
         </w:rPr>
-        <w:t xml:space="preserve">14. Watching analysis and mediation</w:t>
+        <w:t xml:space="preserve">15. Watching analysis and mediation</w:t>
       </w:r>
     </w:p>
     <w:p>
@@ -6786,7 +7366,27 @@
           <w:sz w:val="22"/>
           <w:szCs w:val="22"/>
         </w:rPr>
-        <w:t xml:space="preserve">Pipeline: triggered / completed, agent started / completed / failed / skipped, mediation phase changed.</w:t>
+        <w:t xml:space="preserve">Pipeline: triggered / completed, agent started / completed / failed / skipped, mediation phase changed. Incomplete readiness steps may show </w:t>
+      </w:r>
+      <w:r>
+        <w:rPr>
+          <w:rFonts w:ascii="Calibri" w:cs="Calibri" w:eastAsia="Calibri" w:hAnsi="Calibri"/>
+          <w:b/>
+          <w:bCs/>
+          <w:color w:val="1A1A18"/>
+          <w:sz w:val="22"/>
+          <w:szCs w:val="22"/>
+        </w:rPr>
+        <w:t xml:space="preserve">Generating…</w:t>
+      </w:r>
+      <w:r>
+        <w:rPr>
+          <w:rFonts w:ascii="Calibri" w:cs="Calibri" w:eastAsia="Calibri" w:hAnsi="Calibri"/>
+          <w:color w:val="1A1A18"/>
+          <w:sz w:val="22"/>
+          <w:szCs w:val="22"/>
+        </w:rPr>
+        <w:t xml:space="preserve"> while AI analysis runs.</w:t>
       </w:r>
     </w:p>
     <w:p>
@@ -7148,7 +7748,27 @@
           <w:sz w:val="22"/>
           <w:szCs w:val="22"/>
         </w:rPr>
-        <w:t xml:space="preserve">The admin </w:t>
+        <w:t xml:space="preserve">The downloadable results PDF covers legislation / legal information, the agreed solution (or no-agreement note), and the agreement text — </w:t>
+      </w:r>
+      <w:r>
+        <w:rPr>
+          <w:rFonts w:ascii="Calibri" w:cs="Calibri" w:eastAsia="Calibri" w:hAnsi="Calibri"/>
+          <w:b/>
+          <w:bCs/>
+          <w:color w:val="1A1A18"/>
+          <w:sz w:val="22"/>
+          <w:szCs w:val="22"/>
+        </w:rPr>
+        <w:t xml:space="preserve">without</w:t>
+      </w:r>
+      <w:r>
+        <w:rPr>
+          <w:rFonts w:ascii="Calibri" w:cs="Calibri" w:eastAsia="Calibri" w:hAnsi="Calibri"/>
+          <w:color w:val="1A1A18"/>
+          <w:sz w:val="22"/>
+          <w:szCs w:val="22"/>
+        </w:rPr>
+        <w:t xml:space="preserve"> a psychodynamic profile chapter. The admin </w:t>
       </w:r>
       <w:r>
         <w:rPr>
@@ -7199,7 +7819,7 @@
           <w:sz w:val="28"/>
           <w:szCs w:val="28"/>
         </w:rPr>
-        <w:t xml:space="preserve">15. Language and logout</w:t>
+        <w:t xml:space="preserve">16. Language and logout</w:t>
       </w:r>
     </w:p>
     <w:p>
@@ -7290,7 +7910,7 @@
           <w:sz w:val="28"/>
           <w:szCs w:val="28"/>
         </w:rPr>
-        <w:t xml:space="preserve">16. Tips and typical situations</w:t>
+        <w:t xml:space="preserve">17. Tips and typical situations</w:t>
       </w:r>
     </w:p>
     <w:p>
@@ -7335,7 +7955,27 @@
           <w:sz w:val="22"/>
           <w:szCs w:val="22"/>
         </w:rPr>
-        <w:t xml:space="preserve"> is always Mode A. Mode B appears when a mediator creates the room. Both types are visible on the matching tabs.</w:t>
+        <w:t xml:space="preserve"> is always Mode A. Mode B appears when a mediator creates the room. Both types are visible on the matching tabs. Create-room can attach existing parties from </w:t>
+      </w:r>
+      <w:r>
+        <w:rPr>
+          <w:rFonts w:ascii="Calibri" w:cs="Calibri" w:eastAsia="Calibri" w:hAnsi="Calibri"/>
+          <w:b/>
+          <w:bCs/>
+          <w:color w:val="1A1A18"/>
+          <w:sz w:val="22"/>
+          <w:szCs w:val="22"/>
+        </w:rPr>
+        <w:t xml:space="preserve">Sides</w:t>
+      </w:r>
+      <w:r>
+        <w:rPr>
+          <w:rFonts w:ascii="Calibri" w:cs="Calibri" w:eastAsia="Calibri" w:hAnsi="Calibri"/>
+          <w:color w:val="1A1A18"/>
+          <w:sz w:val="22"/>
+          <w:szCs w:val="22"/>
+        </w:rPr>
+        <w:t xml:space="preserve">.</w:t>
       </w:r>
     </w:p>
     <w:p>

--- a/public/docs/en/admin.docx
+++ b/public/docs/en/admin.docx
@@ -2038,6 +2038,117 @@
     </w:p>
     <w:p>
       <w:pPr>
+        <w:spacing w:after="160" w:line="276"/>
+      </w:pPr>
+      <w:r>
+        <w:rPr>
+          <w:rFonts w:ascii="Calibri" w:cs="Calibri" w:eastAsia="Calibri" w:hAnsi="Calibri"/>
+          <w:color w:val="1A1A18"/>
+          <w:sz w:val="22"/>
+          <w:szCs w:val="22"/>
+        </w:rPr>
+        <w:t xml:space="preserve">Path: </w:t>
+      </w:r>
+      <w:r>
+        <w:rPr>
+          <w:rFonts w:ascii="Calibri" w:cs="Calibri" w:eastAsia="Calibri" w:hAnsi="Calibri"/>
+          <w:b/>
+          <w:bCs/>
+          <w:color w:val="1A1A18"/>
+          <w:sz w:val="22"/>
+          <w:szCs w:val="22"/>
+        </w:rPr>
+        <w:t xml:space="preserve">Rooms</w:t>
+      </w:r>
+      <w:r>
+        <w:rPr>
+          <w:rFonts w:ascii="Calibri" w:cs="Calibri" w:eastAsia="Calibri" w:hAnsi="Calibri"/>
+          <w:color w:val="1A1A18"/>
+          <w:sz w:val="22"/>
+          <w:szCs w:val="22"/>
+        </w:rPr>
+        <w:t xml:space="preserve"> → </w:t>
+      </w:r>
+      <w:r>
+        <w:rPr>
+          <w:rFonts w:ascii="Calibri" w:cs="Calibri" w:eastAsia="Calibri" w:hAnsi="Calibri"/>
+          <w:b/>
+          <w:bCs/>
+          <w:color w:val="1A1A18"/>
+          <w:sz w:val="22"/>
+          <w:szCs w:val="22"/>
+        </w:rPr>
+        <w:t xml:space="preserve">New Room</w:t>
+      </w:r>
+      <w:r>
+        <w:rPr>
+          <w:rFonts w:ascii="Calibri" w:cs="Calibri" w:eastAsia="Calibri" w:hAnsi="Calibri"/>
+          <w:color w:val="1A1A18"/>
+          <w:sz w:val="22"/>
+          <w:szCs w:val="22"/>
+        </w:rPr>
+        <w:t xml:space="preserve"> (or </w:t>
+      </w:r>
+      <w:r>
+        <w:rPr>
+          <w:rFonts w:ascii="Calibri" w:cs="Calibri" w:eastAsia="Calibri" w:hAnsi="Calibri"/>
+          <w:b/>
+          <w:bCs/>
+          <w:color w:val="1A1A18"/>
+          <w:sz w:val="22"/>
+          <w:szCs w:val="22"/>
+        </w:rPr>
+        <w:t xml:space="preserve">Return to rooms</w:t>
+      </w:r>
+      <w:r>
+        <w:rPr>
+          <w:rFonts w:ascii="Calibri" w:cs="Calibri" w:eastAsia="Calibri" w:hAnsi="Calibri"/>
+          <w:color w:val="1A1A18"/>
+          <w:sz w:val="22"/>
+          <w:szCs w:val="22"/>
+        </w:rPr>
+        <w:t xml:space="preserve"> to go back). Subtitle: set up the room and both sides; credentials are generated when you create the room (for </w:t>
+      </w:r>
+      <w:r>
+        <w:rPr>
+          <w:rFonts w:ascii="Calibri" w:cs="Calibri" w:eastAsia="Calibri" w:hAnsi="Calibri"/>
+          <w:b/>
+          <w:bCs/>
+          <w:color w:val="1A1A18"/>
+          <w:sz w:val="22"/>
+          <w:szCs w:val="22"/>
+        </w:rPr>
+        <w:t xml:space="preserve">new</w:t>
+      </w:r>
+      <w:r>
+        <w:rPr>
+          <w:rFonts w:ascii="Calibri" w:cs="Calibri" w:eastAsia="Calibri" w:hAnsi="Calibri"/>
+          <w:color w:val="1A1A18"/>
+          <w:sz w:val="22"/>
+          <w:szCs w:val="22"/>
+        </w:rPr>
+        <w:t xml:space="preserve"> participants).</w:t>
+      </w:r>
+    </w:p>
+    <w:p>
+      <w:pPr>
+        <w:pStyle w:val="Heading3"/>
+        <w:spacing w:after="80" w:before="200"/>
+      </w:pPr>
+      <w:r>
+        <w:rPr>
+          <w:rFonts w:ascii="Calibri" w:cs="Calibri" w:eastAsia="Calibri" w:hAnsi="Calibri"/>
+          <w:b/>
+          <w:bCs/>
+          <w:color w:val="1A1A18"/>
+          <w:sz w:val="24"/>
+          <w:szCs w:val="24"/>
+        </w:rPr>
+        <w:t xml:space="preserve">Room details</w:t>
+      </w:r>
+    </w:p>
+    <w:p>
+      <w:pPr>
         <w:pStyle w:val="ListParagraph"/>
         <w:numPr>
           <w:ilvl w:val="0"/>
@@ -2054,16 +2165,36 @@
           <w:sz w:val="22"/>
           <w:szCs w:val="22"/>
         </w:rPr>
-        <w:t xml:space="preserve">New Room</w:t>
-      </w:r>
-      <w:r>
-        <w:rPr>
-          <w:rFonts w:ascii="Calibri" w:cs="Calibri" w:eastAsia="Calibri" w:hAnsi="Calibri"/>
-          <w:color w:val="1A1A18"/>
-          <w:sz w:val="22"/>
-          <w:szCs w:val="22"/>
-        </w:rPr>
-        <w:t xml:space="preserve">.</w:t>
+        <w:t xml:space="preserve">Room title</w:t>
+      </w:r>
+      <w:r>
+        <w:rPr>
+          <w:rFonts w:ascii="Calibri" w:cs="Calibri" w:eastAsia="Calibri" w:hAnsi="Calibri"/>
+          <w:color w:val="1A1A18"/>
+          <w:sz w:val="22"/>
+          <w:szCs w:val="22"/>
+        </w:rPr>
+        <w:t xml:space="preserve">, </w:t>
+      </w:r>
+      <w:r>
+        <w:rPr>
+          <w:rFonts w:ascii="Calibri" w:cs="Calibri" w:eastAsia="Calibri" w:hAnsi="Calibri"/>
+          <w:b/>
+          <w:bCs/>
+          <w:color w:val="1A1A18"/>
+          <w:sz w:val="22"/>
+          <w:szCs w:val="22"/>
+        </w:rPr>
+        <w:t xml:space="preserve">Room description</w:t>
+      </w:r>
+      <w:r>
+        <w:rPr>
+          <w:rFonts w:ascii="Calibri" w:cs="Calibri" w:eastAsia="Calibri" w:hAnsi="Calibri"/>
+          <w:color w:val="1A1A18"/>
+          <w:sz w:val="22"/>
+          <w:szCs w:val="22"/>
+        </w:rPr>
+        <w:t xml:space="preserve"> (required).</w:t>
       </w:r>
     </w:p>
     <w:p>
@@ -2084,26 +2215,6 @@
           <w:sz w:val="22"/>
           <w:szCs w:val="22"/>
         </w:rPr>
-        <w:t xml:space="preserve">Room details</w:t>
-      </w:r>
-      <w:r>
-        <w:rPr>
-          <w:rFonts w:ascii="Calibri" w:cs="Calibri" w:eastAsia="Calibri" w:hAnsi="Calibri"/>
-          <w:color w:val="1A1A18"/>
-          <w:sz w:val="22"/>
-          <w:szCs w:val="22"/>
-        </w:rPr>
-        <w:t xml:space="preserve">: title, description; </w:t>
-      </w:r>
-      <w:r>
-        <w:rPr>
-          <w:rFonts w:ascii="Calibri" w:cs="Calibri" w:eastAsia="Calibri" w:hAnsi="Calibri"/>
-          <w:b/>
-          <w:bCs/>
-          <w:color w:val="1A1A18"/>
-          <w:sz w:val="22"/>
-          <w:szCs w:val="22"/>
-        </w:rPr>
         <w:t xml:space="preserve">Jurisdiction</w:t>
       </w:r>
       <w:r>
@@ -2113,27 +2224,47 @@
           <w:sz w:val="22"/>
           <w:szCs w:val="22"/>
         </w:rPr>
+        <w:t xml:space="preserve"> — </w:t>
+      </w:r>
+      <w:r>
+        <w:rPr>
+          <w:rFonts w:ascii="Calibri" w:cs="Calibri" w:eastAsia="Calibri" w:hAnsi="Calibri"/>
+          <w:b/>
+          <w:bCs/>
+          <w:color w:val="1A1A18"/>
+          <w:sz w:val="22"/>
+          <w:szCs w:val="22"/>
+        </w:rPr>
+        <w:t xml:space="preserve">Ukraine</w:t>
+      </w:r>
+      <w:r>
+        <w:rPr>
+          <w:rFonts w:ascii="Calibri" w:cs="Calibri" w:eastAsia="Calibri" w:hAnsi="Calibri"/>
+          <w:color w:val="1A1A18"/>
+          <w:sz w:val="22"/>
+          <w:szCs w:val="22"/>
+        </w:rPr>
         <w:t xml:space="preserve"> (</w:t>
       </w:r>
       <w:r>
         <w:rPr>
           <w:rFonts w:ascii="Calibri" w:cs="Calibri" w:eastAsia="Calibri" w:hAnsi="Calibri"/>
-          <w:b/>
-          <w:bCs/>
-          <w:color w:val="1A1A18"/>
-          <w:sz w:val="22"/>
-          <w:szCs w:val="22"/>
-        </w:rPr>
-        <w:t xml:space="preserve">Ukraine</w:t>
-      </w:r>
-      <w:r>
-        <w:rPr>
-          <w:rFonts w:ascii="Calibri" w:cs="Calibri" w:eastAsia="Calibri" w:hAnsi="Calibri"/>
-          <w:color w:val="1A1A18"/>
-          <w:sz w:val="22"/>
-          <w:szCs w:val="22"/>
-        </w:rPr>
-        <w:t xml:space="preserve"> / </w:t>
+          <w:i/>
+          <w:iCs/>
+          <w:color w:val="1A1A18"/>
+          <w:sz w:val="22"/>
+          <w:szCs w:val="22"/>
+        </w:rPr>
+        <w:t xml:space="preserve">Ukrainian law and legal practice</w:t>
+      </w:r>
+      <w:r>
+        <w:rPr>
+          <w:rFonts w:ascii="Calibri" w:cs="Calibri" w:eastAsia="Calibri" w:hAnsi="Calibri"/>
+          <w:color w:val="1A1A18"/>
+          <w:sz w:val="22"/>
+          <w:szCs w:val="22"/>
+        </w:rPr>
+        <w:t xml:space="preserve">) or </w:t>
       </w:r>
       <w:r>
         <w:rPr>
@@ -2153,27 +2284,27 @@
           <w:sz w:val="22"/>
           <w:szCs w:val="22"/>
         </w:rPr>
-        <w:t xml:space="preserve"> + for the US required </w:t>
-      </w:r>
-      <w:r>
-        <w:rPr>
-          <w:rFonts w:ascii="Calibri" w:cs="Calibri" w:eastAsia="Calibri" w:hAnsi="Calibri"/>
-          <w:b/>
-          <w:bCs/>
-          <w:color w:val="1A1A18"/>
-          <w:sz w:val="22"/>
-          <w:szCs w:val="22"/>
-        </w:rPr>
-        <w:t xml:space="preserve">State / territory / Federal</w:t>
-      </w:r>
-      <w:r>
-        <w:rPr>
-          <w:rFonts w:ascii="Calibri" w:cs="Calibri" w:eastAsia="Calibri" w:hAnsi="Calibri"/>
-          <w:color w:val="1A1A18"/>
-          <w:sz w:val="22"/>
-          <w:szCs w:val="22"/>
-        </w:rPr>
-        <w:t xml:space="preserve">).</w:t>
+        <w:t xml:space="preserve"> (</w:t>
+      </w:r>
+      <w:r>
+        <w:rPr>
+          <w:rFonts w:ascii="Calibri" w:cs="Calibri" w:eastAsia="Calibri" w:hAnsi="Calibri"/>
+          <w:i/>
+          <w:iCs/>
+          <w:color w:val="1A1A18"/>
+          <w:sz w:val="22"/>
+          <w:szCs w:val="22"/>
+        </w:rPr>
+        <w:t xml:space="preserve">United States law and legal practice</w:t>
+      </w:r>
+      <w:r>
+        <w:rPr>
+          <w:rFonts w:ascii="Calibri" w:cs="Calibri" w:eastAsia="Calibri" w:hAnsi="Calibri"/>
+          <w:color w:val="1A1A18"/>
+          <w:sz w:val="22"/>
+          <w:szCs w:val="22"/>
+        </w:rPr>
+        <w:t xml:space="preserve">). Help text explains that jurisdiction drives which laws apply.</w:t>
       </w:r>
     </w:p>
     <w:p>
@@ -2192,47 +2323,91 @@
           <w:sz w:val="22"/>
           <w:szCs w:val="22"/>
         </w:rPr>
-        <w:t xml:space="preserve">For </w:t>
-      </w:r>
-      <w:r>
-        <w:rPr>
-          <w:rFonts w:ascii="Calibri" w:cs="Calibri" w:eastAsia="Calibri" w:hAnsi="Calibri"/>
-          <w:b/>
-          <w:bCs/>
-          <w:color w:val="1A1A18"/>
-          <w:sz w:val="22"/>
-          <w:szCs w:val="22"/>
-        </w:rPr>
-        <w:t xml:space="preserve">Party A</w:t>
-      </w:r>
-      <w:r>
-        <w:rPr>
-          <w:rFonts w:ascii="Calibri" w:cs="Calibri" w:eastAsia="Calibri" w:hAnsi="Calibri"/>
-          <w:color w:val="1A1A18"/>
-          <w:sz w:val="22"/>
-          <w:szCs w:val="22"/>
-        </w:rPr>
-        <w:t xml:space="preserve"> and </w:t>
-      </w:r>
-      <w:r>
-        <w:rPr>
-          <w:rFonts w:ascii="Calibri" w:cs="Calibri" w:eastAsia="Calibri" w:hAnsi="Calibri"/>
-          <w:b/>
-          <w:bCs/>
-          <w:color w:val="1A1A18"/>
-          <w:sz w:val="22"/>
-          <w:szCs w:val="22"/>
-        </w:rPr>
-        <w:t xml:space="preserve">Party B</w:t>
-      </w:r>
-      <w:r>
-        <w:rPr>
-          <w:rFonts w:ascii="Calibri" w:cs="Calibri" w:eastAsia="Calibri" w:hAnsi="Calibri"/>
-          <w:color w:val="1A1A18"/>
-          <w:sz w:val="22"/>
-          <w:szCs w:val="22"/>
-        </w:rPr>
-        <w:t xml:space="preserve">:</w:t>
+        <w:t xml:space="preserve">If United States: required </w:t>
+      </w:r>
+      <w:r>
+        <w:rPr>
+          <w:rFonts w:ascii="Calibri" w:cs="Calibri" w:eastAsia="Calibri" w:hAnsi="Calibri"/>
+          <w:b/>
+          <w:bCs/>
+          <w:color w:val="1A1A18"/>
+          <w:sz w:val="22"/>
+          <w:szCs w:val="22"/>
+        </w:rPr>
+        <w:t xml:space="preserve">State / territory / Federal</w:t>
+      </w:r>
+      <w:r>
+        <w:rPr>
+          <w:rFonts w:ascii="Calibri" w:cs="Calibri" w:eastAsia="Calibri" w:hAnsi="Calibri"/>
+          <w:color w:val="1A1A18"/>
+          <w:sz w:val="22"/>
+          <w:szCs w:val="22"/>
+        </w:rPr>
+        <w:t xml:space="preserve"> (state/territory law or nationwide federal law).</w:t>
+      </w:r>
+    </w:p>
+    <w:p>
+      <w:pPr>
+        <w:pStyle w:val="ListParagraph"/>
+        <w:numPr>
+          <w:ilvl w:val="0"/>
+          <w:numId w:val="2"/>
+        </w:numPr>
+        <w:spacing w:after="80"/>
+      </w:pPr>
+      <w:r>
+        <w:rPr>
+          <w:rFonts w:ascii="Calibri" w:cs="Calibri" w:eastAsia="Calibri" w:hAnsi="Calibri"/>
+          <w:color w:val="1A1A18"/>
+          <w:sz w:val="22"/>
+          <w:szCs w:val="22"/>
+        </w:rPr>
+        <w:t xml:space="preserve">Jurisdiction is fixed permanently after creation.</w:t>
+      </w:r>
+    </w:p>
+    <w:p>
+      <w:pPr>
+        <w:pStyle w:val="Heading3"/>
+        <w:spacing w:after="80" w:before="200"/>
+      </w:pPr>
+      <w:r>
+        <w:rPr>
+          <w:rFonts w:ascii="Calibri" w:cs="Calibri" w:eastAsia="Calibri" w:hAnsi="Calibri"/>
+          <w:b/>
+          <w:bCs/>
+          <w:color w:val="1A1A18"/>
+          <w:sz w:val="24"/>
+          <w:szCs w:val="24"/>
+        </w:rPr>
+        <w:t xml:space="preserve">Party A and Party B</w:t>
+      </w:r>
+    </w:p>
+    <w:p>
+      <w:pPr>
+        <w:spacing w:after="160" w:line="276"/>
+      </w:pPr>
+      <w:r>
+        <w:rPr>
+          <w:rFonts w:ascii="Calibri" w:cs="Calibri" w:eastAsia="Calibri" w:hAnsi="Calibri"/>
+          <w:color w:val="1A1A18"/>
+          <w:sz w:val="22"/>
+          <w:szCs w:val="22"/>
+        </w:rPr>
+        <w:t xml:space="preserve">For each slot, choose a mode:</w:t>
+      </w:r>
+    </w:p>
+    <w:p>
+      <w:pPr>
+        <w:spacing w:after="160" w:line="276"/>
+      </w:pPr>
+      <w:r>
+        <w:rPr>
+          <w:rFonts w:ascii="Calibri" w:cs="Calibri" w:eastAsia="Calibri" w:hAnsi="Calibri"/>
+          <w:color w:val="1A1A18"/>
+          <w:sz w:val="22"/>
+          <w:szCs w:val="22"/>
+        </w:rPr>
+        <w:t xml:space="preserve">#### Create new participant</w:t>
       </w:r>
     </w:p>
     <w:p>
@@ -2247,22 +2422,51 @@
       <w:r>
         <w:rPr>
           <w:rFonts w:ascii="Calibri" w:cs="Calibri" w:eastAsia="Calibri" w:hAnsi="Calibri"/>
-          <w:b/>
-          <w:bCs/>
-          <w:color w:val="1A1A18"/>
-          <w:sz w:val="22"/>
-          <w:szCs w:val="22"/>
-        </w:rPr>
-        <w:t xml:space="preserve">Create new participant</w:t>
-      </w:r>
-      <w:r>
-        <w:rPr>
-          <w:rFonts w:ascii="Calibri" w:cs="Calibri" w:eastAsia="Calibri" w:hAnsi="Calibri"/>
-          <w:color w:val="1A1A18"/>
-          <w:sz w:val="22"/>
-          <w:szCs w:val="22"/>
-        </w:rPr>
-        <w:t xml:space="preserve"> — title, description; or</w:t>
+          <w:color w:val="1A1A18"/>
+          <w:sz w:val="22"/>
+          <w:szCs w:val="22"/>
+        </w:rPr>
+        <w:t xml:space="preserve">Fields: </w:t>
+      </w:r>
+      <w:r>
+        <w:rPr>
+          <w:rFonts w:ascii="Calibri" w:cs="Calibri" w:eastAsia="Calibri" w:hAnsi="Calibri"/>
+          <w:b/>
+          <w:bCs/>
+          <w:color w:val="1A1A18"/>
+          <w:sz w:val="22"/>
+          <w:szCs w:val="22"/>
+        </w:rPr>
+        <w:t xml:space="preserve">Title / Name</w:t>
+      </w:r>
+      <w:r>
+        <w:rPr>
+          <w:rFonts w:ascii="Calibri" w:cs="Calibri" w:eastAsia="Calibri" w:hAnsi="Calibri"/>
+          <w:color w:val="1A1A18"/>
+          <w:sz w:val="22"/>
+          <w:szCs w:val="22"/>
+        </w:rPr>
+        <w:t xml:space="preserve">, </w:t>
+      </w:r>
+      <w:r>
+        <w:rPr>
+          <w:rFonts w:ascii="Calibri" w:cs="Calibri" w:eastAsia="Calibri" w:hAnsi="Calibri"/>
+          <w:b/>
+          <w:bCs/>
+          <w:color w:val="1A1A18"/>
+          <w:sz w:val="22"/>
+          <w:szCs w:val="22"/>
+        </w:rPr>
+        <w:t xml:space="preserve">Description</w:t>
+      </w:r>
+      <w:r>
+        <w:rPr>
+          <w:rFonts w:ascii="Calibri" w:cs="Calibri" w:eastAsia="Calibri" w:hAnsi="Calibri"/>
+          <w:color w:val="1A1A18"/>
+          <w:sz w:val="22"/>
+          <w:szCs w:val="22"/>
+        </w:rPr>
+        <w:t xml:space="preserve"> (required).</w:t>
       </w:r>
     </w:p>
     <w:p>
@@ -2277,22 +2481,39 @@
       <w:r>
         <w:rPr>
           <w:rFonts w:ascii="Calibri" w:cs="Calibri" w:eastAsia="Calibri" w:hAnsi="Calibri"/>
-          <w:b/>
-          <w:bCs/>
-          <w:color w:val="1A1A18"/>
-          <w:sz w:val="22"/>
-          <w:szCs w:val="22"/>
-        </w:rPr>
-        <w:t xml:space="preserve">Add existing participant</w:t>
-      </w:r>
-      <w:r>
-        <w:rPr>
-          <w:rFonts w:ascii="Calibri" w:cs="Calibri" w:eastAsia="Calibri" w:hAnsi="Calibri"/>
-          <w:color w:val="1A1A18"/>
-          <w:sz w:val="22"/>
-          <w:szCs w:val="22"/>
-        </w:rPr>
-        <w:t xml:space="preserve"> — search; prep badges for tests (T1–T4) and bot (BP) are shown.</w:t>
+          <w:color w:val="1A1A18"/>
+          <w:sz w:val="22"/>
+          <w:szCs w:val="22"/>
+        </w:rPr>
+        <w:t xml:space="preserve">On create, the system generates a new login psylex_… and password.</w:t>
+      </w:r>
+    </w:p>
+    <w:p>
+      <w:pPr>
+        <w:spacing w:after="160" w:line="276"/>
+      </w:pPr>
+      <w:r>
+        <w:rPr>
+          <w:rFonts w:ascii="Calibri" w:cs="Calibri" w:eastAsia="Calibri" w:hAnsi="Calibri"/>
+          <w:color w:val="1A1A18"/>
+          <w:sz w:val="22"/>
+          <w:szCs w:val="22"/>
+        </w:rPr>
+        <w:t xml:space="preserve">#### Add existing participant</w:t>
+      </w:r>
+    </w:p>
+    <w:p>
+      <w:pPr>
+        <w:spacing w:after="160" w:line="276"/>
+      </w:pPr>
+      <w:r>
+        <w:rPr>
+          <w:rFonts w:ascii="Calibri" w:cs="Calibri" w:eastAsia="Calibri" w:hAnsi="Calibri"/>
+          <w:color w:val="1A1A18"/>
+          <w:sz w:val="22"/>
+          <w:szCs w:val="22"/>
+        </w:rPr>
+        <w:t xml:space="preserve">Use this to attach a returning party (reuse the same account in another room).</w:t>
       </w:r>
     </w:p>
     <w:p>
@@ -2307,13 +2528,22 @@
       <w:r>
         <w:rPr>
           <w:rFonts w:ascii="Calibri" w:cs="Calibri" w:eastAsia="Calibri" w:hAnsi="Calibri"/>
-          <w:b/>
-          <w:bCs/>
-          <w:color w:val="1A1A18"/>
-          <w:sz w:val="22"/>
-          <w:szCs w:val="22"/>
-        </w:rPr>
-        <w:t xml:space="preserve">Create Room</w:t>
+          <w:color w:val="1A1A18"/>
+          <w:sz w:val="22"/>
+          <w:szCs w:val="22"/>
+        </w:rPr>
+        <w:t xml:space="preserve">Switch to </w:t>
+      </w:r>
+      <w:r>
+        <w:rPr>
+          <w:rFonts w:ascii="Calibri" w:cs="Calibri" w:eastAsia="Calibri" w:hAnsi="Calibri"/>
+          <w:b/>
+          <w:bCs/>
+          <w:color w:val="1A1A18"/>
+          <w:sz w:val="22"/>
+          <w:szCs w:val="22"/>
+        </w:rPr>
+        <w:t xml:space="preserve">Add existing participant</w:t>
       </w:r>
       <w:r>
         <w:rPr>
@@ -2327,180 +2557,91 @@
     </w:p>
     <w:p>
       <w:pPr>
-        <w:spacing w:after="160" w:line="276"/>
-      </w:pPr>
-      <w:r>
-        <w:rPr>
-          <w:rFonts w:ascii="Calibri" w:cs="Calibri" w:eastAsia="Calibri" w:hAnsi="Calibri"/>
-          <w:color w:val="1A1A18"/>
-          <w:sz w:val="22"/>
-          <w:szCs w:val="22"/>
-        </w:rPr>
-        <w:t xml:space="preserve">Jurisdiction is fixed permanently. The same person cannot fill both slots.</w:t>
-      </w:r>
-    </w:p>
-    <w:p>
-      <w:pPr>
-        <w:spacing w:after="160" w:line="276"/>
-      </w:pPr>
-      <w:r>
-        <w:rPr>
-          <w:rFonts w:ascii="Calibri" w:cs="Calibri" w:eastAsia="Calibri" w:hAnsi="Calibri"/>
-          <w:color w:val="1A1A18"/>
-          <w:sz w:val="22"/>
-          <w:szCs w:val="22"/>
-        </w:rPr>
-        <w:t xml:space="preserve">After creation the room runs in </w:t>
-      </w:r>
-      <w:r>
-        <w:rPr>
-          <w:rFonts w:ascii="Calibri" w:cs="Calibri" w:eastAsia="Calibri" w:hAnsi="Calibri"/>
-          <w:b/>
-          <w:bCs/>
-          <w:color w:val="1A1A18"/>
-          <w:sz w:val="22"/>
-          <w:szCs w:val="22"/>
-        </w:rPr>
-        <w:t xml:space="preserve">Mode A</w:t>
-      </w:r>
-      <w:r>
-        <w:rPr>
-          <w:rFonts w:ascii="Calibri" w:cs="Calibri" w:eastAsia="Calibri" w:hAnsi="Calibri"/>
-          <w:color w:val="1A1A18"/>
-          <w:sz w:val="22"/>
-          <w:szCs w:val="22"/>
-        </w:rPr>
-        <w:t xml:space="preserve"> (AI leads dialogue, </w:t>
-      </w:r>
-      <w:r>
-        <w:rPr>
-          <w:rFonts w:ascii="Calibri" w:cs="Calibri" w:eastAsia="Calibri" w:hAnsi="Calibri"/>
-          <w:b/>
-          <w:bCs/>
-          <w:color w:val="1A1A18"/>
-          <w:sz w:val="22"/>
-          <w:szCs w:val="22"/>
-        </w:rPr>
-        <w:t xml:space="preserve">120-minute</w:t>
-      </w:r>
-      <w:r>
-        <w:rPr>
-          <w:rFonts w:ascii="Calibri" w:cs="Calibri" w:eastAsia="Calibri" w:hAnsi="Calibri"/>
-          <w:color w:val="1A1A18"/>
-          <w:sz w:val="22"/>
-          <w:szCs w:val="22"/>
-        </w:rPr>
-        <w:t xml:space="preserve"> session). Copy access and send it with the party instruction.</w:t>
-      </w:r>
-    </w:p>
-    <w:p>
-      <w:pPr>
-        <w:spacing w:after="160" w:line="276"/>
-      </w:pPr>
-      <w:r>
-        <w:rPr>
-          <w:rFonts w:ascii="Calibri" w:cs="Calibri" w:eastAsia="Calibri" w:hAnsi="Calibri"/>
-          <w:b/>
-          <w:bCs/>
-          <w:color w:val="1A1A18"/>
-          <w:sz w:val="22"/>
-          <w:szCs w:val="22"/>
-        </w:rPr>
-        <w:t xml:space="preserve">Mode A vs Mode B:</w:t>
-      </w:r>
-      <w:r>
-        <w:rPr>
-          <w:rFonts w:ascii="Calibri" w:cs="Calibri" w:eastAsia="Calibri" w:hAnsi="Calibri"/>
-          <w:color w:val="1A1A18"/>
-          <w:sz w:val="22"/>
-          <w:szCs w:val="22"/>
-        </w:rPr>
-        <w:t xml:space="preserve"> admin </w:t>
-      </w:r>
-      <w:r>
-        <w:rPr>
-          <w:rFonts w:ascii="Calibri" w:cs="Calibri" w:eastAsia="Calibri" w:hAnsi="Calibri"/>
-          <w:b/>
-          <w:bCs/>
-          <w:color w:val="1A1A18"/>
-          <w:sz w:val="22"/>
-          <w:szCs w:val="22"/>
-        </w:rPr>
-        <w:t xml:space="preserve">New Room</w:t>
-      </w:r>
-      <w:r>
-        <w:rPr>
-          <w:rFonts w:ascii="Calibri" w:cs="Calibri" w:eastAsia="Calibri" w:hAnsi="Calibri"/>
-          <w:color w:val="1A1A18"/>
-          <w:sz w:val="22"/>
-          <w:szCs w:val="22"/>
-        </w:rPr>
-        <w:t xml:space="preserve"> is always Mode A. Mode B is created by a mediator.</w:t>
-      </w:r>
-    </w:p>
-    <w:p>
-      <w:pPr>
-        <w:pBdr>
-          <w:bottom w:val="single" w:color="D8D4CC" w:sz="6" w:space="1"/>
-        </w:pBdr>
-        <w:spacing w:after="120" w:before="120"/>
-      </w:pPr>
-      <w:r>
-        <w:t xml:space="preserve"/>
-      </w:r>
-    </w:p>
-    <w:p>
-      <w:pPr>
-        <w:pStyle w:val="Heading2"/>
-        <w:pBdr>
-          <w:bottom w:val="single" w:color="9A7B2F" w:sz="8" w:space="4"/>
-        </w:pBdr>
-        <w:spacing w:after="120" w:before="280"/>
-      </w:pPr>
-      <w:r>
-        <w:rPr>
-          <w:rFonts w:ascii="Georgia" w:cs="Georgia" w:eastAsia="Georgia" w:hAnsi="Georgia"/>
-          <w:b/>
-          <w:bCs/>
-          <w:color w:val="1A1A18"/>
-          <w:sz w:val="28"/>
-          <w:szCs w:val="28"/>
-        </w:rPr>
-        <w:t xml:space="preserve">6. Sides</w:t>
-      </w:r>
-    </w:p>
-    <w:p>
-      <w:pPr>
-        <w:spacing w:after="160" w:line="276"/>
-      </w:pPr>
-      <w:r>
-        <w:rPr>
-          <w:rFonts w:ascii="Calibri" w:cs="Calibri" w:eastAsia="Calibri" w:hAnsi="Calibri"/>
-          <w:color w:val="1A1A18"/>
-          <w:sz w:val="22"/>
-          <w:szCs w:val="22"/>
-        </w:rPr>
-        <w:t xml:space="preserve">Menu </w:t>
-      </w:r>
-      <w:r>
-        <w:rPr>
-          <w:rFonts w:ascii="Calibri" w:cs="Calibri" w:eastAsia="Calibri" w:hAnsi="Calibri"/>
-          <w:b/>
-          <w:bCs/>
-          <w:color w:val="1A1A18"/>
-          <w:sz w:val="22"/>
-          <w:szCs w:val="22"/>
-        </w:rPr>
-        <w:t xml:space="preserve">Sides</w:t>
-      </w:r>
-      <w:r>
-        <w:rPr>
-          <w:rFonts w:ascii="Calibri" w:cs="Calibri" w:eastAsia="Calibri" w:hAnsi="Calibri"/>
-          <w:color w:val="1A1A18"/>
-          <w:sz w:val="22"/>
-          <w:szCs w:val="22"/>
-        </w:rPr>
-        <w:t xml:space="preserve"> — full registry.</w:t>
+        <w:pStyle w:val="ListParagraph"/>
+        <w:numPr>
+          <w:ilvl w:val="0"/>
+          <w:numId w:val="2"/>
+        </w:numPr>
+        <w:spacing w:after="80"/>
+      </w:pPr>
+      <w:r>
+        <w:rPr>
+          <w:rFonts w:ascii="Calibri" w:cs="Calibri" w:eastAsia="Calibri" w:hAnsi="Calibri"/>
+          <w:b/>
+          <w:bCs/>
+          <w:color w:val="1A1A18"/>
+          <w:sz w:val="22"/>
+          <w:szCs w:val="22"/>
+        </w:rPr>
+        <w:t xml:space="preserve">Search by login or name…</w:t>
+      </w:r>
+      <w:r>
+        <w:rPr>
+          <w:rFonts w:ascii="Calibri" w:cs="Calibri" w:eastAsia="Calibri" w:hAnsi="Calibri"/>
+          <w:color w:val="1A1A18"/>
+          <w:sz w:val="22"/>
+          <w:szCs w:val="22"/>
+        </w:rPr>
+        <w:t xml:space="preserve"> — as an </w:t>
+      </w:r>
+      <w:r>
+        <w:rPr>
+          <w:rFonts w:ascii="Calibri" w:cs="Calibri" w:eastAsia="Calibri" w:hAnsi="Calibri"/>
+          <w:b/>
+          <w:bCs/>
+          <w:color w:val="1A1A18"/>
+          <w:sz w:val="22"/>
+          <w:szCs w:val="22"/>
+        </w:rPr>
+        <w:t xml:space="preserve">admin</w:t>
+      </w:r>
+      <w:r>
+        <w:rPr>
+          <w:rFonts w:ascii="Calibri" w:cs="Calibri" w:eastAsia="Calibri" w:hAnsi="Calibri"/>
+          <w:color w:val="1A1A18"/>
+          <w:sz w:val="22"/>
+          <w:szCs w:val="22"/>
+        </w:rPr>
+        <w:t xml:space="preserve">, the pool includes </w:t>
+      </w:r>
+      <w:r>
+        <w:rPr>
+          <w:rFonts w:ascii="Calibri" w:cs="Calibri" w:eastAsia="Calibri" w:hAnsi="Calibri"/>
+          <w:b/>
+          <w:bCs/>
+          <w:color w:val="1A1A18"/>
+          <w:sz w:val="22"/>
+          <w:szCs w:val="22"/>
+        </w:rPr>
+        <w:t xml:space="preserve">all</w:t>
+      </w:r>
+      <w:r>
+        <w:rPr>
+          <w:rFonts w:ascii="Calibri" w:cs="Calibri" w:eastAsia="Calibri" w:hAnsi="Calibri"/>
+          <w:color w:val="1A1A18"/>
+          <w:sz w:val="22"/>
+          <w:szCs w:val="22"/>
+        </w:rPr>
+        <w:t xml:space="preserve"> party accounts: roomless parties, parties already in your rooms, and parties already in mediator rooms.</w:t>
+      </w:r>
+    </w:p>
+    <w:p>
+      <w:pPr>
+        <w:pStyle w:val="ListParagraph"/>
+        <w:numPr>
+          <w:ilvl w:val="0"/>
+          <w:numId w:val="2"/>
+        </w:numPr>
+        <w:spacing w:after="80"/>
+      </w:pPr>
+      <w:r>
+        <w:rPr>
+          <w:rFonts w:ascii="Calibri" w:cs="Calibri" w:eastAsia="Calibri" w:hAnsi="Calibri"/>
+          <w:color w:val="1A1A18"/>
+          <w:sz w:val="22"/>
+          <w:szCs w:val="22"/>
+        </w:rPr>
+        <w:t xml:space="preserve">Select a row. The selected card shows title (login) plus:</w:t>
       </w:r>
     </w:p>
     <w:p>
@@ -2515,71 +2656,42 @@
       <w:r>
         <w:rPr>
           <w:rFonts w:ascii="Calibri" w:cs="Calibri" w:eastAsia="Calibri" w:hAnsi="Calibri"/>
-          <w:color w:val="1A1A18"/>
-          <w:sz w:val="22"/>
-          <w:szCs w:val="22"/>
-        </w:rPr>
-        <w:t xml:space="preserve">Tabs </w:t>
-      </w:r>
-      <w:r>
-        <w:rPr>
-          <w:rFonts w:ascii="Calibri" w:cs="Calibri" w:eastAsia="Calibri" w:hAnsi="Calibri"/>
-          <w:b/>
-          <w:bCs/>
-          <w:color w:val="1A1A18"/>
-          <w:sz w:val="22"/>
-          <w:szCs w:val="22"/>
-        </w:rPr>
-        <w:t xml:space="preserve">Admin rooms</w:t>
-      </w:r>
-      <w:r>
-        <w:rPr>
-          <w:rFonts w:ascii="Calibri" w:cs="Calibri" w:eastAsia="Calibri" w:hAnsi="Calibri"/>
-          <w:color w:val="1A1A18"/>
-          <w:sz w:val="22"/>
-          <w:szCs w:val="22"/>
-        </w:rPr>
-        <w:t xml:space="preserve"> / </w:t>
-      </w:r>
-      <w:r>
-        <w:rPr>
-          <w:rFonts w:ascii="Calibri" w:cs="Calibri" w:eastAsia="Calibri" w:hAnsi="Calibri"/>
-          <w:b/>
-          <w:bCs/>
-          <w:color w:val="1A1A18"/>
-          <w:sz w:val="22"/>
-          <w:szCs w:val="22"/>
-        </w:rPr>
-        <w:t xml:space="preserve">Mediator rooms</w:t>
-      </w:r>
-      <w:r>
-        <w:rPr>
-          <w:rFonts w:ascii="Calibri" w:cs="Calibri" w:eastAsia="Calibri" w:hAnsi="Calibri"/>
-          <w:color w:val="1A1A18"/>
-          <w:sz w:val="22"/>
-          <w:szCs w:val="22"/>
-        </w:rPr>
-        <w:t xml:space="preserve">; roomless parties appear on the Admin tab as </w:t>
-      </w:r>
-      <w:r>
-        <w:rPr>
-          <w:rFonts w:ascii="Calibri" w:cs="Calibri" w:eastAsia="Calibri" w:hAnsi="Calibri"/>
-          <w:b/>
-          <w:bCs/>
-          <w:color w:val="1A1A18"/>
-          <w:sz w:val="22"/>
-          <w:szCs w:val="22"/>
-        </w:rPr>
-        <w:t xml:space="preserve">No rooms</w:t>
-      </w:r>
-      <w:r>
-        <w:rPr>
-          <w:rFonts w:ascii="Calibri" w:cs="Calibri" w:eastAsia="Calibri" w:hAnsi="Calibri"/>
-          <w:color w:val="1A1A18"/>
-          <w:sz w:val="22"/>
-          <w:szCs w:val="22"/>
-        </w:rPr>
-        <w:t xml:space="preserve">.</w:t>
+          <w:b/>
+          <w:bCs/>
+          <w:color w:val="1A1A18"/>
+          <w:sz w:val="22"/>
+          <w:szCs w:val="22"/>
+        </w:rPr>
+        <w:t xml:space="preserve">Profile ready</w:t>
+      </w:r>
+      <w:r>
+        <w:rPr>
+          <w:rFonts w:ascii="Calibri" w:cs="Calibri" w:eastAsia="Calibri" w:hAnsi="Calibri"/>
+          <w:color w:val="1A1A18"/>
+          <w:sz w:val="22"/>
+          <w:szCs w:val="22"/>
+        </w:rPr>
+        <w:t xml:space="preserve"> or </w:t>
+      </w:r>
+      <w:r>
+        <w:rPr>
+          <w:rFonts w:ascii="Calibri" w:cs="Calibri" w:eastAsia="Calibri" w:hAnsi="Calibri"/>
+          <w:b/>
+          <w:bCs/>
+          <w:color w:val="1A1A18"/>
+          <w:sz w:val="22"/>
+          <w:szCs w:val="22"/>
+        </w:rPr>
+        <w:t xml:space="preserve">Profile not ready</w:t>
+      </w:r>
+      <w:r>
+        <w:rPr>
+          <w:rFonts w:ascii="Calibri" w:cs="Calibri" w:eastAsia="Calibri" w:hAnsi="Calibri"/>
+          <w:color w:val="1A1A18"/>
+          <w:sz w:val="22"/>
+          <w:szCs w:val="22"/>
+        </w:rPr>
+        <w:t xml:space="preserve">;</w:t>
       </w:r>
     </w:p>
     <w:p>
@@ -2598,47 +2710,93 @@
           <w:sz w:val="22"/>
           <w:szCs w:val="22"/>
         </w:rPr>
-        <w:t xml:space="preserve">On the mediators tab — </w:t>
-      </w:r>
-      <w:r>
-        <w:rPr>
-          <w:rFonts w:ascii="Calibri" w:cs="Calibri" w:eastAsia="Calibri" w:hAnsi="Calibri"/>
-          <w:b/>
-          <w:bCs/>
-          <w:color w:val="1A1A18"/>
-          <w:sz w:val="22"/>
-          <w:szCs w:val="22"/>
-        </w:rPr>
-        <w:t xml:space="preserve">Mediator</w:t>
-      </w:r>
-      <w:r>
-        <w:rPr>
-          <w:rFonts w:ascii="Calibri" w:cs="Calibri" w:eastAsia="Calibri" w:hAnsi="Calibri"/>
-          <w:color w:val="1A1A18"/>
-          <w:sz w:val="22"/>
-          <w:szCs w:val="22"/>
-        </w:rPr>
-        <w:t xml:space="preserve"> filter (</w:t>
-      </w:r>
-      <w:r>
-        <w:rPr>
-          <w:rFonts w:ascii="Calibri" w:cs="Calibri" w:eastAsia="Calibri" w:hAnsi="Calibri"/>
-          <w:b/>
-          <w:bCs/>
-          <w:color w:val="1A1A18"/>
-          <w:sz w:val="22"/>
-          <w:szCs w:val="22"/>
-        </w:rPr>
-        <w:t xml:space="preserve">All mediators</w:t>
-      </w:r>
-      <w:r>
-        <w:rPr>
-          <w:rFonts w:ascii="Calibri" w:cs="Calibri" w:eastAsia="Calibri" w:hAnsi="Calibri"/>
-          <w:color w:val="1A1A18"/>
-          <w:sz w:val="22"/>
-          <w:szCs w:val="22"/>
-        </w:rPr>
-        <w:t xml:space="preserve">).</w:t>
+        <w:t xml:space="preserve">prep badges </w:t>
+      </w:r>
+      <w:r>
+        <w:rPr>
+          <w:rFonts w:ascii="Calibri" w:cs="Calibri" w:eastAsia="Calibri" w:hAnsi="Calibri"/>
+          <w:b/>
+          <w:bCs/>
+          <w:color w:val="1A1A18"/>
+          <w:sz w:val="22"/>
+          <w:szCs w:val="22"/>
+        </w:rPr>
+        <w:t xml:space="preserve">T1–T4</w:t>
+      </w:r>
+      <w:r>
+        <w:rPr>
+          <w:rFonts w:ascii="Calibri" w:cs="Calibri" w:eastAsia="Calibri" w:hAnsi="Calibri"/>
+          <w:color w:val="1A1A18"/>
+          <w:sz w:val="22"/>
+          <w:szCs w:val="22"/>
+        </w:rPr>
+        <w:t xml:space="preserve"> (tests) and </w:t>
+      </w:r>
+      <w:r>
+        <w:rPr>
+          <w:rFonts w:ascii="Calibri" w:cs="Calibri" w:eastAsia="Calibri" w:hAnsi="Calibri"/>
+          <w:b/>
+          <w:bCs/>
+          <w:color w:val="1A1A18"/>
+          <w:sz w:val="22"/>
+          <w:szCs w:val="22"/>
+        </w:rPr>
+        <w:t xml:space="preserve">BP</w:t>
+      </w:r>
+      <w:r>
+        <w:rPr>
+          <w:rFonts w:ascii="Calibri" w:cs="Calibri" w:eastAsia="Calibri" w:hAnsi="Calibri"/>
+          <w:color w:val="1A1A18"/>
+          <w:sz w:val="22"/>
+          <w:szCs w:val="22"/>
+        </w:rPr>
+        <w:t xml:space="preserve"> (bot prompt), green when ready / red when not.</w:t>
+      </w:r>
+    </w:p>
+    <w:p>
+      <w:pPr>
+        <w:pStyle w:val="ListParagraph"/>
+        <w:numPr>
+          <w:ilvl w:val="0"/>
+          <w:numId w:val="2"/>
+        </w:numPr>
+        <w:spacing w:after="80"/>
+      </w:pPr>
+      <w:r>
+        <w:rPr>
+          <w:rFonts w:ascii="Calibri" w:cs="Calibri" w:eastAsia="Calibri" w:hAnsi="Calibri"/>
+          <w:color w:val="1A1A18"/>
+          <w:sz w:val="22"/>
+          <w:szCs w:val="22"/>
+        </w:rPr>
+        <w:t xml:space="preserve">Empty search: </w:t>
+      </w:r>
+      <w:r>
+        <w:rPr>
+          <w:rFonts w:ascii="Calibri" w:cs="Calibri" w:eastAsia="Calibri" w:hAnsi="Calibri"/>
+          <w:b/>
+          <w:bCs/>
+          <w:color w:val="1A1A18"/>
+          <w:sz w:val="22"/>
+          <w:szCs w:val="22"/>
+        </w:rPr>
+        <w:t xml:space="preserve">No participants found.</w:t>
+      </w:r>
+    </w:p>
+    <w:p>
+      <w:pPr>
+        <w:spacing w:after="160" w:line="276"/>
+      </w:pPr>
+      <w:r>
+        <w:rPr>
+          <w:rFonts w:ascii="Calibri" w:cs="Calibri" w:eastAsia="Calibri" w:hAnsi="Calibri"/>
+          <w:b/>
+          <w:bCs/>
+          <w:color w:val="1A1A18"/>
+          <w:sz w:val="22"/>
+          <w:szCs w:val="22"/>
+        </w:rPr>
+        <w:t xml:space="preserve">Reuse rules:</w:t>
       </w:r>
     </w:p>
     <w:p>
@@ -2657,21 +2815,27 @@
           <w:sz w:val="22"/>
           <w:szCs w:val="22"/>
         </w:rPr>
-        <w:t xml:space="preserve">Columns: title, login, role, rooms, tests (T1–T4), bot (BP), actions.</w:t>
-      </w:r>
-    </w:p>
-    <w:p>
-      <w:pPr>
-        <w:spacing w:after="160" w:line="276"/>
-      </w:pPr>
-      <w:r>
-        <w:rPr>
-          <w:rFonts w:ascii="Calibri" w:cs="Calibri" w:eastAsia="Calibri" w:hAnsi="Calibri"/>
-          <w:color w:val="1A1A18"/>
-          <w:sz w:val="22"/>
-          <w:szCs w:val="22"/>
-        </w:rPr>
-        <w:t xml:space="preserve">Actions:</w:t>
+        <w:t xml:space="preserve">Tests, personal bot, and onboarding progress are </w:t>
+      </w:r>
+      <w:r>
+        <w:rPr>
+          <w:rFonts w:ascii="Calibri" w:cs="Calibri" w:eastAsia="Calibri" w:hAnsi="Calibri"/>
+          <w:b/>
+          <w:bCs/>
+          <w:color w:val="1A1A18"/>
+          <w:sz w:val="22"/>
+          <w:szCs w:val="22"/>
+        </w:rPr>
+        <w:t xml:space="preserve">reused</w:t>
+      </w:r>
+      <w:r>
+        <w:rPr>
+          <w:rFonts w:ascii="Calibri" w:cs="Calibri" w:eastAsia="Calibri" w:hAnsi="Calibri"/>
+          <w:color w:val="1A1A18"/>
+          <w:sz w:val="22"/>
+          <w:szCs w:val="22"/>
+        </w:rPr>
+        <w:t xml:space="preserve"> (no new credentials for that person).</w:t>
       </w:r>
     </w:p>
     <w:p>
@@ -2686,53 +2850,51 @@
       <w:r>
         <w:rPr>
           <w:rFonts w:ascii="Calibri" w:cs="Calibri" w:eastAsia="Calibri" w:hAnsi="Calibri"/>
-          <w:b/>
-          <w:bCs/>
-          <w:color w:val="1A1A18"/>
-          <w:sz w:val="22"/>
-          <w:szCs w:val="22"/>
-        </w:rPr>
-        <w:t xml:space="preserve">Edit</w:t>
-      </w:r>
-      <w:r>
-        <w:rPr>
-          <w:rFonts w:ascii="Calibri" w:cs="Calibri" w:eastAsia="Calibri" w:hAnsi="Calibri"/>
-          <w:color w:val="1A1A18"/>
-          <w:sz w:val="22"/>
-          <w:szCs w:val="22"/>
-        </w:rPr>
-        <w:t xml:space="preserve"> → </w:t>
-      </w:r>
-      <w:r>
-        <w:rPr>
-          <w:rFonts w:ascii="Calibri" w:cs="Calibri" w:eastAsia="Calibri" w:hAnsi="Calibri"/>
-          <w:b/>
-          <w:bCs/>
-          <w:color w:val="1A1A18"/>
-          <w:sz w:val="22"/>
-          <w:szCs w:val="22"/>
-        </w:rPr>
-        <w:t xml:space="preserve">Save Changes</w:t>
-      </w:r>
-      <w:r>
-        <w:rPr>
-          <w:rFonts w:ascii="Calibri" w:cs="Calibri" w:eastAsia="Calibri" w:hAnsi="Calibri"/>
-          <w:color w:val="1A1A18"/>
-          <w:sz w:val="22"/>
-          <w:szCs w:val="22"/>
-        </w:rPr>
-        <w:t xml:space="preserve"> → </w:t>
-      </w:r>
-      <w:r>
-        <w:rPr>
-          <w:rFonts w:ascii="Calibri" w:cs="Calibri" w:eastAsia="Calibri" w:hAnsi="Calibri"/>
-          <w:b/>
-          <w:bCs/>
-          <w:color w:val="1A1A18"/>
-          <w:sz w:val="22"/>
-          <w:szCs w:val="22"/>
-        </w:rPr>
-        <w:t xml:space="preserve">Side updated.</w:t>
+          <w:color w:val="1A1A18"/>
+          <w:sz w:val="22"/>
+          <w:szCs w:val="22"/>
+        </w:rPr>
+        <w:t xml:space="preserve">Dispute intake is </w:t>
+      </w:r>
+      <w:r>
+        <w:rPr>
+          <w:rFonts w:ascii="Calibri" w:cs="Calibri" w:eastAsia="Calibri" w:hAnsi="Calibri"/>
+          <w:b/>
+          <w:bCs/>
+          <w:color w:val="1A1A18"/>
+          <w:sz w:val="22"/>
+          <w:szCs w:val="22"/>
+        </w:rPr>
+        <w:t xml:space="preserve">per room membership</w:t>
+      </w:r>
+      <w:r>
+        <w:rPr>
+          <w:rFonts w:ascii="Calibri" w:cs="Calibri" w:eastAsia="Calibri" w:hAnsi="Calibri"/>
+          <w:color w:val="1A1A18"/>
+          <w:sz w:val="22"/>
+          <w:szCs w:val="22"/>
+        </w:rPr>
+        <w:t xml:space="preserve"> — the party must still submit the dispute description for </w:t>
+      </w:r>
+      <w:r>
+        <w:rPr>
+          <w:rFonts w:ascii="Calibri" w:cs="Calibri" w:eastAsia="Calibri" w:hAnsi="Calibri"/>
+          <w:b/>
+          <w:bCs/>
+          <w:color w:val="1A1A18"/>
+          <w:sz w:val="22"/>
+          <w:szCs w:val="22"/>
+        </w:rPr>
+        <w:t xml:space="preserve">this</w:t>
+      </w:r>
+      <w:r>
+        <w:rPr>
+          <w:rFonts w:ascii="Calibri" w:cs="Calibri" w:eastAsia="Calibri" w:hAnsi="Calibri"/>
+          <w:color w:val="1A1A18"/>
+          <w:sz w:val="22"/>
+          <w:szCs w:val="22"/>
+        </w:rPr>
+        <w:t xml:space="preserve"> new room.</w:t>
       </w:r>
     </w:p>
     <w:p>
@@ -2747,143 +2909,223 @@
       <w:r>
         <w:rPr>
           <w:rFonts w:ascii="Calibri" w:cs="Calibri" w:eastAsia="Calibri" w:hAnsi="Calibri"/>
-          <w:b/>
-          <w:bCs/>
-          <w:color w:val="1A1A18"/>
-          <w:sz w:val="22"/>
-          <w:szCs w:val="22"/>
-        </w:rPr>
-        <w:t xml:space="preserve">Delete party</w:t>
-      </w:r>
-      <w:r>
-        <w:rPr>
-          <w:rFonts w:ascii="Calibri" w:cs="Calibri" w:eastAsia="Calibri" w:hAnsi="Calibri"/>
-          <w:color w:val="1A1A18"/>
-          <w:sz w:val="22"/>
-          <w:szCs w:val="22"/>
-        </w:rPr>
-        <w:t xml:space="preserve"> — with cascading room rules → </w:t>
-      </w:r>
-      <w:r>
-        <w:rPr>
-          <w:rFonts w:ascii="Calibri" w:cs="Calibri" w:eastAsia="Calibri" w:hAnsi="Calibri"/>
-          <w:b/>
-          <w:bCs/>
-          <w:color w:val="1A1A18"/>
-          <w:sz w:val="22"/>
-          <w:szCs w:val="22"/>
-        </w:rPr>
-        <w:t xml:space="preserve">Party deleted.</w:t>
-      </w:r>
-    </w:p>
-    <w:p>
-      <w:pPr>
-        <w:pStyle w:val="ListParagraph"/>
-        <w:numPr>
-          <w:ilvl w:val="0"/>
-          <w:numId w:val="1"/>
-        </w:numPr>
-        <w:spacing w:after="80"/>
-      </w:pPr>
-      <w:r>
-        <w:rPr>
-          <w:rFonts w:ascii="Calibri" w:cs="Calibri" w:eastAsia="Calibri" w:hAnsi="Calibri"/>
-          <w:color w:val="1A1A18"/>
-          <w:sz w:val="22"/>
-          <w:szCs w:val="22"/>
-        </w:rPr>
-        <w:t xml:space="preserve">⋮ menu: </w:t>
-      </w:r>
-      <w:r>
-        <w:rPr>
-          <w:rFonts w:ascii="Calibri" w:cs="Calibri" w:eastAsia="Calibri" w:hAnsi="Calibri"/>
-          <w:b/>
-          <w:bCs/>
-          <w:color w:val="1A1A18"/>
-          <w:sz w:val="22"/>
-          <w:szCs w:val="22"/>
-        </w:rPr>
-        <w:t xml:space="preserve">Redo T1…T4</w:t>
-      </w:r>
-      <w:r>
-        <w:rPr>
-          <w:rFonts w:ascii="Calibri" w:cs="Calibri" w:eastAsia="Calibri" w:hAnsi="Calibri"/>
-          <w:color w:val="1A1A18"/>
-          <w:sz w:val="22"/>
-          <w:szCs w:val="22"/>
-        </w:rPr>
-        <w:t xml:space="preserve">, </w:t>
-      </w:r>
-      <w:r>
-        <w:rPr>
-          <w:rFonts w:ascii="Calibri" w:cs="Calibri" w:eastAsia="Calibri" w:hAnsi="Calibri"/>
-          <w:b/>
-          <w:bCs/>
-          <w:color w:val="1A1A18"/>
-          <w:sz w:val="22"/>
-          <w:szCs w:val="22"/>
-        </w:rPr>
-        <w:t xml:space="preserve">Redo all tests</w:t>
-      </w:r>
-      <w:r>
-        <w:rPr>
-          <w:rFonts w:ascii="Calibri" w:cs="Calibri" w:eastAsia="Calibri" w:hAnsi="Calibri"/>
-          <w:color w:val="1A1A18"/>
-          <w:sz w:val="22"/>
-          <w:szCs w:val="22"/>
-        </w:rPr>
-        <w:t xml:space="preserve">, </w:t>
-      </w:r>
-      <w:r>
-        <w:rPr>
-          <w:rFonts w:ascii="Calibri" w:cs="Calibri" w:eastAsia="Calibri" w:hAnsi="Calibri"/>
-          <w:b/>
-          <w:bCs/>
-          <w:color w:val="1A1A18"/>
-          <w:sz w:val="22"/>
-          <w:szCs w:val="22"/>
-        </w:rPr>
-        <w:t xml:space="preserve">Redo bot prompt</w:t>
-      </w:r>
-      <w:r>
-        <w:rPr>
-          <w:rFonts w:ascii="Calibri" w:cs="Calibri" w:eastAsia="Calibri" w:hAnsi="Calibri"/>
-          <w:color w:val="1A1A18"/>
-          <w:sz w:val="22"/>
-          <w:szCs w:val="22"/>
-        </w:rPr>
-        <w:t xml:space="preserve">, </w:t>
-      </w:r>
-      <w:r>
-        <w:rPr>
-          <w:rFonts w:ascii="Calibri" w:cs="Calibri" w:eastAsia="Calibri" w:hAnsi="Calibri"/>
-          <w:b/>
-          <w:bCs/>
-          <w:color w:val="1A1A18"/>
-          <w:sz w:val="22"/>
-          <w:szCs w:val="22"/>
-        </w:rPr>
-        <w:t xml:space="preserve">Redo all</w:t>
-      </w:r>
-      <w:r>
-        <w:rPr>
-          <w:rFonts w:ascii="Calibri" w:cs="Calibri" w:eastAsia="Calibri" w:hAnsi="Calibri"/>
-          <w:color w:val="1A1A18"/>
-          <w:sz w:val="22"/>
-          <w:szCs w:val="22"/>
-        </w:rPr>
-        <w:t xml:space="preserve"> → </w:t>
-      </w:r>
-      <w:r>
-        <w:rPr>
-          <w:rFonts w:ascii="Calibri" w:cs="Calibri" w:eastAsia="Calibri" w:hAnsi="Calibri"/>
-          <w:b/>
-          <w:bCs/>
-          <w:color w:val="1A1A18"/>
-          <w:sz w:val="22"/>
-          <w:szCs w:val="22"/>
-        </w:rPr>
-        <w:t xml:space="preserve">Retest requested.</w:t>
+          <w:color w:val="1A1A18"/>
+          <w:sz w:val="22"/>
+          <w:szCs w:val="22"/>
+        </w:rPr>
+        <w:t xml:space="preserve">The same person cannot fill both Party A and Party B in one room (server rejects it).</w:t>
+      </w:r>
+    </w:p>
+    <w:p>
+      <w:pPr>
+        <w:pStyle w:val="Heading3"/>
+        <w:spacing w:after="80" w:before="200"/>
+      </w:pPr>
+      <w:r>
+        <w:rPr>
+          <w:rFonts w:ascii="Calibri" w:cs="Calibri" w:eastAsia="Calibri" w:hAnsi="Calibri"/>
+          <w:b/>
+          <w:bCs/>
+          <w:color w:val="1A1A18"/>
+          <w:sz w:val="24"/>
+          <w:szCs w:val="24"/>
+        </w:rPr>
+        <w:t xml:space="preserve">Finish</w:t>
+      </w:r>
+    </w:p>
+    <w:p>
+      <w:pPr>
+        <w:spacing w:after="160" w:line="276"/>
+      </w:pPr>
+      <w:r>
+        <w:rPr>
+          <w:rFonts w:ascii="Calibri" w:cs="Calibri" w:eastAsia="Calibri" w:hAnsi="Calibri"/>
+          <w:b/>
+          <w:bCs/>
+          <w:color w:val="1A1A18"/>
+          <w:sz w:val="22"/>
+          <w:szCs w:val="22"/>
+        </w:rPr>
+        <w:t xml:space="preserve">Cancel</w:t>
+      </w:r>
+      <w:r>
+        <w:rPr>
+          <w:rFonts w:ascii="Calibri" w:cs="Calibri" w:eastAsia="Calibri" w:hAnsi="Calibri"/>
+          <w:color w:val="1A1A18"/>
+          <w:sz w:val="22"/>
+          <w:szCs w:val="22"/>
+        </w:rPr>
+        <w:t xml:space="preserve"> or </w:t>
+      </w:r>
+      <w:r>
+        <w:rPr>
+          <w:rFonts w:ascii="Calibri" w:cs="Calibri" w:eastAsia="Calibri" w:hAnsi="Calibri"/>
+          <w:b/>
+          <w:bCs/>
+          <w:color w:val="1A1A18"/>
+          <w:sz w:val="22"/>
+          <w:szCs w:val="22"/>
+        </w:rPr>
+        <w:t xml:space="preserve">Create Room</w:t>
+      </w:r>
+      <w:r>
+        <w:rPr>
+          <w:rFonts w:ascii="Calibri" w:cs="Calibri" w:eastAsia="Calibri" w:hAnsi="Calibri"/>
+          <w:color w:val="1A1A18"/>
+          <w:sz w:val="22"/>
+          <w:szCs w:val="22"/>
+        </w:rPr>
+        <w:t xml:space="preserve">. On success you land on the room card. The room runs in </w:t>
+      </w:r>
+      <w:r>
+        <w:rPr>
+          <w:rFonts w:ascii="Calibri" w:cs="Calibri" w:eastAsia="Calibri" w:hAnsi="Calibri"/>
+          <w:b/>
+          <w:bCs/>
+          <w:color w:val="1A1A18"/>
+          <w:sz w:val="22"/>
+          <w:szCs w:val="22"/>
+        </w:rPr>
+        <w:t xml:space="preserve">Mode A</w:t>
+      </w:r>
+      <w:r>
+        <w:rPr>
+          <w:rFonts w:ascii="Calibri" w:cs="Calibri" w:eastAsia="Calibri" w:hAnsi="Calibri"/>
+          <w:color w:val="1A1A18"/>
+          <w:sz w:val="22"/>
+          <w:szCs w:val="22"/>
+        </w:rPr>
+        <w:t xml:space="preserve"> (AI leads dialogue, </w:t>
+      </w:r>
+      <w:r>
+        <w:rPr>
+          <w:rFonts w:ascii="Calibri" w:cs="Calibri" w:eastAsia="Calibri" w:hAnsi="Calibri"/>
+          <w:b/>
+          <w:bCs/>
+          <w:color w:val="1A1A18"/>
+          <w:sz w:val="22"/>
+          <w:szCs w:val="22"/>
+        </w:rPr>
+        <w:t xml:space="preserve">120-minute</w:t>
+      </w:r>
+      <w:r>
+        <w:rPr>
+          <w:rFonts w:ascii="Calibri" w:cs="Calibri" w:eastAsia="Calibri" w:hAnsi="Calibri"/>
+          <w:color w:val="1A1A18"/>
+          <w:sz w:val="22"/>
+          <w:szCs w:val="22"/>
+        </w:rPr>
+        <w:t xml:space="preserve"> session). Copy access and send the party instruction.</w:t>
+      </w:r>
+    </w:p>
+    <w:p>
+      <w:pPr>
+        <w:spacing w:after="160" w:line="276"/>
+      </w:pPr>
+      <w:r>
+        <w:rPr>
+          <w:rFonts w:ascii="Calibri" w:cs="Calibri" w:eastAsia="Calibri" w:hAnsi="Calibri"/>
+          <w:b/>
+          <w:bCs/>
+          <w:color w:val="1A1A18"/>
+          <w:sz w:val="22"/>
+          <w:szCs w:val="22"/>
+        </w:rPr>
+        <w:t xml:space="preserve">Mode A vs Mode B:</w:t>
+      </w:r>
+      <w:r>
+        <w:rPr>
+          <w:rFonts w:ascii="Calibri" w:cs="Calibri" w:eastAsia="Calibri" w:hAnsi="Calibri"/>
+          <w:color w:val="1A1A18"/>
+          <w:sz w:val="22"/>
+          <w:szCs w:val="22"/>
+        </w:rPr>
+        <w:t xml:space="preserve"> admin </w:t>
+      </w:r>
+      <w:r>
+        <w:rPr>
+          <w:rFonts w:ascii="Calibri" w:cs="Calibri" w:eastAsia="Calibri" w:hAnsi="Calibri"/>
+          <w:b/>
+          <w:bCs/>
+          <w:color w:val="1A1A18"/>
+          <w:sz w:val="22"/>
+          <w:szCs w:val="22"/>
+        </w:rPr>
+        <w:t xml:space="preserve">New Room</w:t>
+      </w:r>
+      <w:r>
+        <w:rPr>
+          <w:rFonts w:ascii="Calibri" w:cs="Calibri" w:eastAsia="Calibri" w:hAnsi="Calibri"/>
+          <w:color w:val="1A1A18"/>
+          <w:sz w:val="22"/>
+          <w:szCs w:val="22"/>
+        </w:rPr>
+        <w:t xml:space="preserve"> is always Mode A. Mode B rooms are created by mediators.</w:t>
+      </w:r>
+    </w:p>
+    <w:p>
+      <w:pPr>
+        <w:pBdr>
+          <w:bottom w:val="single" w:color="D8D4CC" w:sz="6" w:space="1"/>
+        </w:pBdr>
+        <w:spacing w:after="120" w:before="120"/>
+      </w:pPr>
+      <w:r>
+        <w:t xml:space="preserve"/>
+      </w:r>
+    </w:p>
+    <w:p>
+      <w:pPr>
+        <w:pStyle w:val="Heading2"/>
+        <w:pBdr>
+          <w:bottom w:val="single" w:color="9A7B2F" w:sz="8" w:space="4"/>
+        </w:pBdr>
+        <w:spacing w:after="120" w:before="280"/>
+      </w:pPr>
+      <w:r>
+        <w:rPr>
+          <w:rFonts w:ascii="Georgia" w:cs="Georgia" w:eastAsia="Georgia" w:hAnsi="Georgia"/>
+          <w:b/>
+          <w:bCs/>
+          <w:color w:val="1A1A18"/>
+          <w:sz w:val="28"/>
+          <w:szCs w:val="28"/>
+        </w:rPr>
+        <w:t xml:space="preserve">6. Sides</w:t>
+      </w:r>
+    </w:p>
+    <w:p>
+      <w:pPr>
+        <w:spacing w:after="160" w:line="276"/>
+      </w:pPr>
+      <w:r>
+        <w:rPr>
+          <w:rFonts w:ascii="Calibri" w:cs="Calibri" w:eastAsia="Calibri" w:hAnsi="Calibri"/>
+          <w:color w:val="1A1A18"/>
+          <w:sz w:val="22"/>
+          <w:szCs w:val="22"/>
+        </w:rPr>
+        <w:t xml:space="preserve">Menu </w:t>
+      </w:r>
+      <w:r>
+        <w:rPr>
+          <w:rFonts w:ascii="Calibri" w:cs="Calibri" w:eastAsia="Calibri" w:hAnsi="Calibri"/>
+          <w:b/>
+          <w:bCs/>
+          <w:color w:val="1A1A18"/>
+          <w:sz w:val="22"/>
+          <w:szCs w:val="22"/>
+        </w:rPr>
+        <w:t xml:space="preserve">Sides</w:t>
+      </w:r>
+      <w:r>
+        <w:rPr>
+          <w:rFonts w:ascii="Calibri" w:cs="Calibri" w:eastAsia="Calibri" w:hAnsi="Calibri"/>
+          <w:color w:val="1A1A18"/>
+          <w:sz w:val="22"/>
+          <w:szCs w:val="22"/>
+        </w:rPr>
+        <w:t xml:space="preserve"> — the full party registry for administrators. Subtitle: review test and bot readiness and request selective retests.</w:t>
       </w:r>
     </w:p>
     <w:p>
@@ -2902,47 +3144,47 @@
           <w:sz w:val="22"/>
           <w:szCs w:val="22"/>
         </w:rPr>
-        <w:t xml:space="preserve">The </w:t>
-      </w:r>
-      <w:r>
-        <w:rPr>
-          <w:rFonts w:ascii="Calibri" w:cs="Calibri" w:eastAsia="Calibri" w:hAnsi="Calibri"/>
-          <w:b/>
-          <w:bCs/>
-          <w:color w:val="1A1A18"/>
-          <w:sz w:val="22"/>
-          <w:szCs w:val="22"/>
-        </w:rPr>
-        <w:t xml:space="preserve">Sides</w:t>
-      </w:r>
-      <w:r>
-        <w:rPr>
-          <w:rFonts w:ascii="Calibri" w:cs="Calibri" w:eastAsia="Calibri" w:hAnsi="Calibri"/>
-          <w:color w:val="1A1A18"/>
-          <w:sz w:val="22"/>
-          <w:szCs w:val="22"/>
-        </w:rPr>
-        <w:t xml:space="preserve"> page does </w:t>
-      </w:r>
-      <w:r>
-        <w:rPr>
-          <w:rFonts w:ascii="Calibri" w:cs="Calibri" w:eastAsia="Calibri" w:hAnsi="Calibri"/>
-          <w:b/>
-          <w:bCs/>
-          <w:color w:val="1A1A18"/>
-          <w:sz w:val="22"/>
-          <w:szCs w:val="22"/>
-        </w:rPr>
-        <w:t xml:space="preserve">not</w:t>
-      </w:r>
-      <w:r>
-        <w:rPr>
-          <w:rFonts w:ascii="Calibri" w:cs="Calibri" w:eastAsia="Calibri" w:hAnsi="Calibri"/>
-          <w:color w:val="1A1A18"/>
-          <w:sz w:val="22"/>
-          <w:szCs w:val="22"/>
-        </w:rPr>
-        <w:t xml:space="preserve"> have </w:t>
+        <w:t xml:space="preserve">There is </w:t>
+      </w:r>
+      <w:r>
+        <w:rPr>
+          <w:rFonts w:ascii="Calibri" w:cs="Calibri" w:eastAsia="Calibri" w:hAnsi="Calibri"/>
+          <w:b/>
+          <w:bCs/>
+          <w:color w:val="1A1A18"/>
+          <w:sz w:val="22"/>
+          <w:szCs w:val="22"/>
+        </w:rPr>
+        <w:t xml:space="preserve">no Add</w:t>
+      </w:r>
+      <w:r>
+        <w:rPr>
+          <w:rFonts w:ascii="Calibri" w:cs="Calibri" w:eastAsia="Calibri" w:hAnsi="Calibri"/>
+          <w:color w:val="1A1A18"/>
+          <w:sz w:val="22"/>
+          <w:szCs w:val="22"/>
+        </w:rPr>
+        <w:t xml:space="preserve"> button on Sides. Parties appear when you create a room (new or existing participant). There are </w:t>
+      </w:r>
+      <w:r>
+        <w:rPr>
+          <w:rFonts w:ascii="Calibri" w:cs="Calibri" w:eastAsia="Calibri" w:hAnsi="Calibri"/>
+          <w:b/>
+          <w:bCs/>
+          <w:color w:val="1A1A18"/>
+          <w:sz w:val="22"/>
+          <w:szCs w:val="22"/>
+        </w:rPr>
+        <w:t xml:space="preserve">no</w:t>
+      </w:r>
+      <w:r>
+        <w:rPr>
+          <w:rFonts w:ascii="Calibri" w:cs="Calibri" w:eastAsia="Calibri" w:hAnsi="Calibri"/>
+          <w:color w:val="1A1A18"/>
+          <w:sz w:val="22"/>
+          <w:szCs w:val="22"/>
+        </w:rPr>
+        <w:t xml:space="preserve"> </w:t>
       </w:r>
       <w:r>
         <w:rPr>
@@ -2982,7 +3224,7 @@
           <w:sz w:val="22"/>
           <w:szCs w:val="22"/>
         </w:rPr>
-        <w:t xml:space="preserve">. Credentials live on the </w:t>
+        <w:t xml:space="preserve"> buttons here — those live on the </w:t>
       </w:r>
       <w:r>
         <w:rPr>
@@ -3027,81 +3269,19 @@
     </w:p>
     <w:p>
       <w:pPr>
-        <w:spacing w:after="160" w:line="276"/>
-      </w:pPr>
-      <w:r>
-        <w:rPr>
-          <w:rFonts w:ascii="Calibri" w:cs="Calibri" w:eastAsia="Calibri" w:hAnsi="Calibri"/>
-          <w:color w:val="1A1A18"/>
-          <w:sz w:val="22"/>
-          <w:szCs w:val="22"/>
-        </w:rPr>
-        <w:t xml:space="preserve">Mediators see only parties from their own rooms (no roomless) under their Sides menu.</w:t>
-      </w:r>
-    </w:p>
-    <w:p>
-      <w:pPr>
-        <w:pBdr>
-          <w:bottom w:val="single" w:color="D8D4CC" w:sz="6" w:space="1"/>
-        </w:pBdr>
-        <w:spacing w:after="120" w:before="120"/>
-      </w:pPr>
-      <w:r>
-        <w:t xml:space="preserve"/>
-      </w:r>
-    </w:p>
-    <w:p>
-      <w:pPr>
-        <w:pStyle w:val="Heading2"/>
-        <w:pBdr>
-          <w:bottom w:val="single" w:color="9A7B2F" w:sz="8" w:space="4"/>
-        </w:pBdr>
-        <w:spacing w:after="120" w:before="280"/>
-      </w:pPr>
-      <w:r>
-        <w:rPr>
-          <w:rFonts w:ascii="Georgia" w:cs="Georgia" w:eastAsia="Georgia" w:hAnsi="Georgia"/>
-          <w:b/>
-          <w:bCs/>
-          <w:color w:val="1A1A18"/>
-          <w:sz w:val="28"/>
-          <w:szCs w:val="28"/>
-        </w:rPr>
-        <w:t xml:space="preserve">7. Room card</w:t>
-      </w:r>
-    </w:p>
-    <w:p>
-      <w:pPr>
-        <w:spacing w:after="160" w:line="276"/>
-      </w:pPr>
-      <w:r>
-        <w:rPr>
-          <w:rFonts w:ascii="Calibri" w:cs="Calibri" w:eastAsia="Calibri" w:hAnsi="Calibri"/>
-          <w:color w:val="1A1A18"/>
-          <w:sz w:val="22"/>
-          <w:szCs w:val="22"/>
-        </w:rPr>
-        <w:t xml:space="preserve">Available for </w:t>
-      </w:r>
-      <w:r>
-        <w:rPr>
-          <w:rFonts w:ascii="Calibri" w:cs="Calibri" w:eastAsia="Calibri" w:hAnsi="Calibri"/>
-          <w:b/>
-          <w:bCs/>
-          <w:color w:val="1A1A18"/>
-          <w:sz w:val="22"/>
-          <w:szCs w:val="22"/>
-        </w:rPr>
-        <w:t xml:space="preserve">any</w:t>
-      </w:r>
-      <w:r>
-        <w:rPr>
-          <w:rFonts w:ascii="Calibri" w:cs="Calibri" w:eastAsia="Calibri" w:hAnsi="Calibri"/>
-          <w:color w:val="1A1A18"/>
-          <w:sz w:val="22"/>
-          <w:szCs w:val="22"/>
-        </w:rPr>
-        <w:t xml:space="preserve"> room.</w:t>
+        <w:pStyle w:val="Heading3"/>
+        <w:spacing w:after="80" w:before="200"/>
+      </w:pPr>
+      <w:r>
+        <w:rPr>
+          <w:rFonts w:ascii="Calibri" w:cs="Calibri" w:eastAsia="Calibri" w:hAnsi="Calibri"/>
+          <w:b/>
+          <w:bCs/>
+          <w:color w:val="1A1A18"/>
+          <w:sz w:val="24"/>
+          <w:szCs w:val="24"/>
+        </w:rPr>
+        <w:t xml:space="preserve">Tabs and filters</w:t>
       </w:r>
     </w:p>
     <w:tbl>
@@ -3142,7 +3322,7 @@
                 <w:sz w:val="18"/>
                 <w:szCs w:val="18"/>
               </w:rPr>
-              <w:t xml:space="preserve">Block</w:t>
+              <w:t xml:space="preserve">Control</w:t>
             </w:r>
           </w:p>
         </w:tc>
@@ -3167,7 +3347,7 @@
                 <w:sz w:val="18"/>
                 <w:szCs w:val="18"/>
               </w:rPr>
-              <w:t xml:space="preserve">Actions</w:t>
+              <w:t xml:space="preserve">Behavior</w:t>
             </w:r>
           </w:p>
         </w:tc>
@@ -3187,11 +3367,13 @@
             <w:r>
               <w:rPr>
                 <w:rFonts w:ascii="Calibri" w:cs="Calibri" w:eastAsia="Calibri" w:hAnsi="Calibri"/>
-                <w:color w:val="1A1A18"/>
-                <w:sz w:val="18"/>
-                <w:szCs w:val="18"/>
-              </w:rPr>
-              <w:t xml:space="preserve">Header</w:t>
+                <w:b/>
+                <w:bCs/>
+                <w:color w:val="1A1A18"/>
+                <w:sz w:val="18"/>
+                <w:szCs w:val="18"/>
+              </w:rPr>
+              <w:t xml:space="preserve">Admin rooms</w:t>
             </w:r>
           </w:p>
         </w:tc>
@@ -3213,7 +3395,7 @@
                 <w:sz w:val="18"/>
                 <w:szCs w:val="18"/>
               </w:rPr>
-              <w:t xml:space="preserve">Title, date, </w:t>
+              <w:t xml:space="preserve">Parties linked to admin (Mode A) rooms; roomless parties show as </w:t>
             </w:r>
             <w:r>
               <w:rPr>
@@ -3224,7 +3406,7 @@
                 <w:sz w:val="18"/>
                 <w:szCs w:val="18"/>
               </w:rPr>
-              <w:t xml:space="preserve">Jurisdiction</w:t>
+              <w:t xml:space="preserve">No rooms</w:t>
             </w:r>
           </w:p>
         </w:tc>
@@ -3250,7 +3432,7 @@
                 <w:sz w:val="18"/>
                 <w:szCs w:val="18"/>
               </w:rPr>
-              <w:t xml:space="preserve">Mediation details</w:t>
+              <w:t xml:space="preserve">Mediator rooms</w:t>
             </w:r>
           </w:p>
         </w:tc>
@@ -3272,7 +3454,27 @@
                 <w:sz w:val="18"/>
                 <w:szCs w:val="18"/>
               </w:rPr>
-              <w:t xml:space="preserve">If a session has started — dialogue, votes, agreement, PDF</w:t>
+              <w:t xml:space="preserve">Parties linked to mediator rooms; extra </w:t>
+            </w:r>
+            <w:r>
+              <w:rPr>
+                <w:rFonts w:ascii="Calibri" w:cs="Calibri" w:eastAsia="Calibri" w:hAnsi="Calibri"/>
+                <w:b/>
+                <w:bCs/>
+                <w:color w:val="1A1A18"/>
+                <w:sz w:val="18"/>
+                <w:szCs w:val="18"/>
+              </w:rPr>
+              <w:t xml:space="preserve">Mediator</w:t>
+            </w:r>
+            <w:r>
+              <w:rPr>
+                <w:rFonts w:ascii="Calibri" w:cs="Calibri" w:eastAsia="Calibri" w:hAnsi="Calibri"/>
+                <w:color w:val="1A1A18"/>
+                <w:sz w:val="18"/>
+                <w:szCs w:val="18"/>
+              </w:rPr>
+              <w:t xml:space="preserve"> column</w:t>
             </w:r>
           </w:p>
         </w:tc>
@@ -3298,36 +3500,16 @@
                 <w:sz w:val="18"/>
                 <w:szCs w:val="18"/>
               </w:rPr>
-              <w:t xml:space="preserve">Party preparation</w:t>
-            </w:r>
-            <w:r>
-              <w:rPr>
-                <w:rFonts w:ascii="Calibri" w:cs="Calibri" w:eastAsia="Calibri" w:hAnsi="Calibri"/>
-                <w:color w:val="1A1A18"/>
-                <w:sz w:val="18"/>
-                <w:szCs w:val="18"/>
-              </w:rPr>
-              <w:t xml:space="preserve"> (Mode A) or </w:t>
-            </w:r>
-            <w:r>
-              <w:rPr>
-                <w:rFonts w:ascii="Calibri" w:cs="Calibri" w:eastAsia="Calibri" w:hAnsi="Calibri"/>
-                <w:b/>
-                <w:bCs/>
-                <w:color w:val="1A1A18"/>
-                <w:sz w:val="18"/>
-                <w:szCs w:val="18"/>
-              </w:rPr>
-              <w:t xml:space="preserve">Mediation schedule</w:t>
-            </w:r>
-            <w:r>
-              <w:rPr>
-                <w:rFonts w:ascii="Calibri" w:cs="Calibri" w:eastAsia="Calibri" w:hAnsi="Calibri"/>
-                <w:color w:val="1A1A18"/>
-                <w:sz w:val="18"/>
-                <w:szCs w:val="18"/>
-              </w:rPr>
-              <w:t xml:space="preserve"> (Mode B)</w:t>
+              <w:t xml:space="preserve">Mediator</w:t>
+            </w:r>
+            <w:r>
+              <w:rPr>
+                <w:rFonts w:ascii="Calibri" w:cs="Calibri" w:eastAsia="Calibri" w:hAnsi="Calibri"/>
+                <w:color w:val="1A1A18"/>
+                <w:sz w:val="18"/>
+                <w:szCs w:val="18"/>
+              </w:rPr>
+              <w:t xml:space="preserve"> filter</w:t>
             </w:r>
           </w:p>
         </w:tc>
@@ -3349,7 +3531,27 @@
                 <w:sz w:val="18"/>
                 <w:szCs w:val="18"/>
               </w:rPr>
-              <w:t xml:space="preserve">Readiness checklist; Mode B also shows schedule (saving schedule is for the mediator)</w:t>
+              <w:t xml:space="preserve">On the Mediator rooms tab only: </w:t>
+            </w:r>
+            <w:r>
+              <w:rPr>
+                <w:rFonts w:ascii="Calibri" w:cs="Calibri" w:eastAsia="Calibri" w:hAnsi="Calibri"/>
+                <w:b/>
+                <w:bCs/>
+                <w:color w:val="1A1A18"/>
+                <w:sz w:val="18"/>
+                <w:szCs w:val="18"/>
+              </w:rPr>
+              <w:t xml:space="preserve">All mediators</w:t>
+            </w:r>
+            <w:r>
+              <w:rPr>
+                <w:rFonts w:ascii="Calibri" w:cs="Calibri" w:eastAsia="Calibri" w:hAnsi="Calibri"/>
+                <w:color w:val="1A1A18"/>
+                <w:sz w:val="18"/>
+                <w:szCs w:val="18"/>
+              </w:rPr>
+              <w:t xml:space="preserve"> or one mediator</w:t>
             </w:r>
           </w:p>
         </w:tc>
@@ -3375,7 +3577,7 @@
                 <w:sz w:val="18"/>
                 <w:szCs w:val="18"/>
               </w:rPr>
-              <w:t xml:space="preserve">Pipeline &amp; mediation log</w:t>
+              <w:t xml:space="preserve">Search...</w:t>
             </w:r>
           </w:p>
         </w:tc>
@@ -3397,7 +3599,7 @@
                 <w:sz w:val="18"/>
                 <w:szCs w:val="18"/>
               </w:rPr>
-              <w:t xml:space="preserve">Timeline</w:t>
+              <w:t xml:space="preserve">Title, description, login, role, rooms, mediator name</w:t>
             </w:r>
           </w:p>
         </w:tc>
@@ -3417,13 +3619,11 @@
             <w:r>
               <w:rPr>
                 <w:rFonts w:ascii="Calibri" w:cs="Calibri" w:eastAsia="Calibri" w:hAnsi="Calibri"/>
-                <w:b/>
-                <w:bCs/>
-                <w:color w:val="1A1A18"/>
-                <w:sz w:val="18"/>
-                <w:szCs w:val="18"/>
-              </w:rPr>
-              <w:t xml:space="preserve">Room details</w:t>
+                <w:color w:val="1A1A18"/>
+                <w:sz w:val="18"/>
+                <w:szCs w:val="18"/>
+              </w:rPr>
+              <w:t xml:space="preserve">Sort</w:t>
             </w:r>
           </w:p>
         </w:tc>
@@ -3445,27 +3645,7 @@
                 <w:sz w:val="18"/>
                 <w:szCs w:val="18"/>
               </w:rPr>
-              <w:t xml:space="preserve">Edit title/description → </w:t>
-            </w:r>
-            <w:r>
-              <w:rPr>
-                <w:rFonts w:ascii="Calibri" w:cs="Calibri" w:eastAsia="Calibri" w:hAnsi="Calibri"/>
-                <w:b/>
-                <w:bCs/>
-                <w:color w:val="1A1A18"/>
-                <w:sz w:val="18"/>
-                <w:szCs w:val="18"/>
-              </w:rPr>
-              <w:t xml:space="preserve">Save Changes</w:t>
-            </w:r>
-            <w:r>
-              <w:rPr>
-                <w:rFonts w:ascii="Calibri" w:cs="Calibri" w:eastAsia="Calibri" w:hAnsi="Calibri"/>
-                <w:color w:val="1A1A18"/>
-                <w:sz w:val="18"/>
-                <w:szCs w:val="18"/>
-              </w:rPr>
-              <w:t xml:space="preserve">; jurisdiction read-only</w:t>
+              <w:t xml:space="preserve">Click column headers</w:t>
             </w:r>
           </w:p>
         </w:tc>
@@ -3485,13 +3665,11 @@
             <w:r>
               <w:rPr>
                 <w:rFonts w:ascii="Calibri" w:cs="Calibri" w:eastAsia="Calibri" w:hAnsi="Calibri"/>
-                <w:b/>
-                <w:bCs/>
-                <w:color w:val="1A1A18"/>
-                <w:sz w:val="18"/>
-                <w:szCs w:val="18"/>
-              </w:rPr>
-              <w:t xml:space="preserve">Participants</w:t>
+                <w:color w:val="1A1A18"/>
+                <w:sz w:val="18"/>
+                <w:szCs w:val="18"/>
+              </w:rPr>
+              <w:t xml:space="preserve">Pagination</w:t>
             </w:r>
           </w:p>
         </w:tc>
@@ -3509,31 +3687,22 @@
             <w:r>
               <w:rPr>
                 <w:rFonts w:ascii="Calibri" w:cs="Calibri" w:eastAsia="Calibri" w:hAnsi="Calibri"/>
-                <w:color w:val="1A1A18"/>
-                <w:sz w:val="18"/>
-                <w:szCs w:val="18"/>
-              </w:rPr>
-              <w:t xml:space="preserve">Edit, login/password, </w:t>
-            </w:r>
-            <w:r>
-              <w:rPr>
-                <w:rFonts w:ascii="Calibri" w:cs="Calibri" w:eastAsia="Calibri" w:hAnsi="Calibri"/>
                 <w:b/>
                 <w:bCs/>
                 <w:color w:val="1A1A18"/>
                 <w:sz w:val="18"/>
                 <w:szCs w:val="18"/>
               </w:rPr>
-              <w:t xml:space="preserve">Copy Credentials</w:t>
-            </w:r>
-            <w:r>
-              <w:rPr>
-                <w:rFonts w:ascii="Calibri" w:cs="Calibri" w:eastAsia="Calibri" w:hAnsi="Calibri"/>
-                <w:color w:val="1A1A18"/>
-                <w:sz w:val="18"/>
-                <w:szCs w:val="18"/>
-              </w:rPr>
-              <w:t xml:space="preserve">, </w:t>
+              <w:t xml:space="preserve">Rows per page</w:t>
+            </w:r>
+            <w:r>
+              <w:rPr>
+                <w:rFonts w:ascii="Calibri" w:cs="Calibri" w:eastAsia="Calibri" w:hAnsi="Calibri"/>
+                <w:color w:val="1A1A18"/>
+                <w:sz w:val="18"/>
+                <w:szCs w:val="18"/>
+              </w:rPr>
+              <w:t xml:space="preserve"> 10 / 25 / 50; </w:t>
             </w:r>
             <w:r>
               <w:rPr>
@@ -3544,16 +3713,16 @@
                 <w:sz w:val="18"/>
                 <w:szCs w:val="18"/>
               </w:rPr>
-              <w:t xml:space="preserve">Magic Link</w:t>
-            </w:r>
-            <w:r>
-              <w:rPr>
-                <w:rFonts w:ascii="Calibri" w:cs="Calibri" w:eastAsia="Calibri" w:hAnsi="Calibri"/>
-                <w:color w:val="1A1A18"/>
-                <w:sz w:val="18"/>
-                <w:szCs w:val="18"/>
-              </w:rPr>
-              <w:t xml:space="preserve">, </w:t>
+              <w:t xml:space="preserve">Previous</w:t>
+            </w:r>
+            <w:r>
+              <w:rPr>
+                <w:rFonts w:ascii="Calibri" w:cs="Calibri" w:eastAsia="Calibri" w:hAnsi="Calibri"/>
+                <w:color w:val="1A1A18"/>
+                <w:sz w:val="18"/>
+                <w:szCs w:val="18"/>
+              </w:rPr>
+              <w:t xml:space="preserve"> / </w:t>
             </w:r>
             <w:r>
               <w:rPr>
@@ -3564,55 +3733,7 @@
                 <w:sz w:val="18"/>
                 <w:szCs w:val="18"/>
               </w:rPr>
-              <w:t xml:space="preserve">Request profile update</w:t>
-            </w:r>
-          </w:p>
-        </w:tc>
-      </w:tr>
-      <w:tr>
-        <w:tc>
-          <w:tcPr>
-            <w:tcW w:type="dxa" w:w="4500"/>
-            <w:tcBorders>
-              <w:top w:val="single" w:color="D8D4CC" w:sz="4"/>
-              <w:left w:val="single" w:color="D8D4CC" w:sz="4"/>
-              <w:bottom w:val="single" w:color="D8D4CC" w:sz="4"/>
-              <w:right w:val="single" w:color="D8D4CC" w:sz="4"/>
-            </w:tcBorders>
-          </w:tcPr>
-          <w:p>
-            <w:r>
-              <w:rPr>
-                <w:rFonts w:ascii="Calibri" w:cs="Calibri" w:eastAsia="Calibri" w:hAnsi="Calibri"/>
-                <w:b/>
-                <w:bCs/>
-                <w:color w:val="1A1A18"/>
-                <w:sz w:val="18"/>
-                <w:szCs w:val="18"/>
-              </w:rPr>
-              <w:t xml:space="preserve">Delete room</w:t>
-            </w:r>
-          </w:p>
-        </w:tc>
-        <w:tc>
-          <w:tcPr>
-            <w:tcW w:type="dxa" w:w="4500"/>
-            <w:tcBorders>
-              <w:top w:val="single" w:color="D8D4CC" w:sz="4"/>
-              <w:left w:val="single" w:color="D8D4CC" w:sz="4"/>
-              <w:bottom w:val="single" w:color="D8D4CC" w:sz="4"/>
-              <w:right w:val="single" w:color="D8D4CC" w:sz="4"/>
-            </w:tcBorders>
-          </w:tcPr>
-          <w:p>
-            <w:r>
-              <w:rPr>
-                <w:rFonts w:ascii="Calibri" w:cs="Calibri" w:eastAsia="Calibri" w:hAnsi="Calibri"/>
-                <w:color w:val="1A1A18"/>
-                <w:sz w:val="18"/>
-                <w:szCs w:val="18"/>
-              </w:rPr>
-              <w:t xml:space="preserve">Two modes (below)</w:t>
+              <w:t xml:space="preserve">Next</w:t>
             </w:r>
           </w:p>
         </w:tc>
@@ -3628,40 +3749,6 @@
     </w:p>
     <w:p>
       <w:pPr>
-        <w:spacing w:after="160" w:line="276"/>
-      </w:pPr>
-      <w:r>
-        <w:rPr>
-          <w:rFonts w:ascii="Calibri" w:cs="Calibri" w:eastAsia="Calibri" w:hAnsi="Calibri"/>
-          <w:color w:val="1A1A18"/>
-          <w:sz w:val="22"/>
-          <w:szCs w:val="22"/>
-        </w:rPr>
-        <w:t xml:space="preserve">Readiness indicators may show </w:t>
-      </w:r>
-      <w:r>
-        <w:rPr>
-          <w:rFonts w:ascii="Calibri" w:cs="Calibri" w:eastAsia="Calibri" w:hAnsi="Calibri"/>
-          <w:b/>
-          <w:bCs/>
-          <w:color w:val="1A1A18"/>
-          <w:sz w:val="22"/>
-          <w:szCs w:val="22"/>
-        </w:rPr>
-        <w:t xml:space="preserve">Generating…</w:t>
-      </w:r>
-      <w:r>
-        <w:rPr>
-          <w:rFonts w:ascii="Calibri" w:cs="Calibri" w:eastAsia="Calibri" w:hAnsi="Calibri"/>
-          <w:color w:val="1A1A18"/>
-          <w:sz w:val="22"/>
-          <w:szCs w:val="22"/>
-        </w:rPr>
-        <w:t xml:space="preserve"> while AI analysis runs.</w:t>
-      </w:r>
-    </w:p>
-    <w:p>
-      <w:pPr>
         <w:pStyle w:val="Heading3"/>
         <w:spacing w:after="80" w:before="200"/>
       </w:pPr>
@@ -3674,1044 +3761,7 @@
           <w:sz w:val="24"/>
           <w:szCs w:val="24"/>
         </w:rPr>
-        <w:t xml:space="preserve">Delete</w:t>
-      </w:r>
-    </w:p>
-    <w:p>
-      <w:pPr>
-        <w:pStyle w:val="ListParagraph"/>
-        <w:numPr>
-          <w:ilvl w:val="0"/>
-          <w:numId w:val="1"/>
-        </w:numPr>
-        <w:spacing w:after="80"/>
-      </w:pPr>
-      <w:r>
-        <w:rPr>
-          <w:rFonts w:ascii="Calibri" w:cs="Calibri" w:eastAsia="Calibri" w:hAnsi="Calibri"/>
-          <w:b/>
-          <w:bCs/>
-          <w:color w:val="1A1A18"/>
-          <w:sz w:val="22"/>
-          <w:szCs w:val="22"/>
-        </w:rPr>
-        <w:t xml:space="preserve">Delete room only</w:t>
-      </w:r>
-      <w:r>
-        <w:rPr>
-          <w:rFonts w:ascii="Calibri" w:cs="Calibri" w:eastAsia="Calibri" w:hAnsi="Calibri"/>
-          <w:color w:val="1A1A18"/>
-          <w:sz w:val="22"/>
-          <w:szCs w:val="22"/>
-        </w:rPr>
-        <w:t xml:space="preserve"> — party accounts remain (may become roomless);</w:t>
-      </w:r>
-    </w:p>
-    <w:p>
-      <w:pPr>
-        <w:pStyle w:val="ListParagraph"/>
-        <w:numPr>
-          <w:ilvl w:val="0"/>
-          <w:numId w:val="1"/>
-        </w:numPr>
-        <w:spacing w:after="80"/>
-      </w:pPr>
-      <w:r>
-        <w:rPr>
-          <w:rFonts w:ascii="Calibri" w:cs="Calibri" w:eastAsia="Calibri" w:hAnsi="Calibri"/>
-          <w:b/>
-          <w:bCs/>
-          <w:color w:val="1A1A18"/>
-          <w:sz w:val="22"/>
-          <w:szCs w:val="22"/>
-        </w:rPr>
-        <w:t xml:space="preserve">Delete room and parties</w:t>
-      </w:r>
-      <w:r>
-        <w:rPr>
-          <w:rFonts w:ascii="Calibri" w:cs="Calibri" w:eastAsia="Calibri" w:hAnsi="Calibri"/>
-          <w:color w:val="1A1A18"/>
-          <w:sz w:val="22"/>
-          <w:szCs w:val="22"/>
-        </w:rPr>
-        <w:t xml:space="preserve"> — also deletes those party accounts (and related rooms per product rules).</w:t>
-      </w:r>
-    </w:p>
-    <w:p>
-      <w:pPr>
-        <w:spacing w:after="160" w:line="276"/>
-      </w:pPr>
-      <w:r>
-        <w:rPr>
-          <w:rFonts w:ascii="Calibri" w:cs="Calibri" w:eastAsia="Calibri" w:hAnsi="Calibri"/>
-          <w:color w:val="1A1A18"/>
-          <w:sz w:val="22"/>
-          <w:szCs w:val="22"/>
-        </w:rPr>
-        <w:t xml:space="preserve">Confirmation required; cannot be undone. Toast: </w:t>
-      </w:r>
-      <w:r>
-        <w:rPr>
-          <w:rFonts w:ascii="Calibri" w:cs="Calibri" w:eastAsia="Calibri" w:hAnsi="Calibri"/>
-          <w:b/>
-          <w:bCs/>
-          <w:color w:val="1A1A18"/>
-          <w:sz w:val="22"/>
-          <w:szCs w:val="22"/>
-        </w:rPr>
-        <w:t xml:space="preserve">Room deleted.</w:t>
-      </w:r>
-    </w:p>
-    <w:p>
-      <w:pPr>
-        <w:pBdr>
-          <w:bottom w:val="single" w:color="D8D4CC" w:sz="6" w:space="1"/>
-        </w:pBdr>
-        <w:spacing w:after="120" w:before="120"/>
-      </w:pPr>
-      <w:r>
-        <w:t xml:space="preserve"/>
-      </w:r>
-    </w:p>
-    <w:p>
-      <w:pPr>
-        <w:pStyle w:val="Heading2"/>
-        <w:pBdr>
-          <w:bottom w:val="single" w:color="9A7B2F" w:sz="8" w:space="4"/>
-        </w:pBdr>
-        <w:spacing w:after="120" w:before="280"/>
-      </w:pPr>
-      <w:r>
-        <w:rPr>
-          <w:rFonts w:ascii="Georgia" w:cs="Georgia" w:eastAsia="Georgia" w:hAnsi="Georgia"/>
-          <w:b/>
-          <w:bCs/>
-          <w:color w:val="1A1A18"/>
-          <w:sz w:val="28"/>
-          <w:szCs w:val="28"/>
-        </w:rPr>
-        <w:t xml:space="preserve">8. Credentials and Magic Link</w:t>
-      </w:r>
-    </w:p>
-    <w:p>
-      <w:pPr>
-        <w:spacing w:after="160" w:line="276"/>
-      </w:pPr>
-      <w:r>
-        <w:rPr>
-          <w:rFonts w:ascii="Calibri" w:cs="Calibri" w:eastAsia="Calibri" w:hAnsi="Calibri"/>
-          <w:color w:val="1A1A18"/>
-          <w:sz w:val="22"/>
-          <w:szCs w:val="22"/>
-        </w:rPr>
-        <w:t xml:space="preserve">On the room card or mediator card:</w:t>
-      </w:r>
-    </w:p>
-    <w:p>
-      <w:pPr>
-        <w:pStyle w:val="Heading3"/>
-        <w:spacing w:after="80" w:before="200"/>
-      </w:pPr>
-      <w:r>
-        <w:rPr>
-          <w:rFonts w:ascii="Calibri" w:cs="Calibri" w:eastAsia="Calibri" w:hAnsi="Calibri"/>
-          <w:b/>
-          <w:bCs/>
-          <w:color w:val="1A1A18"/>
-          <w:sz w:val="24"/>
-          <w:szCs w:val="24"/>
-        </w:rPr>
-        <w:t xml:space="preserve">Copy Credentials</w:t>
-      </w:r>
-    </w:p>
-    <w:p>
-      <w:pPr>
-        <w:spacing w:after="160" w:line="276"/>
-      </w:pPr>
-      <w:r>
-        <w:rPr>
-          <w:rFonts w:ascii="Calibri" w:cs="Calibri" w:eastAsia="Calibri" w:hAnsi="Calibri"/>
-          <w:b/>
-          <w:bCs/>
-          <w:color w:val="1A1A18"/>
-          <w:sz w:val="22"/>
-          <w:szCs w:val="22"/>
-        </w:rPr>
-        <w:t xml:space="preserve">Copy Credentials</w:t>
-      </w:r>
-      <w:r>
-        <w:rPr>
-          <w:rFonts w:ascii="Calibri" w:cs="Calibri" w:eastAsia="Calibri" w:hAnsi="Calibri"/>
-          <w:color w:val="1A1A18"/>
-          <w:sz w:val="22"/>
-          <w:szCs w:val="22"/>
-        </w:rPr>
-        <w:t xml:space="preserve"> puts role, login, and password on the clipboard. Send through a protected channel. Login always starts with psylex_.</w:t>
-      </w:r>
-    </w:p>
-    <w:p>
-      <w:pPr>
-        <w:pStyle w:val="Heading3"/>
-        <w:spacing w:after="80" w:before="200"/>
-      </w:pPr>
-      <w:r>
-        <w:rPr>
-          <w:rFonts w:ascii="Calibri" w:cs="Calibri" w:eastAsia="Calibri" w:hAnsi="Calibri"/>
-          <w:b/>
-          <w:bCs/>
-          <w:color w:val="1A1A18"/>
-          <w:sz w:val="24"/>
-          <w:szCs w:val="24"/>
-        </w:rPr>
-        <w:t xml:space="preserve">Magic Link</w:t>
-      </w:r>
-    </w:p>
-    <w:p>
-      <w:pPr>
-        <w:spacing w:after="160" w:line="276"/>
-      </w:pPr>
-      <w:r>
-        <w:rPr>
-          <w:rFonts w:ascii="Calibri" w:cs="Calibri" w:eastAsia="Calibri" w:hAnsi="Calibri"/>
-          <w:b/>
-          <w:bCs/>
-          <w:color w:val="1A1A18"/>
-          <w:sz w:val="22"/>
-          <w:szCs w:val="22"/>
-        </w:rPr>
-        <w:t xml:space="preserve">Magic Link</w:t>
-      </w:r>
-      <w:r>
-        <w:rPr>
-          <w:rFonts w:ascii="Calibri" w:cs="Calibri" w:eastAsia="Calibri" w:hAnsi="Calibri"/>
-          <w:color w:val="1A1A18"/>
-          <w:sz w:val="22"/>
-          <w:szCs w:val="22"/>
-        </w:rPr>
-        <w:t xml:space="preserve"> creates a one-time /auth/magic?token=… link:</w:t>
-      </w:r>
-    </w:p>
-    <w:p>
-      <w:pPr>
-        <w:pStyle w:val="ListParagraph"/>
-        <w:numPr>
-          <w:ilvl w:val="0"/>
-          <w:numId w:val="1"/>
-        </w:numPr>
-        <w:spacing w:after="80"/>
-      </w:pPr>
-      <w:r>
-        <w:rPr>
-          <w:rFonts w:ascii="Calibri" w:cs="Calibri" w:eastAsia="Calibri" w:hAnsi="Calibri"/>
-          <w:color w:val="1A1A18"/>
-          <w:sz w:val="22"/>
-          <w:szCs w:val="22"/>
-        </w:rPr>
-        <w:t xml:space="preserve">valid for </w:t>
-      </w:r>
-      <w:r>
-        <w:rPr>
-          <w:rFonts w:ascii="Calibri" w:cs="Calibri" w:eastAsia="Calibri" w:hAnsi="Calibri"/>
-          <w:b/>
-          <w:bCs/>
-          <w:color w:val="1A1A18"/>
-          <w:sz w:val="22"/>
-          <w:szCs w:val="22"/>
-        </w:rPr>
-        <w:t xml:space="preserve">72 hours</w:t>
-      </w:r>
-      <w:r>
-        <w:rPr>
-          <w:rFonts w:ascii="Calibri" w:cs="Calibri" w:eastAsia="Calibri" w:hAnsi="Calibri"/>
-          <w:color w:val="1A1A18"/>
-          <w:sz w:val="22"/>
-          <w:szCs w:val="22"/>
-        </w:rPr>
-        <w:t xml:space="preserve">;</w:t>
-      </w:r>
-    </w:p>
-    <w:p>
-      <w:pPr>
-        <w:pStyle w:val="ListParagraph"/>
-        <w:numPr>
-          <w:ilvl w:val="0"/>
-          <w:numId w:val="1"/>
-        </w:numPr>
-        <w:spacing w:after="80"/>
-      </w:pPr>
-      <w:r>
-        <w:rPr>
-          <w:rFonts w:ascii="Calibri" w:cs="Calibri" w:eastAsia="Calibri" w:hAnsi="Calibri"/>
-          <w:color w:val="1A1A18"/>
-          <w:sz w:val="22"/>
-          <w:szCs w:val="22"/>
-        </w:rPr>
-        <w:t xml:space="preserve">the recipient signs in </w:t>
-      </w:r>
-      <w:r>
-        <w:rPr>
-          <w:rFonts w:ascii="Calibri" w:cs="Calibri" w:eastAsia="Calibri" w:hAnsi="Calibri"/>
-          <w:b/>
-          <w:bCs/>
-          <w:color w:val="1A1A18"/>
-          <w:sz w:val="22"/>
-          <w:szCs w:val="22"/>
-        </w:rPr>
-        <w:t xml:space="preserve">automatically</w:t>
-      </w:r>
-      <w:r>
-        <w:rPr>
-          <w:rFonts w:ascii="Calibri" w:cs="Calibri" w:eastAsia="Calibri" w:hAnsi="Calibri"/>
-          <w:color w:val="1A1A18"/>
-          <w:sz w:val="22"/>
-          <w:szCs w:val="22"/>
-        </w:rPr>
-        <w:t xml:space="preserve"> (or </w:t>
-      </w:r>
-      <w:r>
-        <w:rPr>
-          <w:rFonts w:ascii="Calibri" w:cs="Calibri" w:eastAsia="Calibri" w:hAnsi="Calibri"/>
-          <w:b/>
-          <w:bCs/>
-          <w:color w:val="1A1A18"/>
-          <w:sz w:val="22"/>
-          <w:szCs w:val="22"/>
-        </w:rPr>
-        <w:t xml:space="preserve">Continue</w:t>
-      </w:r>
-      <w:r>
-        <w:rPr>
-          <w:rFonts w:ascii="Calibri" w:cs="Calibri" w:eastAsia="Calibri" w:hAnsi="Calibri"/>
-          <w:color w:val="1A1A18"/>
-          <w:sz w:val="22"/>
-          <w:szCs w:val="22"/>
-        </w:rPr>
-        <w:t xml:space="preserve"> without JS);</w:t>
-      </w:r>
-    </w:p>
-    <w:p>
-      <w:pPr>
-        <w:pStyle w:val="ListParagraph"/>
-        <w:numPr>
-          <w:ilvl w:val="0"/>
-          <w:numId w:val="1"/>
-        </w:numPr>
-        <w:spacing w:after="80"/>
-      </w:pPr>
-      <w:r>
-        <w:rPr>
-          <w:rFonts w:ascii="Calibri" w:cs="Calibri" w:eastAsia="Calibri" w:hAnsi="Calibri"/>
-          <w:color w:val="1A1A18"/>
-          <w:sz w:val="22"/>
-          <w:szCs w:val="22"/>
-        </w:rPr>
-        <w:t xml:space="preserve">becomes invalid after use.</w:t>
-      </w:r>
-    </w:p>
-    <w:p>
-      <w:pPr>
-        <w:spacing w:after="160" w:line="276"/>
-      </w:pPr>
-      <w:r>
-        <w:rPr>
-          <w:rFonts w:ascii="Calibri" w:cs="Calibri" w:eastAsia="Calibri" w:hAnsi="Calibri"/>
-          <w:color w:val="1A1A18"/>
-          <w:sz w:val="22"/>
-          <w:szCs w:val="22"/>
-        </w:rPr>
-        <w:t xml:space="preserve">Success: </w:t>
-      </w:r>
-      <w:r>
-        <w:rPr>
-          <w:rFonts w:ascii="Calibri" w:cs="Calibri" w:eastAsia="Calibri" w:hAnsi="Calibri"/>
-          <w:b/>
-          <w:bCs/>
-          <w:color w:val="1A1A18"/>
-          <w:sz w:val="22"/>
-          <w:szCs w:val="22"/>
-        </w:rPr>
-        <w:t xml:space="preserve">Magic link copied to clipboard</w:t>
-      </w:r>
-      <w:r>
-        <w:rPr>
-          <w:rFonts w:ascii="Calibri" w:cs="Calibri" w:eastAsia="Calibri" w:hAnsi="Calibri"/>
-          <w:color w:val="1A1A18"/>
-          <w:sz w:val="22"/>
-          <w:szCs w:val="22"/>
-        </w:rPr>
-        <w:t xml:space="preserve"> (or the system share dialog). Error: </w:t>
-      </w:r>
-      <w:r>
-        <w:rPr>
-          <w:rFonts w:ascii="Calibri" w:cs="Calibri" w:eastAsia="Calibri" w:hAnsi="Calibri"/>
-          <w:b/>
-          <w:bCs/>
-          <w:color w:val="1A1A18"/>
-          <w:sz w:val="22"/>
-          <w:szCs w:val="22"/>
-        </w:rPr>
-        <w:t xml:space="preserve">Could not generate magic link</w:t>
-      </w:r>
-      <w:r>
-        <w:rPr>
-          <w:rFonts w:ascii="Calibri" w:cs="Calibri" w:eastAsia="Calibri" w:hAnsi="Calibri"/>
-          <w:color w:val="1A1A18"/>
-          <w:sz w:val="22"/>
-          <w:szCs w:val="22"/>
-        </w:rPr>
-        <w:t xml:space="preserve">.</w:t>
-      </w:r>
-    </w:p>
-    <w:p>
-      <w:pPr>
-        <w:spacing w:after="160" w:line="276"/>
-      </w:pPr>
-      <w:r>
-        <w:rPr>
-          <w:rFonts w:ascii="Calibri" w:cs="Calibri" w:eastAsia="Calibri" w:hAnsi="Calibri"/>
-          <w:color w:val="1A1A18"/>
-          <w:sz w:val="22"/>
-          <w:szCs w:val="22"/>
-        </w:rPr>
-        <w:t xml:space="preserve">A Magic Link can be generated by an </w:t>
-      </w:r>
-      <w:r>
-        <w:rPr>
-          <w:rFonts w:ascii="Calibri" w:cs="Calibri" w:eastAsia="Calibri" w:hAnsi="Calibri"/>
-          <w:b/>
-          <w:bCs/>
-          <w:color w:val="1A1A18"/>
-          <w:sz w:val="22"/>
-          <w:szCs w:val="22"/>
-        </w:rPr>
-        <w:t xml:space="preserve">administrator</w:t>
-      </w:r>
-      <w:r>
-        <w:rPr>
-          <w:rFonts w:ascii="Calibri" w:cs="Calibri" w:eastAsia="Calibri" w:hAnsi="Calibri"/>
-          <w:color w:val="1A1A18"/>
-          <w:sz w:val="22"/>
-          <w:szCs w:val="22"/>
-        </w:rPr>
-        <w:t xml:space="preserve"> (anyone) and by a </w:t>
-      </w:r>
-      <w:r>
-        <w:rPr>
-          <w:rFonts w:ascii="Calibri" w:cs="Calibri" w:eastAsia="Calibri" w:hAnsi="Calibri"/>
-          <w:b/>
-          <w:bCs/>
-          <w:color w:val="1A1A18"/>
-          <w:sz w:val="22"/>
-          <w:szCs w:val="22"/>
-        </w:rPr>
-        <w:t xml:space="preserve">mediator</w:t>
-      </w:r>
-      <w:r>
-        <w:rPr>
-          <w:rFonts w:ascii="Calibri" w:cs="Calibri" w:eastAsia="Calibri" w:hAnsi="Calibri"/>
-          <w:color w:val="1A1A18"/>
-          <w:sz w:val="22"/>
-          <w:szCs w:val="22"/>
-        </w:rPr>
-        <w:t xml:space="preserve"> (parties in their own rooms).</w:t>
-      </w:r>
-    </w:p>
-    <w:p>
-      <w:pPr>
-        <w:pBdr>
-          <w:bottom w:val="single" w:color="D8D4CC" w:sz="6" w:space="1"/>
-        </w:pBdr>
-        <w:spacing w:after="120" w:before="120"/>
-      </w:pPr>
-      <w:r>
-        <w:t xml:space="preserve"/>
-      </w:r>
-    </w:p>
-    <w:p>
-      <w:pPr>
-        <w:pStyle w:val="Heading2"/>
-        <w:pBdr>
-          <w:bottom w:val="single" w:color="9A7B2F" w:sz="8" w:space="4"/>
-        </w:pBdr>
-        <w:spacing w:after="120" w:before="280"/>
-      </w:pPr>
-      <w:r>
-        <w:rPr>
-          <w:rFonts w:ascii="Georgia" w:cs="Georgia" w:eastAsia="Georgia" w:hAnsi="Georgia"/>
-          <w:b/>
-          <w:bCs/>
-          <w:color w:val="1A1A18"/>
-          <w:sz w:val="28"/>
-          <w:szCs w:val="28"/>
-        </w:rPr>
-        <w:t xml:space="preserve">9. Mediators</w:t>
-      </w:r>
-    </w:p>
-    <w:p>
-      <w:pPr>
-        <w:spacing w:after="160" w:line="276"/>
-      </w:pPr>
-      <w:r>
-        <w:rPr>
-          <w:rFonts w:ascii="Calibri" w:cs="Calibri" w:eastAsia="Calibri" w:hAnsi="Calibri"/>
-          <w:b/>
-          <w:bCs/>
-          <w:color w:val="1A1A18"/>
-          <w:sz w:val="22"/>
-          <w:szCs w:val="22"/>
-        </w:rPr>
-        <w:t xml:space="preserve">Mediators</w:t>
-      </w:r>
-      <w:r>
-        <w:rPr>
-          <w:rFonts w:ascii="Calibri" w:cs="Calibri" w:eastAsia="Calibri" w:hAnsi="Calibri"/>
-          <w:color w:val="1A1A18"/>
-          <w:sz w:val="22"/>
-          <w:szCs w:val="22"/>
-        </w:rPr>
-        <w:t xml:space="preserve"> → </w:t>
-      </w:r>
-      <w:r>
-        <w:rPr>
-          <w:rFonts w:ascii="Calibri" w:cs="Calibri" w:eastAsia="Calibri" w:hAnsi="Calibri"/>
-          <w:b/>
-          <w:bCs/>
-          <w:color w:val="1A1A18"/>
-          <w:sz w:val="22"/>
-          <w:szCs w:val="22"/>
-        </w:rPr>
-        <w:t xml:space="preserve">Registry</w:t>
-      </w:r>
-      <w:r>
-        <w:rPr>
-          <w:rFonts w:ascii="Calibri" w:cs="Calibri" w:eastAsia="Calibri" w:hAnsi="Calibri"/>
-          <w:color w:val="1A1A18"/>
-          <w:sz w:val="22"/>
-          <w:szCs w:val="22"/>
-        </w:rPr>
-        <w:t xml:space="preserve">.</w:t>
-      </w:r>
-    </w:p>
-    <w:p>
-      <w:pPr>
-        <w:spacing w:after="160" w:line="276"/>
-      </w:pPr>
-      <w:r>
-        <w:rPr>
-          <w:rFonts w:ascii="Calibri" w:cs="Calibri" w:eastAsia="Calibri" w:hAnsi="Calibri"/>
-          <w:color w:val="1A1A18"/>
-          <w:sz w:val="22"/>
-          <w:szCs w:val="22"/>
-        </w:rPr>
-        <w:t xml:space="preserve">A mediator is a separate account; after sign-in they create their own Mode B rooms.</w:t>
-      </w:r>
-    </w:p>
-    <w:p>
-      <w:pPr>
-        <w:pStyle w:val="ListParagraph"/>
-        <w:numPr>
-          <w:ilvl w:val="0"/>
-          <w:numId w:val="1"/>
-        </w:numPr>
-        <w:spacing w:after="80"/>
-      </w:pPr>
-      <w:r>
-        <w:rPr>
-          <w:rFonts w:ascii="Calibri" w:cs="Calibri" w:eastAsia="Calibri" w:hAnsi="Calibri"/>
-          <w:color w:val="1A1A18"/>
-          <w:sz w:val="22"/>
-          <w:szCs w:val="22"/>
-        </w:rPr>
-        <w:t xml:space="preserve">List: </w:t>
-      </w:r>
-      <w:r>
-        <w:rPr>
-          <w:rFonts w:ascii="Calibri" w:cs="Calibri" w:eastAsia="Calibri" w:hAnsi="Calibri"/>
-          <w:b/>
-          <w:bCs/>
-          <w:color w:val="1A1A18"/>
-          <w:sz w:val="22"/>
-          <w:szCs w:val="22"/>
-        </w:rPr>
-        <w:t xml:space="preserve">Title</w:t>
-      </w:r>
-      <w:r>
-        <w:rPr>
-          <w:rFonts w:ascii="Calibri" w:cs="Calibri" w:eastAsia="Calibri" w:hAnsi="Calibri"/>
-          <w:color w:val="1A1A18"/>
-          <w:sz w:val="22"/>
-          <w:szCs w:val="22"/>
-        </w:rPr>
-        <w:t xml:space="preserve">, </w:t>
-      </w:r>
-      <w:r>
-        <w:rPr>
-          <w:rFonts w:ascii="Calibri" w:cs="Calibri" w:eastAsia="Calibri" w:hAnsi="Calibri"/>
-          <w:b/>
-          <w:bCs/>
-          <w:color w:val="1A1A18"/>
-          <w:sz w:val="22"/>
-          <w:szCs w:val="22"/>
-        </w:rPr>
-        <w:t xml:space="preserve">Description</w:t>
-      </w:r>
-      <w:r>
-        <w:rPr>
-          <w:rFonts w:ascii="Calibri" w:cs="Calibri" w:eastAsia="Calibri" w:hAnsi="Calibri"/>
-          <w:color w:val="1A1A18"/>
-          <w:sz w:val="22"/>
-          <w:szCs w:val="22"/>
-        </w:rPr>
-        <w:t xml:space="preserve">, </w:t>
-      </w:r>
-      <w:r>
-        <w:rPr>
-          <w:rFonts w:ascii="Calibri" w:cs="Calibri" w:eastAsia="Calibri" w:hAnsi="Calibri"/>
-          <w:b/>
-          <w:bCs/>
-          <w:color w:val="1A1A18"/>
-          <w:sz w:val="22"/>
-          <w:szCs w:val="22"/>
-        </w:rPr>
-        <w:t xml:space="preserve">Copy Credentials</w:t>
-      </w:r>
-      <w:r>
-        <w:rPr>
-          <w:rFonts w:ascii="Calibri" w:cs="Calibri" w:eastAsia="Calibri" w:hAnsi="Calibri"/>
-          <w:color w:val="1A1A18"/>
-          <w:sz w:val="22"/>
-          <w:szCs w:val="22"/>
-        </w:rPr>
-        <w:t xml:space="preserve">; </w:t>
-      </w:r>
-      <w:r>
-        <w:rPr>
-          <w:rFonts w:ascii="Calibri" w:cs="Calibri" w:eastAsia="Calibri" w:hAnsi="Calibri"/>
-          <w:b/>
-          <w:bCs/>
-          <w:color w:val="1A1A18"/>
-          <w:sz w:val="22"/>
-          <w:szCs w:val="22"/>
-        </w:rPr>
-        <w:t xml:space="preserve">Add Mediator</w:t>
-      </w:r>
-      <w:r>
-        <w:rPr>
-          <w:rFonts w:ascii="Calibri" w:cs="Calibri" w:eastAsia="Calibri" w:hAnsi="Calibri"/>
-          <w:color w:val="1A1A18"/>
-          <w:sz w:val="22"/>
-          <w:szCs w:val="22"/>
-        </w:rPr>
-        <w:t xml:space="preserve">.</w:t>
-      </w:r>
-    </w:p>
-    <w:p>
-      <w:pPr>
-        <w:pStyle w:val="ListParagraph"/>
-        <w:numPr>
-          <w:ilvl w:val="0"/>
-          <w:numId w:val="1"/>
-        </w:numPr>
-        <w:spacing w:after="80"/>
-      </w:pPr>
-      <w:r>
-        <w:rPr>
-          <w:rFonts w:ascii="Calibri" w:cs="Calibri" w:eastAsia="Calibri" w:hAnsi="Calibri"/>
-          <w:color w:val="1A1A18"/>
-          <w:sz w:val="22"/>
-          <w:szCs w:val="22"/>
-        </w:rPr>
-        <w:t xml:space="preserve">Create: title, description → auto login/password → detail card.</w:t>
-      </w:r>
-    </w:p>
-    <w:p>
-      <w:pPr>
-        <w:pStyle w:val="ListParagraph"/>
-        <w:numPr>
-          <w:ilvl w:val="0"/>
-          <w:numId w:val="1"/>
-        </w:numPr>
-        <w:spacing w:after="80"/>
-      </w:pPr>
-      <w:r>
-        <w:rPr>
-          <w:rFonts w:ascii="Calibri" w:cs="Calibri" w:eastAsia="Calibri" w:hAnsi="Calibri"/>
-          <w:color w:val="1A1A18"/>
-          <w:sz w:val="22"/>
-          <w:szCs w:val="22"/>
-        </w:rPr>
-        <w:t xml:space="preserve">Card: edit → </w:t>
-      </w:r>
-      <w:r>
-        <w:rPr>
-          <w:rFonts w:ascii="Calibri" w:cs="Calibri" w:eastAsia="Calibri" w:hAnsi="Calibri"/>
-          <w:b/>
-          <w:bCs/>
-          <w:color w:val="1A1A18"/>
-          <w:sz w:val="22"/>
-          <w:szCs w:val="22"/>
-        </w:rPr>
-        <w:t xml:space="preserve">Save Changes</w:t>
-      </w:r>
-      <w:r>
-        <w:rPr>
-          <w:rFonts w:ascii="Calibri" w:cs="Calibri" w:eastAsia="Calibri" w:hAnsi="Calibri"/>
-          <w:color w:val="1A1A18"/>
-          <w:sz w:val="22"/>
-          <w:szCs w:val="22"/>
-        </w:rPr>
-        <w:t xml:space="preserve">; </w:t>
-      </w:r>
-      <w:r>
-        <w:rPr>
-          <w:rFonts w:ascii="Calibri" w:cs="Calibri" w:eastAsia="Calibri" w:hAnsi="Calibri"/>
-          <w:b/>
-          <w:bCs/>
-          <w:color w:val="1A1A18"/>
-          <w:sz w:val="22"/>
-          <w:szCs w:val="22"/>
-        </w:rPr>
-        <w:t xml:space="preserve">Copy Credentials</w:t>
-      </w:r>
-      <w:r>
-        <w:rPr>
-          <w:rFonts w:ascii="Calibri" w:cs="Calibri" w:eastAsia="Calibri" w:hAnsi="Calibri"/>
-          <w:color w:val="1A1A18"/>
-          <w:sz w:val="22"/>
-          <w:szCs w:val="22"/>
-        </w:rPr>
-        <w:t xml:space="preserve">; </w:t>
-      </w:r>
-      <w:r>
-        <w:rPr>
-          <w:rFonts w:ascii="Calibri" w:cs="Calibri" w:eastAsia="Calibri" w:hAnsi="Calibri"/>
-          <w:b/>
-          <w:bCs/>
-          <w:color w:val="1A1A18"/>
-          <w:sz w:val="22"/>
-          <w:szCs w:val="22"/>
-        </w:rPr>
-        <w:t xml:space="preserve">Magic Link</w:t>
-      </w:r>
-      <w:r>
-        <w:rPr>
-          <w:rFonts w:ascii="Calibri" w:cs="Calibri" w:eastAsia="Calibri" w:hAnsi="Calibri"/>
-          <w:color w:val="1A1A18"/>
-          <w:sz w:val="22"/>
-          <w:szCs w:val="22"/>
-        </w:rPr>
-        <w:t xml:space="preserve">; </w:t>
-      </w:r>
-      <w:r>
-        <w:rPr>
-          <w:rFonts w:ascii="Calibri" w:cs="Calibri" w:eastAsia="Calibri" w:hAnsi="Calibri"/>
-          <w:b/>
-          <w:bCs/>
-          <w:color w:val="1A1A18"/>
-          <w:sz w:val="22"/>
-          <w:szCs w:val="22"/>
-        </w:rPr>
-        <w:t xml:space="preserve">Delete mediator</w:t>
-      </w:r>
-      <w:r>
-        <w:rPr>
-          <w:rFonts w:ascii="Calibri" w:cs="Calibri" w:eastAsia="Calibri" w:hAnsi="Calibri"/>
-          <w:color w:val="1A1A18"/>
-          <w:sz w:val="22"/>
-          <w:szCs w:val="22"/>
-        </w:rPr>
-        <w:t xml:space="preserve">.</w:t>
-      </w:r>
-    </w:p>
-    <w:p>
-      <w:pPr>
-        <w:spacing w:after="160" w:line="276"/>
-      </w:pPr>
-      <w:r>
-        <w:rPr>
-          <w:rFonts w:ascii="Calibri" w:cs="Calibri" w:eastAsia="Calibri" w:hAnsi="Calibri"/>
-          <w:color w:val="1A1A18"/>
-          <w:sz w:val="22"/>
-          <w:szCs w:val="22"/>
-        </w:rPr>
-        <w:t xml:space="preserve">First sign-in starts mediator onboarding. Until it completes, the rooms console is unavailable. Send the mediator instruction.</w:t>
-      </w:r>
-    </w:p>
-    <w:p>
-      <w:pPr>
-        <w:pBdr>
-          <w:bottom w:val="single" w:color="D8D4CC" w:sz="6" w:space="1"/>
-        </w:pBdr>
-        <w:spacing w:after="120" w:before="120"/>
-      </w:pPr>
-      <w:r>
-        <w:t xml:space="preserve"/>
-      </w:r>
-    </w:p>
-    <w:p>
-      <w:pPr>
-        <w:pStyle w:val="Heading2"/>
-        <w:pBdr>
-          <w:bottom w:val="single" w:color="9A7B2F" w:sz="8" w:space="4"/>
-        </w:pBdr>
-        <w:spacing w:after="120" w:before="280"/>
-      </w:pPr>
-      <w:r>
-        <w:rPr>
-          <w:rFonts w:ascii="Georgia" w:cs="Georgia" w:eastAsia="Georgia" w:hAnsi="Georgia"/>
-          <w:b/>
-          <w:bCs/>
-          <w:color w:val="1A1A18"/>
-          <w:sz w:val="28"/>
-          <w:szCs w:val="28"/>
-        </w:rPr>
-        <w:t xml:space="preserve">10. Settings: API credentials and models</w:t>
-      </w:r>
-    </w:p>
-    <w:p>
-      <w:pPr>
-        <w:spacing w:after="160" w:line="276"/>
-      </w:pPr>
-      <w:r>
-        <w:rPr>
-          <w:rFonts w:ascii="Calibri" w:cs="Calibri" w:eastAsia="Calibri" w:hAnsi="Calibri"/>
-          <w:b/>
-          <w:bCs/>
-          <w:color w:val="1A1A18"/>
-          <w:sz w:val="22"/>
-          <w:szCs w:val="22"/>
-        </w:rPr>
-        <w:t xml:space="preserve">Settings</w:t>
-      </w:r>
-      <w:r>
-        <w:rPr>
-          <w:rFonts w:ascii="Calibri" w:cs="Calibri" w:eastAsia="Calibri" w:hAnsi="Calibri"/>
-          <w:color w:val="1A1A18"/>
-          <w:sz w:val="22"/>
-          <w:szCs w:val="22"/>
-        </w:rPr>
-        <w:t xml:space="preserve"> → </w:t>
-      </w:r>
-      <w:r>
-        <w:rPr>
-          <w:rFonts w:ascii="Calibri" w:cs="Calibri" w:eastAsia="Calibri" w:hAnsi="Calibri"/>
-          <w:b/>
-          <w:bCs/>
-          <w:color w:val="1A1A18"/>
-          <w:sz w:val="22"/>
-          <w:szCs w:val="22"/>
-        </w:rPr>
-        <w:t xml:space="preserve">Credentials</w:t>
-      </w:r>
-      <w:r>
-        <w:rPr>
-          <w:rFonts w:ascii="Calibri" w:cs="Calibri" w:eastAsia="Calibri" w:hAnsi="Calibri"/>
-          <w:color w:val="1A1A18"/>
-          <w:sz w:val="22"/>
-          <w:szCs w:val="22"/>
-        </w:rPr>
-        <w:t xml:space="preserve">.</w:t>
-      </w:r>
-    </w:p>
-    <w:p>
-      <w:pPr>
-        <w:pStyle w:val="ListParagraph"/>
-        <w:numPr>
-          <w:ilvl w:val="0"/>
-          <w:numId w:val="1"/>
-        </w:numPr>
-        <w:spacing w:after="80"/>
-      </w:pPr>
-      <w:r>
-        <w:rPr>
-          <w:rFonts w:ascii="Calibri" w:cs="Calibri" w:eastAsia="Calibri" w:hAnsi="Calibri"/>
-          <w:b/>
-          <w:bCs/>
-          <w:color w:val="1A1A18"/>
-          <w:sz w:val="22"/>
-          <w:szCs w:val="22"/>
-        </w:rPr>
-        <w:t xml:space="preserve">OpenAI API key</w:t>
-      </w:r>
-      <w:r>
-        <w:rPr>
-          <w:rFonts w:ascii="Calibri" w:cs="Calibri" w:eastAsia="Calibri" w:hAnsi="Calibri"/>
-          <w:color w:val="1A1A18"/>
-          <w:sz w:val="22"/>
-          <w:szCs w:val="22"/>
-        </w:rPr>
-        <w:t xml:space="preserve"> — analysis, mediation, generation;</w:t>
-      </w:r>
-    </w:p>
-    <w:p>
-      <w:pPr>
-        <w:pStyle w:val="ListParagraph"/>
-        <w:numPr>
-          <w:ilvl w:val="0"/>
-          <w:numId w:val="1"/>
-        </w:numPr>
-        <w:spacing w:after="80"/>
-      </w:pPr>
-      <w:r>
-        <w:rPr>
-          <w:rFonts w:ascii="Calibri" w:cs="Calibri" w:eastAsia="Calibri" w:hAnsi="Calibri"/>
-          <w:b/>
-          <w:bCs/>
-          <w:color w:val="1A1A18"/>
-          <w:sz w:val="22"/>
-          <w:szCs w:val="22"/>
-        </w:rPr>
-        <w:t xml:space="preserve">Airtable API key</w:t>
-      </w:r>
-      <w:r>
-        <w:rPr>
-          <w:rFonts w:ascii="Calibri" w:cs="Calibri" w:eastAsia="Calibri" w:hAnsi="Calibri"/>
-          <w:color w:val="1A1A18"/>
-          <w:sz w:val="22"/>
-          <w:szCs w:val="22"/>
-        </w:rPr>
-        <w:t xml:space="preserve"> — external test completion status;</w:t>
-      </w:r>
-    </w:p>
-    <w:p>
-      <w:pPr>
-        <w:pStyle w:val="ListParagraph"/>
-        <w:numPr>
-          <w:ilvl w:val="0"/>
-          <w:numId w:val="1"/>
-        </w:numPr>
-        <w:spacing w:after="80"/>
-      </w:pPr>
-      <w:r>
-        <w:rPr>
-          <w:rFonts w:ascii="Calibri" w:cs="Calibri" w:eastAsia="Calibri" w:hAnsi="Calibri"/>
-          <w:b/>
-          <w:bCs/>
-          <w:color w:val="1A1A18"/>
-          <w:sz w:val="22"/>
-          <w:szCs w:val="22"/>
-        </w:rPr>
-        <w:t xml:space="preserve">Show key</w:t>
-      </w:r>
-      <w:r>
-        <w:rPr>
-          <w:rFonts w:ascii="Calibri" w:cs="Calibri" w:eastAsia="Calibri" w:hAnsi="Calibri"/>
-          <w:color w:val="1A1A18"/>
-          <w:sz w:val="22"/>
-          <w:szCs w:val="22"/>
-        </w:rPr>
-        <w:t xml:space="preserve"> / </w:t>
-      </w:r>
-      <w:r>
-        <w:rPr>
-          <w:rFonts w:ascii="Calibri" w:cs="Calibri" w:eastAsia="Calibri" w:hAnsi="Calibri"/>
-          <w:b/>
-          <w:bCs/>
-          <w:color w:val="1A1A18"/>
-          <w:sz w:val="22"/>
-          <w:szCs w:val="22"/>
-        </w:rPr>
-        <w:t xml:space="preserve">Hide key</w:t>
-      </w:r>
-      <w:r>
-        <w:rPr>
-          <w:rFonts w:ascii="Calibri" w:cs="Calibri" w:eastAsia="Calibri" w:hAnsi="Calibri"/>
-          <w:color w:val="1A1A18"/>
-          <w:sz w:val="22"/>
-          <w:szCs w:val="22"/>
-        </w:rPr>
-        <w:t xml:space="preserve">.</w:t>
-      </w:r>
-    </w:p>
-    <w:p>
-      <w:pPr>
-        <w:pStyle w:val="Heading3"/>
-        <w:spacing w:after="80" w:before="200"/>
-      </w:pPr>
-      <w:r>
-        <w:rPr>
-          <w:rFonts w:ascii="Calibri" w:cs="Calibri" w:eastAsia="Calibri" w:hAnsi="Calibri"/>
-          <w:b/>
-          <w:bCs/>
-          <w:color w:val="1A1A18"/>
-          <w:sz w:val="24"/>
-          <w:szCs w:val="24"/>
-        </w:rPr>
-        <w:t xml:space="preserve">Chat models by workload</w:t>
-      </w:r>
-    </w:p>
-    <w:p>
-      <w:pPr>
-        <w:spacing w:after="160" w:line="276"/>
-      </w:pPr>
-      <w:r>
-        <w:rPr>
-          <w:rFonts w:ascii="Calibri" w:cs="Calibri" w:eastAsia="Calibri" w:hAnsi="Calibri"/>
-          <w:color w:val="1A1A18"/>
-          <w:sz w:val="22"/>
-          <w:szCs w:val="22"/>
-        </w:rPr>
-        <w:t xml:space="preserve">Section </w:t>
-      </w:r>
-      <w:r>
-        <w:rPr>
-          <w:rFonts w:ascii="Calibri" w:cs="Calibri" w:eastAsia="Calibri" w:hAnsi="Calibri"/>
-          <w:b/>
-          <w:bCs/>
-          <w:color w:val="1A1A18"/>
-          <w:sz w:val="22"/>
-          <w:szCs w:val="22"/>
-        </w:rPr>
-        <w:t xml:space="preserve">Chat models by workload</w:t>
-      </w:r>
-      <w:r>
-        <w:rPr>
-          <w:rFonts w:ascii="Calibri" w:cs="Calibri" w:eastAsia="Calibri" w:hAnsi="Calibri"/>
-          <w:color w:val="1A1A18"/>
-          <w:sz w:val="22"/>
-          <w:szCs w:val="22"/>
-        </w:rPr>
-        <w:t xml:space="preserve">. Empty slots fall back to the previous single-model setting. </w:t>
-      </w:r>
-      <w:r>
-        <w:rPr>
-          <w:rFonts w:ascii="Calibri" w:cs="Calibri" w:eastAsia="Calibri" w:hAnsi="Calibri"/>
-          <w:b/>
-          <w:bCs/>
-          <w:color w:val="1A1A18"/>
-          <w:sz w:val="22"/>
-          <w:szCs w:val="22"/>
-        </w:rPr>
-        <w:t xml:space="preserve">Refresh models</w:t>
-      </w:r>
-      <w:r>
-        <w:rPr>
-          <w:rFonts w:ascii="Calibri" w:cs="Calibri" w:eastAsia="Calibri" w:hAnsi="Calibri"/>
-          <w:color w:val="1A1A18"/>
-          <w:sz w:val="22"/>
-          <w:szCs w:val="22"/>
-        </w:rPr>
-        <w:t xml:space="preserve"> / </w:t>
-      </w:r>
-      <w:r>
-        <w:rPr>
-          <w:rFonts w:ascii="Calibri" w:cs="Calibri" w:eastAsia="Calibri" w:hAnsi="Calibri"/>
-          <w:b/>
-          <w:bCs/>
-          <w:color w:val="1A1A18"/>
-          <w:sz w:val="22"/>
-          <w:szCs w:val="22"/>
-        </w:rPr>
-        <w:t xml:space="preserve">Loading models…</w:t>
-      </w:r>
-      <w:r>
-        <w:rPr>
-          <w:rFonts w:ascii="Calibri" w:cs="Calibri" w:eastAsia="Calibri" w:hAnsi="Calibri"/>
-          <w:color w:val="1A1A18"/>
-          <w:sz w:val="22"/>
-          <w:szCs w:val="22"/>
-        </w:rPr>
-        <w:t xml:space="preserve">.</w:t>
+        <w:t xml:space="preserve">Columns</w:t>
       </w:r>
     </w:p>
     <w:tbl>
@@ -4752,7 +3802,7 @@
                 <w:sz w:val="18"/>
                 <w:szCs w:val="18"/>
               </w:rPr>
-              <w:t xml:space="preserve">Slot</w:t>
+              <w:t xml:space="preserve">Column</w:t>
             </w:r>
           </w:p>
         </w:tc>
@@ -4777,7 +3827,7 @@
                 <w:sz w:val="18"/>
                 <w:szCs w:val="18"/>
               </w:rPr>
-              <w:t xml:space="preserve">Purpose</w:t>
+              <w:t xml:space="preserve">Meaning</w:t>
             </w:r>
           </w:p>
         </w:tc>
@@ -4803,7 +3853,7 @@
                 <w:sz w:val="18"/>
                 <w:szCs w:val="18"/>
               </w:rPr>
-              <w:t xml:space="preserve">Dialogue</w:t>
+              <w:t xml:space="preserve">Title</w:t>
             </w:r>
           </w:p>
         </w:tc>
@@ -4825,7 +3875,27 @@
                 <w:sz w:val="18"/>
                 <w:szCs w:val="18"/>
               </w:rPr>
-              <w:t xml:space="preserve">Opening, live questions, summaries, moderation, phrase helper</w:t>
+              <w:t xml:space="preserve">Name; description under the title (click title or </w:t>
+            </w:r>
+            <w:r>
+              <w:rPr>
+                <w:rFonts w:ascii="Calibri" w:cs="Calibri" w:eastAsia="Calibri" w:hAnsi="Calibri"/>
+                <w:b/>
+                <w:bCs/>
+                <w:color w:val="1A1A18"/>
+                <w:sz w:val="18"/>
+                <w:szCs w:val="18"/>
+              </w:rPr>
+              <w:t xml:space="preserve">Edit</w:t>
+            </w:r>
+            <w:r>
+              <w:rPr>
+                <w:rFonts w:ascii="Calibri" w:cs="Calibri" w:eastAsia="Calibri" w:hAnsi="Calibri"/>
+                <w:color w:val="1A1A18"/>
+                <w:sz w:val="18"/>
+                <w:szCs w:val="18"/>
+              </w:rPr>
+              <w:t xml:space="preserve"> to change)</w:t>
             </w:r>
           </w:p>
         </w:tc>
@@ -4851,7 +3921,7 @@
                 <w:sz w:val="18"/>
                 <w:szCs w:val="18"/>
               </w:rPr>
-              <w:t xml:space="preserve">Artifacts</w:t>
+              <w:t xml:space="preserve">Login</w:t>
             </w:r>
           </w:p>
         </w:tc>
@@ -4873,7 +3943,7 @@
                 <w:sz w:val="18"/>
                 <w:szCs w:val="18"/>
               </w:rPr>
-              <w:t xml:space="preserve">Options, compromise, draft agreement</w:t>
+              <w:t xml:space="preserve">psylex_…</w:t>
             </w:r>
           </w:p>
         </w:tc>
@@ -4899,7 +3969,7 @@
                 <w:sz w:val="18"/>
                 <w:szCs w:val="18"/>
               </w:rPr>
-              <w:t xml:space="preserve">Fast</w:t>
+              <w:t xml:space="preserve">Role</w:t>
             </w:r>
           </w:p>
         </w:tc>
@@ -4921,7 +3991,38 @@
                 <w:sz w:val="18"/>
                 <w:szCs w:val="18"/>
               </w:rPr>
-              <w:t xml:space="preserve">Translation and language detection</w:t>
+              <w:t xml:space="preserve">Badge </w:t>
+            </w:r>
+            <w:r>
+              <w:rPr>
+                <w:rFonts w:ascii="Calibri" w:cs="Calibri" w:eastAsia="Calibri" w:hAnsi="Calibri"/>
+                <w:b/>
+                <w:bCs/>
+                <w:color w:val="1A1A18"/>
+                <w:sz w:val="18"/>
+                <w:szCs w:val="18"/>
+              </w:rPr>
+              <w:t xml:space="preserve">A</w:t>
+            </w:r>
+            <w:r>
+              <w:rPr>
+                <w:rFonts w:ascii="Calibri" w:cs="Calibri" w:eastAsia="Calibri" w:hAnsi="Calibri"/>
+                <w:color w:val="1A1A18"/>
+                <w:sz w:val="18"/>
+                <w:szCs w:val="18"/>
+              </w:rPr>
+              <w:t xml:space="preserve"> or </w:t>
+            </w:r>
+            <w:r>
+              <w:rPr>
+                <w:rFonts w:ascii="Calibri" w:cs="Calibri" w:eastAsia="Calibri" w:hAnsi="Calibri"/>
+                <w:b/>
+                <w:bCs/>
+                <w:color w:val="1A1A18"/>
+                <w:sz w:val="18"/>
+                <w:szCs w:val="18"/>
+              </w:rPr>
+              <w:t xml:space="preserve">B</w:t>
             </w:r>
           </w:p>
         </w:tc>
@@ -4947,7 +4048,7 @@
                 <w:sz w:val="18"/>
                 <w:szCs w:val="18"/>
               </w:rPr>
-              <w:t xml:space="preserve">Pipeline</w:t>
+              <w:t xml:space="preserve">Rooms</w:t>
             </w:r>
           </w:p>
         </w:tc>
@@ -4969,7 +4070,18 @@
                 <w:sz w:val="18"/>
                 <w:szCs w:val="18"/>
               </w:rPr>
-              <w:t xml:space="preserve">Post-intake agents and legal analysis</w:t>
+              <w:t xml:space="preserve">Each membership with A/B badge + room title, or italic </w:t>
+            </w:r>
+            <w:r>
+              <w:rPr>
+                <w:rFonts w:ascii="Calibri" w:cs="Calibri" w:eastAsia="Calibri" w:hAnsi="Calibri"/>
+                <w:b/>
+                <w:bCs/>
+                <w:color w:val="1A1A18"/>
+                <w:sz w:val="18"/>
+                <w:szCs w:val="18"/>
+              </w:rPr>
+              <w:t xml:space="preserve">No rooms</w:t>
             </w:r>
           </w:p>
         </w:tc>
@@ -4995,7 +4107,7 @@
                 <w:sz w:val="18"/>
                 <w:szCs w:val="18"/>
               </w:rPr>
-              <w:t xml:space="preserve">RAG chat</w:t>
+              <w:t xml:space="preserve">Tests</w:t>
             </w:r>
           </w:p>
         </w:tc>
@@ -5017,7 +4129,27 @@
                 <w:sz w:val="18"/>
                 <w:szCs w:val="18"/>
               </w:rPr>
-              <w:t xml:space="preserve">Legal search query planning and inquiry answers</w:t>
+              <w:t xml:space="preserve">Chips </w:t>
+            </w:r>
+            <w:r>
+              <w:rPr>
+                <w:rFonts w:ascii="Calibri" w:cs="Calibri" w:eastAsia="Calibri" w:hAnsi="Calibri"/>
+                <w:b/>
+                <w:bCs/>
+                <w:color w:val="1A1A18"/>
+                <w:sz w:val="18"/>
+                <w:szCs w:val="18"/>
+              </w:rPr>
+              <w:t xml:space="preserve">T1–T4</w:t>
+            </w:r>
+            <w:r>
+              <w:rPr>
+                <w:rFonts w:ascii="Calibri" w:cs="Calibri" w:eastAsia="Calibri" w:hAnsi="Calibri"/>
+                <w:color w:val="1A1A18"/>
+                <w:sz w:val="18"/>
+                <w:szCs w:val="18"/>
+              </w:rPr>
+              <w:t xml:space="preserve"> (green/red) with completion dates when available</w:t>
             </w:r>
           </w:p>
         </w:tc>
@@ -5043,7 +4175,7 @@
                 <w:sz w:val="18"/>
                 <w:szCs w:val="18"/>
               </w:rPr>
-              <w:t xml:space="preserve">Help</w:t>
+              <w:t xml:space="preserve">Bot prompt</w:t>
             </w:r>
           </w:p>
         </w:tc>
@@ -5065,7 +4197,75 @@
                 <w:sz w:val="18"/>
                 <w:szCs w:val="18"/>
               </w:rPr>
-              <w:t xml:space="preserve">In-product help chat widget</w:t>
+              <w:t xml:space="preserve">Chip </w:t>
+            </w:r>
+            <w:r>
+              <w:rPr>
+                <w:rFonts w:ascii="Calibri" w:cs="Calibri" w:eastAsia="Calibri" w:hAnsi="Calibri"/>
+                <w:b/>
+                <w:bCs/>
+                <w:color w:val="1A1A18"/>
+                <w:sz w:val="18"/>
+                <w:szCs w:val="18"/>
+              </w:rPr>
+              <w:t xml:space="preserve">BP</w:t>
+            </w:r>
+            <w:r>
+              <w:rPr>
+                <w:rFonts w:ascii="Calibri" w:cs="Calibri" w:eastAsia="Calibri" w:hAnsi="Calibri"/>
+                <w:color w:val="1A1A18"/>
+                <w:sz w:val="18"/>
+                <w:szCs w:val="18"/>
+              </w:rPr>
+              <w:t xml:space="preserve"> with date when available</w:t>
+            </w:r>
+          </w:p>
+        </w:tc>
+      </w:tr>
+      <w:tr>
+        <w:tc>
+          <w:tcPr>
+            <w:tcW w:type="dxa" w:w="4500"/>
+            <w:tcBorders>
+              <w:top w:val="single" w:color="D8D4CC" w:sz="4"/>
+              <w:left w:val="single" w:color="D8D4CC" w:sz="4"/>
+              <w:bottom w:val="single" w:color="D8D4CC" w:sz="4"/>
+              <w:right w:val="single" w:color="D8D4CC" w:sz="4"/>
+            </w:tcBorders>
+          </w:tcPr>
+          <w:p>
+            <w:r>
+              <w:rPr>
+                <w:rFonts w:ascii="Calibri" w:cs="Calibri" w:eastAsia="Calibri" w:hAnsi="Calibri"/>
+                <w:b/>
+                <w:bCs/>
+                <w:color w:val="1A1A18"/>
+                <w:sz w:val="18"/>
+                <w:szCs w:val="18"/>
+              </w:rPr>
+              <w:t xml:space="preserve">Actions</w:t>
+            </w:r>
+          </w:p>
+        </w:tc>
+        <w:tc>
+          <w:tcPr>
+            <w:tcW w:type="dxa" w:w="4500"/>
+            <w:tcBorders>
+              <w:top w:val="single" w:color="D8D4CC" w:sz="4"/>
+              <w:left w:val="single" w:color="D8D4CC" w:sz="4"/>
+              <w:bottom w:val="single" w:color="D8D4CC" w:sz="4"/>
+              <w:right w:val="single" w:color="D8D4CC" w:sz="4"/>
+            </w:tcBorders>
+          </w:tcPr>
+          <w:p>
+            <w:r>
+              <w:rPr>
+                <w:rFonts w:ascii="Calibri" w:cs="Calibri" w:eastAsia="Calibri" w:hAnsi="Calibri"/>
+                <w:color w:val="1A1A18"/>
+                <w:sz w:val="18"/>
+                <w:szCs w:val="18"/>
+              </w:rPr>
+              <w:t xml:space="preserve">Edit, Delete, ⋮ redo menu</w:t>
             </w:r>
           </w:p>
         </w:tc>
@@ -5081,6 +4281,210 @@
     </w:p>
     <w:p>
       <w:pPr>
+        <w:pStyle w:val="Heading3"/>
+        <w:spacing w:after="80" w:before="200"/>
+      </w:pPr>
+      <w:r>
+        <w:rPr>
+          <w:rFonts w:ascii="Calibri" w:cs="Calibri" w:eastAsia="Calibri" w:hAnsi="Calibri"/>
+          <w:b/>
+          <w:bCs/>
+          <w:color w:val="1A1A18"/>
+          <w:sz w:val="24"/>
+          <w:szCs w:val="24"/>
+        </w:rPr>
+        <w:t xml:space="preserve">Edit side</w:t>
+      </w:r>
+    </w:p>
+    <w:p>
+      <w:pPr>
+        <w:pStyle w:val="ListParagraph"/>
+        <w:numPr>
+          <w:ilvl w:val="0"/>
+          <w:numId w:val="2"/>
+        </w:numPr>
+        <w:spacing w:after="80"/>
+      </w:pPr>
+      <w:r>
+        <w:rPr>
+          <w:rFonts w:ascii="Calibri" w:cs="Calibri" w:eastAsia="Calibri" w:hAnsi="Calibri"/>
+          <w:b/>
+          <w:bCs/>
+          <w:color w:val="1A1A18"/>
+          <w:sz w:val="22"/>
+          <w:szCs w:val="22"/>
+        </w:rPr>
+        <w:t xml:space="preserve">Edit</w:t>
+      </w:r>
+      <w:r>
+        <w:rPr>
+          <w:rFonts w:ascii="Calibri" w:cs="Calibri" w:eastAsia="Calibri" w:hAnsi="Calibri"/>
+          <w:color w:val="1A1A18"/>
+          <w:sz w:val="22"/>
+          <w:szCs w:val="22"/>
+        </w:rPr>
+        <w:t xml:space="preserve"> (or click the title) → modal </w:t>
+      </w:r>
+      <w:r>
+        <w:rPr>
+          <w:rFonts w:ascii="Calibri" w:cs="Calibri" w:eastAsia="Calibri" w:hAnsi="Calibri"/>
+          <w:b/>
+          <w:bCs/>
+          <w:color w:val="1A1A18"/>
+          <w:sz w:val="22"/>
+          <w:szCs w:val="22"/>
+        </w:rPr>
+        <w:t xml:space="preserve">Edit side</w:t>
+      </w:r>
+      <w:r>
+        <w:rPr>
+          <w:rFonts w:ascii="Calibri" w:cs="Calibri" w:eastAsia="Calibri" w:hAnsi="Calibri"/>
+          <w:color w:val="1A1A18"/>
+          <w:sz w:val="22"/>
+          <w:szCs w:val="22"/>
+        </w:rPr>
+        <w:t xml:space="preserve"> (login · role).</w:t>
+      </w:r>
+    </w:p>
+    <w:p>
+      <w:pPr>
+        <w:pStyle w:val="ListParagraph"/>
+        <w:numPr>
+          <w:ilvl w:val="0"/>
+          <w:numId w:val="2"/>
+        </w:numPr>
+        <w:spacing w:after="80"/>
+      </w:pPr>
+      <w:r>
+        <w:rPr>
+          <w:rFonts w:ascii="Calibri" w:cs="Calibri" w:eastAsia="Calibri" w:hAnsi="Calibri"/>
+          <w:b/>
+          <w:bCs/>
+          <w:color w:val="1A1A18"/>
+          <w:sz w:val="22"/>
+          <w:szCs w:val="22"/>
+        </w:rPr>
+        <w:t xml:space="preserve">Title</w:t>
+      </w:r>
+      <w:r>
+        <w:rPr>
+          <w:rFonts w:ascii="Calibri" w:cs="Calibri" w:eastAsia="Calibri" w:hAnsi="Calibri"/>
+          <w:color w:val="1A1A18"/>
+          <w:sz w:val="22"/>
+          <w:szCs w:val="22"/>
+        </w:rPr>
+        <w:t xml:space="preserve"> and </w:t>
+      </w:r>
+      <w:r>
+        <w:rPr>
+          <w:rFonts w:ascii="Calibri" w:cs="Calibri" w:eastAsia="Calibri" w:hAnsi="Calibri"/>
+          <w:b/>
+          <w:bCs/>
+          <w:color w:val="1A1A18"/>
+          <w:sz w:val="22"/>
+          <w:szCs w:val="22"/>
+        </w:rPr>
+        <w:t xml:space="preserve">Description</w:t>
+      </w:r>
+      <w:r>
+        <w:rPr>
+          <w:rFonts w:ascii="Calibri" w:cs="Calibri" w:eastAsia="Calibri" w:hAnsi="Calibri"/>
+          <w:color w:val="1A1A18"/>
+          <w:sz w:val="22"/>
+          <w:szCs w:val="22"/>
+        </w:rPr>
+        <w:t xml:space="preserve"> are required. </w:t>
+      </w:r>
+      <w:r>
+        <w:rPr>
+          <w:rFonts w:ascii="Calibri" w:cs="Calibri" w:eastAsia="Calibri" w:hAnsi="Calibri"/>
+          <w:b/>
+          <w:bCs/>
+          <w:color w:val="1A1A18"/>
+          <w:sz w:val="22"/>
+          <w:szCs w:val="22"/>
+        </w:rPr>
+        <w:t xml:space="preserve">Save Changes</w:t>
+      </w:r>
+      <w:r>
+        <w:rPr>
+          <w:rFonts w:ascii="Calibri" w:cs="Calibri" w:eastAsia="Calibri" w:hAnsi="Calibri"/>
+          <w:color w:val="1A1A18"/>
+          <w:sz w:val="22"/>
+          <w:szCs w:val="22"/>
+        </w:rPr>
+        <w:t xml:space="preserve"> stays disabled until something changed and fields are non-empty.</w:t>
+      </w:r>
+    </w:p>
+    <w:p>
+      <w:pPr>
+        <w:pStyle w:val="ListParagraph"/>
+        <w:numPr>
+          <w:ilvl w:val="0"/>
+          <w:numId w:val="2"/>
+        </w:numPr>
+        <w:spacing w:after="80"/>
+      </w:pPr>
+      <w:r>
+        <w:rPr>
+          <w:rFonts w:ascii="Calibri" w:cs="Calibri" w:eastAsia="Calibri" w:hAnsi="Calibri"/>
+          <w:color w:val="1A1A18"/>
+          <w:sz w:val="22"/>
+          <w:szCs w:val="22"/>
+        </w:rPr>
+        <w:t xml:space="preserve">Success: </w:t>
+      </w:r>
+      <w:r>
+        <w:rPr>
+          <w:rFonts w:ascii="Calibri" w:cs="Calibri" w:eastAsia="Calibri" w:hAnsi="Calibri"/>
+          <w:b/>
+          <w:bCs/>
+          <w:color w:val="1A1A18"/>
+          <w:sz w:val="22"/>
+          <w:szCs w:val="22"/>
+        </w:rPr>
+        <w:t xml:space="preserve">Side updated.</w:t>
+      </w:r>
+      <w:r>
+        <w:rPr>
+          <w:rFonts w:ascii="Calibri" w:cs="Calibri" w:eastAsia="Calibri" w:hAnsi="Calibri"/>
+          <w:color w:val="1A1A18"/>
+          <w:sz w:val="22"/>
+          <w:szCs w:val="22"/>
+        </w:rPr>
+        <w:t xml:space="preserve"> Error: </w:t>
+      </w:r>
+      <w:r>
+        <w:rPr>
+          <w:rFonts w:ascii="Calibri" w:cs="Calibri" w:eastAsia="Calibri" w:hAnsi="Calibri"/>
+          <w:b/>
+          <w:bCs/>
+          <w:color w:val="1A1A18"/>
+          <w:sz w:val="22"/>
+          <w:szCs w:val="22"/>
+        </w:rPr>
+        <w:t xml:space="preserve">Could not update side.</w:t>
+      </w:r>
+    </w:p>
+    <w:p>
+      <w:pPr>
+        <w:pStyle w:val="Heading3"/>
+        <w:spacing w:after="80" w:before="200"/>
+      </w:pPr>
+      <w:r>
+        <w:rPr>
+          <w:rFonts w:ascii="Calibri" w:cs="Calibri" w:eastAsia="Calibri" w:hAnsi="Calibri"/>
+          <w:b/>
+          <w:bCs/>
+          <w:color w:val="1A1A18"/>
+          <w:sz w:val="24"/>
+          <w:szCs w:val="24"/>
+        </w:rPr>
+        <w:t xml:space="preserve">Delete party</w:t>
+      </w:r>
+    </w:p>
+    <w:p>
+      <w:pPr>
         <w:spacing w:after="160" w:line="276"/>
       </w:pPr>
       <w:r>
@@ -5092,126 +4496,16 @@
           <w:sz w:val="22"/>
           <w:szCs w:val="22"/>
         </w:rPr>
-        <w:t xml:space="preserve">Save</w:t>
-      </w:r>
-      <w:r>
-        <w:rPr>
-          <w:rFonts w:ascii="Calibri" w:cs="Calibri" w:eastAsia="Calibri" w:hAnsi="Calibri"/>
-          <w:color w:val="1A1A18"/>
-          <w:sz w:val="22"/>
-          <w:szCs w:val="22"/>
-        </w:rPr>
-        <w:t xml:space="preserve"> → </w:t>
-      </w:r>
-      <w:r>
-        <w:rPr>
-          <w:rFonts w:ascii="Calibri" w:cs="Calibri" w:eastAsia="Calibri" w:hAnsi="Calibri"/>
-          <w:b/>
-          <w:bCs/>
-          <w:color w:val="1A1A18"/>
-          <w:sz w:val="22"/>
-          <w:szCs w:val="22"/>
-        </w:rPr>
-        <w:t xml:space="preserve">Settings saved</w:t>
-      </w:r>
-      <w:r>
-        <w:rPr>
-          <w:rFonts w:ascii="Calibri" w:cs="Calibri" w:eastAsia="Calibri" w:hAnsi="Calibri"/>
-          <w:color w:val="1A1A18"/>
-          <w:sz w:val="22"/>
-          <w:szCs w:val="22"/>
-        </w:rPr>
-        <w:t xml:space="preserve">.</w:t>
-      </w:r>
-    </w:p>
-    <w:p>
-      <w:pPr>
-        <w:spacing w:after="160" w:line="276"/>
-      </w:pPr>
-      <w:r>
-        <w:rPr>
-          <w:rFonts w:ascii="Calibri" w:cs="Calibri" w:eastAsia="Calibri" w:hAnsi="Calibri"/>
-          <w:color w:val="1A1A18"/>
-          <w:sz w:val="22"/>
-          <w:szCs w:val="22"/>
-        </w:rPr>
-        <w:t xml:space="preserve">Without a valid OpenAI key, the pipeline and session cannot run.</w:t>
-      </w:r>
-    </w:p>
-    <w:p>
-      <w:pPr>
-        <w:pBdr>
-          <w:bottom w:val="single" w:color="D8D4CC" w:sz="6" w:space="1"/>
-        </w:pBdr>
-        <w:spacing w:after="120" w:before="120"/>
-      </w:pPr>
-      <w:r>
-        <w:t xml:space="preserve"/>
-      </w:r>
-    </w:p>
-    <w:p>
-      <w:pPr>
-        <w:pStyle w:val="Heading2"/>
-        <w:pBdr>
-          <w:bottom w:val="single" w:color="9A7B2F" w:sz="8" w:space="4"/>
-        </w:pBdr>
-        <w:spacing w:after="120" w:before="280"/>
-      </w:pPr>
-      <w:r>
-        <w:rPr>
-          <w:rFonts w:ascii="Georgia" w:cs="Georgia" w:eastAsia="Georgia" w:hAnsi="Georgia"/>
-          <w:b/>
-          <w:bCs/>
-          <w:color w:val="1A1A18"/>
-          <w:sz w:val="28"/>
-          <w:szCs w:val="28"/>
-        </w:rPr>
-        <w:t xml:space="preserve">11. Settings: tests</w:t>
-      </w:r>
-    </w:p>
-    <w:p>
-      <w:pPr>
-        <w:spacing w:after="160" w:line="276"/>
-      </w:pPr>
-      <w:r>
-        <w:rPr>
-          <w:rFonts w:ascii="Calibri" w:cs="Calibri" w:eastAsia="Calibri" w:hAnsi="Calibri"/>
-          <w:b/>
-          <w:bCs/>
-          <w:color w:val="1A1A18"/>
-          <w:sz w:val="22"/>
-          <w:szCs w:val="22"/>
-        </w:rPr>
-        <w:t xml:space="preserve">Tests</w:t>
-      </w:r>
-      <w:r>
-        <w:rPr>
-          <w:rFonts w:ascii="Calibri" w:cs="Calibri" w:eastAsia="Calibri" w:hAnsi="Calibri"/>
-          <w:color w:val="1A1A18"/>
-          <w:sz w:val="22"/>
-          <w:szCs w:val="22"/>
-        </w:rPr>
-        <w:t xml:space="preserve"> tab. Four </w:t>
-      </w:r>
-      <w:r>
-        <w:rPr>
-          <w:rFonts w:ascii="Calibri" w:cs="Calibri" w:eastAsia="Calibri" w:hAnsi="Calibri"/>
-          <w:b/>
-          <w:bCs/>
-          <w:color w:val="1A1A18"/>
-          <w:sz w:val="22"/>
-          <w:szCs w:val="22"/>
-        </w:rPr>
-        <w:t xml:space="preserve">Test URL</w:t>
-      </w:r>
-      <w:r>
-        <w:rPr>
-          <w:rFonts w:ascii="Calibri" w:cs="Calibri" w:eastAsia="Calibri" w:hAnsi="Calibri"/>
-          <w:color w:val="1A1A18"/>
-          <w:sz w:val="22"/>
-          <w:szCs w:val="22"/>
-        </w:rPr>
-        <w:t xml:space="preserve"> fields:</w:t>
+        <w:t xml:space="preserve">Delete party</w:t>
+      </w:r>
+      <w:r>
+        <w:rPr>
+          <w:rFonts w:ascii="Calibri" w:cs="Calibri" w:eastAsia="Calibri" w:hAnsi="Calibri"/>
+          <w:color w:val="1A1A18"/>
+          <w:sz w:val="22"/>
+          <w:szCs w:val="22"/>
+        </w:rPr>
+        <w:t xml:space="preserve"> opens a confirm dialog. Meaning:</w:t>
       </w:r>
     </w:p>
     <w:p>
@@ -5226,13 +4520,31 @@
       <w:r>
         <w:rPr>
           <w:rFonts w:ascii="Calibri" w:cs="Calibri" w:eastAsia="Calibri" w:hAnsi="Calibri"/>
-          <w:b/>
-          <w:bCs/>
-          <w:color w:val="1A1A18"/>
-          <w:sz w:val="22"/>
-          <w:szCs w:val="22"/>
-        </w:rPr>
-        <w:t xml:space="preserve">What is my personality type</w:t>
+          <w:color w:val="1A1A18"/>
+          <w:sz w:val="22"/>
+          <w:szCs w:val="22"/>
+        </w:rPr>
+        <w:t xml:space="preserve">The </w:t>
+      </w:r>
+      <w:r>
+        <w:rPr>
+          <w:rFonts w:ascii="Calibri" w:cs="Calibri" w:eastAsia="Calibri" w:hAnsi="Calibri"/>
+          <w:b/>
+          <w:bCs/>
+          <w:color w:val="1A1A18"/>
+          <w:sz w:val="22"/>
+          <w:szCs w:val="22"/>
+        </w:rPr>
+        <w:t xml:space="preserve">party account is removed</w:t>
+      </w:r>
+      <w:r>
+        <w:rPr>
+          <w:rFonts w:ascii="Calibri" w:cs="Calibri" w:eastAsia="Calibri" w:hAnsi="Calibri"/>
+          <w:color w:val="1A1A18"/>
+          <w:sz w:val="22"/>
+          <w:szCs w:val="22"/>
+        </w:rPr>
+        <w:t xml:space="preserve">.</w:t>
       </w:r>
     </w:p>
     <w:p>
@@ -5253,7 +4565,36 @@
           <w:sz w:val="22"/>
           <w:szCs w:val="22"/>
         </w:rPr>
-        <w:t xml:space="preserve">Face to face with fear</w:t>
+        <w:t xml:space="preserve">Every room</w:t>
+      </w:r>
+      <w:r>
+        <w:rPr>
+          <w:rFonts w:ascii="Calibri" w:cs="Calibri" w:eastAsia="Calibri" w:hAnsi="Calibri"/>
+          <w:color w:val="1A1A18"/>
+          <w:sz w:val="22"/>
+          <w:szCs w:val="22"/>
+        </w:rPr>
+        <w:t xml:space="preserve"> that party belongs to is </w:t>
+      </w:r>
+      <w:r>
+        <w:rPr>
+          <w:rFonts w:ascii="Calibri" w:cs="Calibri" w:eastAsia="Calibri" w:hAnsi="Calibri"/>
+          <w:b/>
+          <w:bCs/>
+          <w:color w:val="1A1A18"/>
+          <w:sz w:val="22"/>
+          <w:szCs w:val="22"/>
+        </w:rPr>
+        <w:t xml:space="preserve">permanently deleted</w:t>
+      </w:r>
+      <w:r>
+        <w:rPr>
+          <w:rFonts w:ascii="Calibri" w:cs="Calibri" w:eastAsia="Calibri" w:hAnsi="Calibri"/>
+          <w:color w:val="1A1A18"/>
+          <w:sz w:val="22"/>
+          <w:szCs w:val="22"/>
+        </w:rPr>
+        <w:t xml:space="preserve">.</w:t>
       </w:r>
     </w:p>
     <w:p>
@@ -5268,13 +4609,31 @@
       <w:r>
         <w:rPr>
           <w:rFonts w:ascii="Calibri" w:cs="Calibri" w:eastAsia="Calibri" w:hAnsi="Calibri"/>
-          <w:b/>
-          <w:bCs/>
-          <w:color w:val="1A1A18"/>
-          <w:sz w:val="22"/>
-          <w:szCs w:val="22"/>
-        </w:rPr>
-        <w:t xml:space="preserve">Character traits</w:t>
+          <w:color w:val="1A1A18"/>
+          <w:sz w:val="22"/>
+          <w:szCs w:val="22"/>
+        </w:rPr>
+        <w:t xml:space="preserve">Other parties who were only in those rooms are </w:t>
+      </w:r>
+      <w:r>
+        <w:rPr>
+          <w:rFonts w:ascii="Calibri" w:cs="Calibri" w:eastAsia="Calibri" w:hAnsi="Calibri"/>
+          <w:b/>
+          <w:bCs/>
+          <w:color w:val="1A1A18"/>
+          <w:sz w:val="22"/>
+          <w:szCs w:val="22"/>
+        </w:rPr>
+        <w:t xml:space="preserve">kept</w:t>
+      </w:r>
+      <w:r>
+        <w:rPr>
+          <w:rFonts w:ascii="Calibri" w:cs="Calibri" w:eastAsia="Calibri" w:hAnsi="Calibri"/>
+          <w:color w:val="1A1A18"/>
+          <w:sz w:val="22"/>
+          <w:szCs w:val="22"/>
+        </w:rPr>
+        <w:t xml:space="preserve"> as free / roomless accounts (not deleted).</w:t>
       </w:r>
     </w:p>
     <w:p>
@@ -5289,13 +4648,31 @@
       <w:r>
         <w:rPr>
           <w:rFonts w:ascii="Calibri" w:cs="Calibri" w:eastAsia="Calibri" w:hAnsi="Calibri"/>
-          <w:b/>
-          <w:bCs/>
-          <w:color w:val="1A1A18"/>
-          <w:sz w:val="22"/>
-          <w:szCs w:val="22"/>
-        </w:rPr>
-        <w:t xml:space="preserve">Personality conflicts</w:t>
+          <w:color w:val="1A1A18"/>
+          <w:sz w:val="22"/>
+          <w:szCs w:val="22"/>
+        </w:rPr>
+        <w:t xml:space="preserve">This </w:t>
+      </w:r>
+      <w:r>
+        <w:rPr>
+          <w:rFonts w:ascii="Calibri" w:cs="Calibri" w:eastAsia="Calibri" w:hAnsi="Calibri"/>
+          <w:b/>
+          <w:bCs/>
+          <w:color w:val="1A1A18"/>
+          <w:sz w:val="22"/>
+          <w:szCs w:val="22"/>
+        </w:rPr>
+        <w:t xml:space="preserve">cannot be undone</w:t>
+      </w:r>
+      <w:r>
+        <w:rPr>
+          <w:rFonts w:ascii="Calibri" w:cs="Calibri" w:eastAsia="Calibri" w:hAnsi="Calibri"/>
+          <w:color w:val="1A1A18"/>
+          <w:sz w:val="22"/>
+          <w:szCs w:val="22"/>
+        </w:rPr>
+        <w:t xml:space="preserve">.</w:t>
       </w:r>
     </w:p>
     <w:p>
@@ -5309,58 +4686,38 @@
           <w:sz w:val="22"/>
           <w:szCs w:val="22"/>
         </w:rPr>
-        <w:t xml:space="preserve">These are the links opened by </w:t>
-      </w:r>
-      <w:r>
-        <w:rPr>
-          <w:rFonts w:ascii="Calibri" w:cs="Calibri" w:eastAsia="Calibri" w:hAnsi="Calibri"/>
-          <w:b/>
-          <w:bCs/>
-          <w:color w:val="1A1A18"/>
-          <w:sz w:val="22"/>
-          <w:szCs w:val="22"/>
-        </w:rPr>
-        <w:t xml:space="preserve">Open test</w:t>
-      </w:r>
-      <w:r>
-        <w:rPr>
-          <w:rFonts w:ascii="Calibri" w:cs="Calibri" w:eastAsia="Calibri" w:hAnsi="Calibri"/>
-          <w:color w:val="1A1A18"/>
-          <w:sz w:val="22"/>
-          <w:szCs w:val="22"/>
-        </w:rPr>
-        <w:t xml:space="preserve"> during onboarding. An empty or wrong URL blocks the participant.</w:t>
-      </w:r>
-    </w:p>
-    <w:p>
-      <w:pPr>
-        <w:pBdr>
-          <w:bottom w:val="single" w:color="D8D4CC" w:sz="6" w:space="1"/>
-        </w:pBdr>
-        <w:spacing w:after="120" w:before="120"/>
-      </w:pPr>
-      <w:r>
-        <w:t xml:space="preserve"/>
-      </w:r>
-    </w:p>
-    <w:p>
-      <w:pPr>
-        <w:pStyle w:val="Heading2"/>
-        <w:pBdr>
-          <w:bottom w:val="single" w:color="9A7B2F" w:sz="8" w:space="4"/>
-        </w:pBdr>
-        <w:spacing w:after="120" w:before="280"/>
-      </w:pPr>
-      <w:r>
-        <w:rPr>
-          <w:rFonts w:ascii="Georgia" w:cs="Georgia" w:eastAsia="Georgia" w:hAnsi="Georgia"/>
-          <w:b/>
-          <w:bCs/>
-          <w:color w:val="1A1A18"/>
-          <w:sz w:val="28"/>
-          <w:szCs w:val="28"/>
-        </w:rPr>
-        <w:t xml:space="preserve">12. Settings: agent prompts</w:t>
+        <w:t xml:space="preserve">Success: </w:t>
+      </w:r>
+      <w:r>
+        <w:rPr>
+          <w:rFonts w:ascii="Calibri" w:cs="Calibri" w:eastAsia="Calibri" w:hAnsi="Calibri"/>
+          <w:b/>
+          <w:bCs/>
+          <w:color w:val="1A1A18"/>
+          <w:sz w:val="22"/>
+          <w:szCs w:val="22"/>
+        </w:rPr>
+        <w:t xml:space="preserve">Party deleted.</w:t>
+      </w:r>
+      <w:r>
+        <w:rPr>
+          <w:rFonts w:ascii="Calibri" w:cs="Calibri" w:eastAsia="Calibri" w:hAnsi="Calibri"/>
+          <w:color w:val="1A1A18"/>
+          <w:sz w:val="22"/>
+          <w:szCs w:val="22"/>
+        </w:rPr>
+        <w:t xml:space="preserve"> Error: </w:t>
+      </w:r>
+      <w:r>
+        <w:rPr>
+          <w:rFonts w:ascii="Calibri" w:cs="Calibri" w:eastAsia="Calibri" w:hAnsi="Calibri"/>
+          <w:b/>
+          <w:bCs/>
+          <w:color w:val="1A1A18"/>
+          <w:sz w:val="22"/>
+          <w:szCs w:val="22"/>
+        </w:rPr>
+        <w:t xml:space="preserve">Could not delete party.</w:t>
       </w:r>
     </w:p>
     <w:p>
@@ -5370,22 +4727,28 @@
       <w:r>
         <w:rPr>
           <w:rFonts w:ascii="Calibri" w:cs="Calibri" w:eastAsia="Calibri" w:hAnsi="Calibri"/>
-          <w:b/>
-          <w:bCs/>
-          <w:color w:val="1A1A18"/>
-          <w:sz w:val="22"/>
-          <w:szCs w:val="22"/>
-        </w:rPr>
-        <w:t xml:space="preserve">Prompts</w:t>
-      </w:r>
-      <w:r>
-        <w:rPr>
-          <w:rFonts w:ascii="Calibri" w:cs="Calibri" w:eastAsia="Calibri" w:hAnsi="Calibri"/>
-          <w:color w:val="1A1A18"/>
-          <w:sz w:val="22"/>
-          <w:szCs w:val="22"/>
-        </w:rPr>
-        <w:t xml:space="preserve"> tab. Five agents:</w:t>
+          <w:color w:val="1A1A18"/>
+          <w:sz w:val="22"/>
+          <w:szCs w:val="22"/>
+        </w:rPr>
+        <w:t xml:space="preserve">As admin you can delete regardless of which mediator owns related rooms (mediators cannot — see mediator.md).</w:t>
+      </w:r>
+    </w:p>
+    <w:p>
+      <w:pPr>
+        <w:pStyle w:val="Heading3"/>
+        <w:spacing w:after="80" w:before="200"/>
+      </w:pPr>
+      <w:r>
+        <w:rPr>
+          <w:rFonts w:ascii="Calibri" w:cs="Calibri" w:eastAsia="Calibri" w:hAnsi="Calibri"/>
+          <w:b/>
+          <w:bCs/>
+          <w:color w:val="1A1A18"/>
+          <w:sz w:val="24"/>
+          <w:szCs w:val="24"/>
+        </w:rPr>
+        <w:t xml:space="preserve">Redo tests / bot (⋮ menu)</w:t>
       </w:r>
     </w:p>
     <w:tbl>
@@ -5426,7 +4789,7 @@
                 <w:sz w:val="18"/>
                 <w:szCs w:val="18"/>
               </w:rPr>
-              <w:t xml:space="preserve">Agent</w:t>
+              <w:t xml:space="preserve">Action</w:t>
             </w:r>
           </w:p>
         </w:tc>
@@ -5451,7 +4814,7 @@
                 <w:sz w:val="18"/>
                 <w:szCs w:val="18"/>
               </w:rPr>
-              <w:t xml:space="preserve">Role</w:t>
+              <w:t xml:space="preserve">Effect</w:t>
             </w:r>
           </w:p>
         </w:tc>
@@ -5477,7 +4840,27 @@
                 <w:sz w:val="18"/>
                 <w:szCs w:val="18"/>
               </w:rPr>
-              <w:t xml:space="preserve">Psychodynamic</w:t>
+              <w:t xml:space="preserve">Redo T1</w:t>
+            </w:r>
+            <w:r>
+              <w:rPr>
+                <w:rFonts w:ascii="Calibri" w:cs="Calibri" w:eastAsia="Calibri" w:hAnsi="Calibri"/>
+                <w:color w:val="1A1A18"/>
+                <w:sz w:val="18"/>
+                <w:szCs w:val="18"/>
+              </w:rPr>
+              <w:t xml:space="preserve"> … </w:t>
+            </w:r>
+            <w:r>
+              <w:rPr>
+                <w:rFonts w:ascii="Calibri" w:cs="Calibri" w:eastAsia="Calibri" w:hAnsi="Calibri"/>
+                <w:b/>
+                <w:bCs/>
+                <w:color w:val="1A1A18"/>
+                <w:sz w:val="18"/>
+                <w:szCs w:val="18"/>
+              </w:rPr>
+              <w:t xml:space="preserve">Redo T4</w:t>
             </w:r>
           </w:p>
         </w:tc>
@@ -5499,7 +4882,7 @@
                 <w:sz w:val="18"/>
                 <w:szCs w:val="18"/>
               </w:rPr>
-              <w:t xml:space="preserve">Profile after tests / bot</w:t>
+              <w:t xml:space="preserve">Clears that local test result</w:t>
             </w:r>
           </w:p>
         </w:tc>
@@ -5525,7 +4908,7 @@
                 <w:sz w:val="18"/>
                 <w:szCs w:val="18"/>
               </w:rPr>
-              <w:t xml:space="preserve">Interests</w:t>
+              <w:t xml:space="preserve">Redo all tests</w:t>
             </w:r>
           </w:p>
         </w:tc>
@@ -5547,7 +4930,7 @@
                 <w:sz w:val="18"/>
                 <w:szCs w:val="18"/>
               </w:rPr>
-              <w:t xml:space="preserve">What matters from dispute intake</w:t>
+              <w:t xml:space="preserve">Clears all four local tests</w:t>
             </w:r>
           </w:p>
         </w:tc>
@@ -5573,7 +4956,7 @@
                 <w:sz w:val="18"/>
                 <w:szCs w:val="18"/>
               </w:rPr>
-              <w:t xml:space="preserve">Emotional Triggers</w:t>
+              <w:t xml:space="preserve">Redo bot prompt</w:t>
             </w:r>
           </w:p>
         </w:tc>
@@ -5595,7 +4978,7 @@
                 <w:sz w:val="18"/>
                 <w:szCs w:val="18"/>
               </w:rPr>
-              <w:t xml:space="preserve">Escalation risks</w:t>
+              <w:t xml:space="preserve">Clears the personal AI bot</w:t>
             </w:r>
           </w:p>
         </w:tc>
@@ -5621,7 +5004,7 @@
                 <w:sz w:val="18"/>
                 <w:szCs w:val="18"/>
               </w:rPr>
-              <w:t xml:space="preserve">Legal Analysis</w:t>
+              <w:t xml:space="preserve">Redo all</w:t>
             </w:r>
           </w:p>
         </w:tc>
@@ -5643,7 +5026,325 @@
                 <w:sz w:val="18"/>
                 <w:szCs w:val="18"/>
               </w:rPr>
-              <w:t xml:space="preserve">Norms from RAG (not legal advice)</w:t>
+              <w:t xml:space="preserve">Clears tests, bot, and related profile data (same idea as </w:t>
+            </w:r>
+            <w:r>
+              <w:rPr>
+                <w:rFonts w:ascii="Calibri" w:cs="Calibri" w:eastAsia="Calibri" w:hAnsi="Calibri"/>
+                <w:b/>
+                <w:bCs/>
+                <w:color w:val="1A1A18"/>
+                <w:sz w:val="18"/>
+                <w:szCs w:val="18"/>
+              </w:rPr>
+              <w:t xml:space="preserve">Request profile update</w:t>
+            </w:r>
+            <w:r>
+              <w:rPr>
+                <w:rFonts w:ascii="Calibri" w:cs="Calibri" w:eastAsia="Calibri" w:hAnsi="Calibri"/>
+                <w:color w:val="1A1A18"/>
+                <w:sz w:val="18"/>
+                <w:szCs w:val="18"/>
+              </w:rPr>
+              <w:t xml:space="preserve"> on the room card)</w:t>
+            </w:r>
+          </w:p>
+        </w:tc>
+      </w:tr>
+    </w:tbl>
+    <w:p>
+      <w:pPr>
+        <w:spacing w:after="160"/>
+      </w:pPr>
+      <w:r>
+        <w:t xml:space="preserve"/>
+      </w:r>
+    </w:p>
+    <w:p>
+      <w:pPr>
+        <w:spacing w:after="160" w:line="276"/>
+      </w:pPr>
+      <w:r>
+        <w:rPr>
+          <w:rFonts w:ascii="Calibri" w:cs="Calibri" w:eastAsia="Calibri" w:hAnsi="Calibri"/>
+          <w:color w:val="1A1A18"/>
+          <w:sz w:val="22"/>
+          <w:szCs w:val="22"/>
+        </w:rPr>
+        <w:t xml:space="preserve">Each action asks for confirmation: PsyLex clears </w:t>
+      </w:r>
+      <w:r>
+        <w:rPr>
+          <w:rFonts w:ascii="Calibri" w:cs="Calibri" w:eastAsia="Calibri" w:hAnsi="Calibri"/>
+          <w:b/>
+          <w:bCs/>
+          <w:color w:val="1A1A18"/>
+          <w:sz w:val="22"/>
+          <w:szCs w:val="22"/>
+        </w:rPr>
+        <w:t xml:space="preserve">local</w:t>
+      </w:r>
+      <w:r>
+        <w:rPr>
+          <w:rFonts w:ascii="Calibri" w:cs="Calibri" w:eastAsia="Calibri" w:hAnsi="Calibri"/>
+          <w:color w:val="1A1A18"/>
+          <w:sz w:val="22"/>
+          <w:szCs w:val="22"/>
+        </w:rPr>
+        <w:t xml:space="preserve"> progress; the party must complete the external test again so Airtable has a </w:t>
+      </w:r>
+      <w:r>
+        <w:rPr>
+          <w:rFonts w:ascii="Calibri" w:cs="Calibri" w:eastAsia="Calibri" w:hAnsi="Calibri"/>
+          <w:b/>
+          <w:bCs/>
+          <w:color w:val="1A1A18"/>
+          <w:sz w:val="22"/>
+          <w:szCs w:val="22"/>
+        </w:rPr>
+        <w:t xml:space="preserve">newer</w:t>
+      </w:r>
+      <w:r>
+        <w:rPr>
+          <w:rFonts w:ascii="Calibri" w:cs="Calibri" w:eastAsia="Calibri" w:hAnsi="Calibri"/>
+          <w:color w:val="1A1A18"/>
+          <w:sz w:val="22"/>
+          <w:szCs w:val="22"/>
+        </w:rPr>
+        <w:t xml:space="preserve"> completion record. Success: </w:t>
+      </w:r>
+      <w:r>
+        <w:rPr>
+          <w:rFonts w:ascii="Calibri" w:cs="Calibri" w:eastAsia="Calibri" w:hAnsi="Calibri"/>
+          <w:b/>
+          <w:bCs/>
+          <w:color w:val="1A1A18"/>
+          <w:sz w:val="22"/>
+          <w:szCs w:val="22"/>
+        </w:rPr>
+        <w:t xml:space="preserve">Retest requested.</w:t>
+      </w:r>
+      <w:r>
+        <w:rPr>
+          <w:rFonts w:ascii="Calibri" w:cs="Calibri" w:eastAsia="Calibri" w:hAnsi="Calibri"/>
+          <w:color w:val="1A1A18"/>
+          <w:sz w:val="22"/>
+          <w:szCs w:val="22"/>
+        </w:rPr>
+        <w:t xml:space="preserve"> Error: </w:t>
+      </w:r>
+      <w:r>
+        <w:rPr>
+          <w:rFonts w:ascii="Calibri" w:cs="Calibri" w:eastAsia="Calibri" w:hAnsi="Calibri"/>
+          <w:b/>
+          <w:bCs/>
+          <w:color w:val="1A1A18"/>
+          <w:sz w:val="22"/>
+          <w:szCs w:val="22"/>
+        </w:rPr>
+        <w:t xml:space="preserve">Could not request retest.</w:t>
+      </w:r>
+    </w:p>
+    <w:p>
+      <w:pPr>
+        <w:pStyle w:val="Heading3"/>
+        <w:spacing w:after="80" w:before="200"/>
+      </w:pPr>
+      <w:r>
+        <w:rPr>
+          <w:rFonts w:ascii="Calibri" w:cs="Calibri" w:eastAsia="Calibri" w:hAnsi="Calibri"/>
+          <w:b/>
+          <w:bCs/>
+          <w:color w:val="1A1A18"/>
+          <w:sz w:val="24"/>
+          <w:szCs w:val="24"/>
+        </w:rPr>
+        <w:t xml:space="preserve">Mediator view of Sides</w:t>
+      </w:r>
+    </w:p>
+    <w:p>
+      <w:pPr>
+        <w:spacing w:after="160" w:line="276"/>
+      </w:pPr>
+      <w:r>
+        <w:rPr>
+          <w:rFonts w:ascii="Calibri" w:cs="Calibri" w:eastAsia="Calibri" w:hAnsi="Calibri"/>
+          <w:color w:val="1A1A18"/>
+          <w:sz w:val="22"/>
+          <w:szCs w:val="22"/>
+        </w:rPr>
+        <w:t xml:space="preserve">Mediators see the same actions under their own </w:t>
+      </w:r>
+      <w:r>
+        <w:rPr>
+          <w:rFonts w:ascii="Calibri" w:cs="Calibri" w:eastAsia="Calibri" w:hAnsi="Calibri"/>
+          <w:b/>
+          <w:bCs/>
+          <w:color w:val="1A1A18"/>
+          <w:sz w:val="22"/>
+          <w:szCs w:val="22"/>
+        </w:rPr>
+        <w:t xml:space="preserve">Sides</w:t>
+      </w:r>
+      <w:r>
+        <w:rPr>
+          <w:rFonts w:ascii="Calibri" w:cs="Calibri" w:eastAsia="Calibri" w:hAnsi="Calibri"/>
+          <w:color w:val="1A1A18"/>
+          <w:sz w:val="22"/>
+          <w:szCs w:val="22"/>
+        </w:rPr>
+        <w:t xml:space="preserve"> menu, but only parties from </w:t>
+      </w:r>
+      <w:r>
+        <w:rPr>
+          <w:rFonts w:ascii="Calibri" w:cs="Calibri" w:eastAsia="Calibri" w:hAnsi="Calibri"/>
+          <w:b/>
+          <w:bCs/>
+          <w:color w:val="1A1A18"/>
+          <w:sz w:val="22"/>
+          <w:szCs w:val="22"/>
+        </w:rPr>
+        <w:t xml:space="preserve">their rooms</w:t>
+      </w:r>
+      <w:r>
+        <w:rPr>
+          <w:rFonts w:ascii="Calibri" w:cs="Calibri" w:eastAsia="Calibri" w:hAnsi="Calibri"/>
+          <w:color w:val="1A1A18"/>
+          <w:sz w:val="22"/>
+          <w:szCs w:val="22"/>
+        </w:rPr>
+        <w:t xml:space="preserve"> (no roomless, no other mediators’ parties). Details: mediator.md.</w:t>
+      </w:r>
+    </w:p>
+    <w:p>
+      <w:pPr>
+        <w:pBdr>
+          <w:bottom w:val="single" w:color="D8D4CC" w:sz="6" w:space="1"/>
+        </w:pBdr>
+        <w:spacing w:after="120" w:before="120"/>
+      </w:pPr>
+      <w:r>
+        <w:t xml:space="preserve"/>
+      </w:r>
+    </w:p>
+    <w:p>
+      <w:pPr>
+        <w:pStyle w:val="Heading2"/>
+        <w:pBdr>
+          <w:bottom w:val="single" w:color="9A7B2F" w:sz="8" w:space="4"/>
+        </w:pBdr>
+        <w:spacing w:after="120" w:before="280"/>
+      </w:pPr>
+      <w:r>
+        <w:rPr>
+          <w:rFonts w:ascii="Georgia" w:cs="Georgia" w:eastAsia="Georgia" w:hAnsi="Georgia"/>
+          <w:b/>
+          <w:bCs/>
+          <w:color w:val="1A1A18"/>
+          <w:sz w:val="28"/>
+          <w:szCs w:val="28"/>
+        </w:rPr>
+        <w:t xml:space="preserve">7. Room card</w:t>
+      </w:r>
+    </w:p>
+    <w:p>
+      <w:pPr>
+        <w:spacing w:after="160" w:line="276"/>
+      </w:pPr>
+      <w:r>
+        <w:rPr>
+          <w:rFonts w:ascii="Calibri" w:cs="Calibri" w:eastAsia="Calibri" w:hAnsi="Calibri"/>
+          <w:color w:val="1A1A18"/>
+          <w:sz w:val="22"/>
+          <w:szCs w:val="22"/>
+        </w:rPr>
+        <w:t xml:space="preserve">Available for </w:t>
+      </w:r>
+      <w:r>
+        <w:rPr>
+          <w:rFonts w:ascii="Calibri" w:cs="Calibri" w:eastAsia="Calibri" w:hAnsi="Calibri"/>
+          <w:b/>
+          <w:bCs/>
+          <w:color w:val="1A1A18"/>
+          <w:sz w:val="22"/>
+          <w:szCs w:val="22"/>
+        </w:rPr>
+        <w:t xml:space="preserve">any</w:t>
+      </w:r>
+      <w:r>
+        <w:rPr>
+          <w:rFonts w:ascii="Calibri" w:cs="Calibri" w:eastAsia="Calibri" w:hAnsi="Calibri"/>
+          <w:color w:val="1A1A18"/>
+          <w:sz w:val="22"/>
+          <w:szCs w:val="22"/>
+        </w:rPr>
+        <w:t xml:space="preserve"> room (admin or mediator).</w:t>
+      </w:r>
+    </w:p>
+    <w:tbl>
+      <w:tblPr>
+        <w:tblW w:type="dxa" w:w="9000"/>
+        <w:tblBorders>
+          <w:top w:val="single" w:color="auto" w:sz="4"/>
+          <w:left w:val="single" w:color="auto" w:sz="4"/>
+          <w:bottom w:val="single" w:color="auto" w:sz="4"/>
+          <w:right w:val="single" w:color="auto" w:sz="4"/>
+          <w:insideH w:val="single" w:color="auto" w:sz="4"/>
+          <w:insideV w:val="single" w:color="auto" w:sz="4"/>
+        </w:tblBorders>
+      </w:tblPr>
+      <w:tblGrid>
+        <w:gridCol w:w="100"/>
+        <w:gridCol w:w="100"/>
+      </w:tblGrid>
+      <w:tr>
+        <w:tc>
+          <w:tcPr>
+            <w:tcW w:type="dxa" w:w="4500"/>
+            <w:tcBorders>
+              <w:top w:val="single" w:color="D8D4CC" w:sz="4"/>
+              <w:left w:val="single" w:color="D8D4CC" w:sz="4"/>
+              <w:bottom w:val="single" w:color="D8D4CC" w:sz="4"/>
+              <w:right w:val="single" w:color="D8D4CC" w:sz="4"/>
+            </w:tcBorders>
+            <w:shd w:fill="F6F3EC" w:val="clear"/>
+          </w:tcPr>
+          <w:p>
+            <w:r>
+              <w:rPr>
+                <w:rFonts w:ascii="Calibri" w:cs="Calibri" w:eastAsia="Calibri" w:hAnsi="Calibri"/>
+                <w:b/>
+                <w:bCs/>
+                <w:color w:val="1A1A18"/>
+                <w:sz w:val="18"/>
+                <w:szCs w:val="18"/>
+              </w:rPr>
+              <w:t xml:space="preserve">Block</w:t>
+            </w:r>
+          </w:p>
+        </w:tc>
+        <w:tc>
+          <w:tcPr>
+            <w:tcW w:type="dxa" w:w="4500"/>
+            <w:tcBorders>
+              <w:top w:val="single" w:color="D8D4CC" w:sz="4"/>
+              <w:left w:val="single" w:color="D8D4CC" w:sz="4"/>
+              <w:bottom w:val="single" w:color="D8D4CC" w:sz="4"/>
+              <w:right w:val="single" w:color="D8D4CC" w:sz="4"/>
+            </w:tcBorders>
+            <w:shd w:fill="F6F3EC" w:val="clear"/>
+          </w:tcPr>
+          <w:p>
+            <w:r>
+              <w:rPr>
+                <w:rFonts w:ascii="Calibri" w:cs="Calibri" w:eastAsia="Calibri" w:hAnsi="Calibri"/>
+                <w:b/>
+                <w:bCs/>
+                <w:color w:val="1A1A18"/>
+                <w:sz w:val="18"/>
+                <w:szCs w:val="18"/>
+              </w:rPr>
+              <w:t xml:space="preserve">Actions</w:t>
             </w:r>
           </w:p>
         </w:tc>
@@ -5663,13 +5364,11 @@
             <w:r>
               <w:rPr>
                 <w:rFonts w:ascii="Calibri" w:cs="Calibri" w:eastAsia="Calibri" w:hAnsi="Calibri"/>
-                <w:b/>
-                <w:bCs/>
-                <w:color w:val="1A1A18"/>
-                <w:sz w:val="18"/>
-                <w:szCs w:val="18"/>
-              </w:rPr>
-              <w:t xml:space="preserve">Mediation Agent</w:t>
+                <w:color w:val="1A1A18"/>
+                <w:sz w:val="18"/>
+                <w:szCs w:val="18"/>
+              </w:rPr>
+              <w:t xml:space="preserve">Header</w:t>
             </w:r>
           </w:p>
         </w:tc>
@@ -5691,7 +5390,503 @@
                 <w:sz w:val="18"/>
                 <w:szCs w:val="18"/>
               </w:rPr>
-              <w:t xml:space="preserve">Opening, dialogue, options, compromise</w:t>
+              <w:t xml:space="preserve">Title, date, </w:t>
+            </w:r>
+            <w:r>
+              <w:rPr>
+                <w:rFonts w:ascii="Calibri" w:cs="Calibri" w:eastAsia="Calibri" w:hAnsi="Calibri"/>
+                <w:b/>
+                <w:bCs/>
+                <w:color w:val="1A1A18"/>
+                <w:sz w:val="18"/>
+                <w:szCs w:val="18"/>
+              </w:rPr>
+              <w:t xml:space="preserve">Jurisdiction</w:t>
+            </w:r>
+          </w:p>
+        </w:tc>
+      </w:tr>
+      <w:tr>
+        <w:tc>
+          <w:tcPr>
+            <w:tcW w:type="dxa" w:w="4500"/>
+            <w:tcBorders>
+              <w:top w:val="single" w:color="D8D4CC" w:sz="4"/>
+              <w:left w:val="single" w:color="D8D4CC" w:sz="4"/>
+              <w:bottom w:val="single" w:color="D8D4CC" w:sz="4"/>
+              <w:right w:val="single" w:color="D8D4CC" w:sz="4"/>
+            </w:tcBorders>
+          </w:tcPr>
+          <w:p>
+            <w:r>
+              <w:rPr>
+                <w:rFonts w:ascii="Calibri" w:cs="Calibri" w:eastAsia="Calibri" w:hAnsi="Calibri"/>
+                <w:b/>
+                <w:bCs/>
+                <w:color w:val="1A1A18"/>
+                <w:sz w:val="18"/>
+                <w:szCs w:val="18"/>
+              </w:rPr>
+              <w:t xml:space="preserve">Mediation details</w:t>
+            </w:r>
+          </w:p>
+        </w:tc>
+        <w:tc>
+          <w:tcPr>
+            <w:tcW w:type="dxa" w:w="4500"/>
+            <w:tcBorders>
+              <w:top w:val="single" w:color="D8D4CC" w:sz="4"/>
+              <w:left w:val="single" w:color="D8D4CC" w:sz="4"/>
+              <w:bottom w:val="single" w:color="D8D4CC" w:sz="4"/>
+              <w:right w:val="single" w:color="D8D4CC" w:sz="4"/>
+            </w:tcBorders>
+          </w:tcPr>
+          <w:p>
+            <w:r>
+              <w:rPr>
+                <w:rFonts w:ascii="Calibri" w:cs="Calibri" w:eastAsia="Calibri" w:hAnsi="Calibri"/>
+                <w:color w:val="1A1A18"/>
+                <w:sz w:val="18"/>
+                <w:szCs w:val="18"/>
+              </w:rPr>
+              <w:t xml:space="preserve">If a session has started — dialogue, votes, agreement, PDF</w:t>
+            </w:r>
+          </w:p>
+        </w:tc>
+      </w:tr>
+      <w:tr>
+        <w:tc>
+          <w:tcPr>
+            <w:tcW w:type="dxa" w:w="4500"/>
+            <w:tcBorders>
+              <w:top w:val="single" w:color="D8D4CC" w:sz="4"/>
+              <w:left w:val="single" w:color="D8D4CC" w:sz="4"/>
+              <w:bottom w:val="single" w:color="D8D4CC" w:sz="4"/>
+              <w:right w:val="single" w:color="D8D4CC" w:sz="4"/>
+            </w:tcBorders>
+          </w:tcPr>
+          <w:p>
+            <w:r>
+              <w:rPr>
+                <w:rFonts w:ascii="Calibri" w:cs="Calibri" w:eastAsia="Calibri" w:hAnsi="Calibri"/>
+                <w:b/>
+                <w:bCs/>
+                <w:color w:val="1A1A18"/>
+                <w:sz w:val="18"/>
+                <w:szCs w:val="18"/>
+              </w:rPr>
+              <w:t xml:space="preserve">Party preparation</w:t>
+            </w:r>
+            <w:r>
+              <w:rPr>
+                <w:rFonts w:ascii="Calibri" w:cs="Calibri" w:eastAsia="Calibri" w:hAnsi="Calibri"/>
+                <w:color w:val="1A1A18"/>
+                <w:sz w:val="18"/>
+                <w:szCs w:val="18"/>
+              </w:rPr>
+              <w:t xml:space="preserve"> (Mode A)</w:t>
+            </w:r>
+          </w:p>
+        </w:tc>
+        <w:tc>
+          <w:tcPr>
+            <w:tcW w:type="dxa" w:w="4500"/>
+            <w:tcBorders>
+              <w:top w:val="single" w:color="D8D4CC" w:sz="4"/>
+              <w:left w:val="single" w:color="D8D4CC" w:sz="4"/>
+              <w:bottom w:val="single" w:color="D8D4CC" w:sz="4"/>
+              <w:right w:val="single" w:color="D8D4CC" w:sz="4"/>
+            </w:tcBorders>
+          </w:tcPr>
+          <w:p>
+            <w:r>
+              <w:rPr>
+                <w:rFonts w:ascii="Calibri" w:cs="Calibri" w:eastAsia="Calibri" w:hAnsi="Calibri"/>
+                <w:color w:val="1A1A18"/>
+                <w:sz w:val="18"/>
+                <w:szCs w:val="18"/>
+              </w:rPr>
+              <w:t xml:space="preserve">Readiness checklist (tests, bot, dispute, AI steps; may show </w:t>
+            </w:r>
+            <w:r>
+              <w:rPr>
+                <w:rFonts w:ascii="Calibri" w:cs="Calibri" w:eastAsia="Calibri" w:hAnsi="Calibri"/>
+                <w:b/>
+                <w:bCs/>
+                <w:color w:val="1A1A18"/>
+                <w:sz w:val="18"/>
+                <w:szCs w:val="18"/>
+              </w:rPr>
+              <w:t xml:space="preserve">Generating…</w:t>
+            </w:r>
+            <w:r>
+              <w:rPr>
+                <w:rFonts w:ascii="Calibri" w:cs="Calibri" w:eastAsia="Calibri" w:hAnsi="Calibri"/>
+                <w:color w:val="1A1A18"/>
+                <w:sz w:val="18"/>
+                <w:szCs w:val="18"/>
+              </w:rPr>
+              <w:t xml:space="preserve">)</w:t>
+            </w:r>
+          </w:p>
+        </w:tc>
+      </w:tr>
+      <w:tr>
+        <w:tc>
+          <w:tcPr>
+            <w:tcW w:type="dxa" w:w="4500"/>
+            <w:tcBorders>
+              <w:top w:val="single" w:color="D8D4CC" w:sz="4"/>
+              <w:left w:val="single" w:color="D8D4CC" w:sz="4"/>
+              <w:bottom w:val="single" w:color="D8D4CC" w:sz="4"/>
+              <w:right w:val="single" w:color="D8D4CC" w:sz="4"/>
+            </w:tcBorders>
+          </w:tcPr>
+          <w:p>
+            <w:r>
+              <w:rPr>
+                <w:rFonts w:ascii="Calibri" w:cs="Calibri" w:eastAsia="Calibri" w:hAnsi="Calibri"/>
+                <w:b/>
+                <w:bCs/>
+                <w:color w:val="1A1A18"/>
+                <w:sz w:val="18"/>
+                <w:szCs w:val="18"/>
+              </w:rPr>
+              <w:t xml:space="preserve">Mediation schedule</w:t>
+            </w:r>
+            <w:r>
+              <w:rPr>
+                <w:rFonts w:ascii="Calibri" w:cs="Calibri" w:eastAsia="Calibri" w:hAnsi="Calibri"/>
+                <w:color w:val="1A1A18"/>
+                <w:sz w:val="18"/>
+                <w:szCs w:val="18"/>
+              </w:rPr>
+              <w:t xml:space="preserve"> (Mode B)</w:t>
+            </w:r>
+          </w:p>
+        </w:tc>
+        <w:tc>
+          <w:tcPr>
+            <w:tcW w:type="dxa" w:w="4500"/>
+            <w:tcBorders>
+              <w:top w:val="single" w:color="D8D4CC" w:sz="4"/>
+              <w:left w:val="single" w:color="D8D4CC" w:sz="4"/>
+              <w:bottom w:val="single" w:color="D8D4CC" w:sz="4"/>
+              <w:right w:val="single" w:color="D8D4CC" w:sz="4"/>
+            </w:tcBorders>
+          </w:tcPr>
+          <w:p>
+            <w:r>
+              <w:rPr>
+                <w:rFonts w:ascii="Calibri" w:cs="Calibri" w:eastAsia="Calibri" w:hAnsi="Calibri"/>
+                <w:color w:val="1A1A18"/>
+                <w:sz w:val="18"/>
+                <w:szCs w:val="18"/>
+              </w:rPr>
+              <w:t xml:space="preserve">Date, duration, readiness; admin </w:t>
+            </w:r>
+            <w:r>
+              <w:rPr>
+                <w:rFonts w:ascii="Calibri" w:cs="Calibri" w:eastAsia="Calibri" w:hAnsi="Calibri"/>
+                <w:b/>
+                <w:bCs/>
+                <w:color w:val="1A1A18"/>
+                <w:sz w:val="18"/>
+                <w:szCs w:val="18"/>
+              </w:rPr>
+              <w:t xml:space="preserve">can view and edit</w:t>
+            </w:r>
+            <w:r>
+              <w:rPr>
+                <w:rFonts w:ascii="Calibri" w:cs="Calibri" w:eastAsia="Calibri" w:hAnsi="Calibri"/>
+                <w:color w:val="1A1A18"/>
+                <w:sz w:val="18"/>
+                <w:szCs w:val="18"/>
+              </w:rPr>
+              <w:t xml:space="preserve"> schedule fields on the card (save/overlap rules still apply). Lobby / live-session links may appear. The </w:t>
+            </w:r>
+            <w:r>
+              <w:rPr>
+                <w:rFonts w:ascii="Calibri" w:cs="Calibri" w:eastAsia="Calibri" w:hAnsi="Calibri"/>
+                <w:b/>
+                <w:bCs/>
+                <w:color w:val="1A1A18"/>
+                <w:sz w:val="18"/>
+                <w:szCs w:val="18"/>
+              </w:rPr>
+              <w:t xml:space="preserve">rooms list</w:t>
+            </w:r>
+            <w:r>
+              <w:rPr>
+                <w:rFonts w:ascii="Calibri" w:cs="Calibri" w:eastAsia="Calibri" w:hAnsi="Calibri"/>
+                <w:color w:val="1A1A18"/>
+                <w:sz w:val="18"/>
+                <w:szCs w:val="18"/>
+              </w:rPr>
+              <w:t xml:space="preserve"> still has no lobby buttons</w:t>
+            </w:r>
+          </w:p>
+        </w:tc>
+      </w:tr>
+      <w:tr>
+        <w:tc>
+          <w:tcPr>
+            <w:tcW w:type="dxa" w:w="4500"/>
+            <w:tcBorders>
+              <w:top w:val="single" w:color="D8D4CC" w:sz="4"/>
+              <w:left w:val="single" w:color="D8D4CC" w:sz="4"/>
+              <w:bottom w:val="single" w:color="D8D4CC" w:sz="4"/>
+              <w:right w:val="single" w:color="D8D4CC" w:sz="4"/>
+            </w:tcBorders>
+          </w:tcPr>
+          <w:p>
+            <w:r>
+              <w:rPr>
+                <w:rFonts w:ascii="Calibri" w:cs="Calibri" w:eastAsia="Calibri" w:hAnsi="Calibri"/>
+                <w:b/>
+                <w:bCs/>
+                <w:color w:val="1A1A18"/>
+                <w:sz w:val="18"/>
+                <w:szCs w:val="18"/>
+              </w:rPr>
+              <w:t xml:space="preserve">Pipeline &amp; mediation log</w:t>
+            </w:r>
+          </w:p>
+        </w:tc>
+        <w:tc>
+          <w:tcPr>
+            <w:tcW w:type="dxa" w:w="4500"/>
+            <w:tcBorders>
+              <w:top w:val="single" w:color="D8D4CC" w:sz="4"/>
+              <w:left w:val="single" w:color="D8D4CC" w:sz="4"/>
+              <w:bottom w:val="single" w:color="D8D4CC" w:sz="4"/>
+              <w:right w:val="single" w:color="D8D4CC" w:sz="4"/>
+            </w:tcBorders>
+          </w:tcPr>
+          <w:p>
+            <w:r>
+              <w:rPr>
+                <w:rFonts w:ascii="Calibri" w:cs="Calibri" w:eastAsia="Calibri" w:hAnsi="Calibri"/>
+                <w:color w:val="1A1A18"/>
+                <w:sz w:val="18"/>
+                <w:szCs w:val="18"/>
+              </w:rPr>
+              <w:t xml:space="preserve">Timeline</w:t>
+            </w:r>
+          </w:p>
+        </w:tc>
+      </w:tr>
+      <w:tr>
+        <w:tc>
+          <w:tcPr>
+            <w:tcW w:type="dxa" w:w="4500"/>
+            <w:tcBorders>
+              <w:top w:val="single" w:color="D8D4CC" w:sz="4"/>
+              <w:left w:val="single" w:color="D8D4CC" w:sz="4"/>
+              <w:bottom w:val="single" w:color="D8D4CC" w:sz="4"/>
+              <w:right w:val="single" w:color="D8D4CC" w:sz="4"/>
+            </w:tcBorders>
+          </w:tcPr>
+          <w:p>
+            <w:r>
+              <w:rPr>
+                <w:rFonts w:ascii="Calibri" w:cs="Calibri" w:eastAsia="Calibri" w:hAnsi="Calibri"/>
+                <w:b/>
+                <w:bCs/>
+                <w:color w:val="1A1A18"/>
+                <w:sz w:val="18"/>
+                <w:szCs w:val="18"/>
+              </w:rPr>
+              <w:t xml:space="preserve">Room details</w:t>
+            </w:r>
+          </w:p>
+        </w:tc>
+        <w:tc>
+          <w:tcPr>
+            <w:tcW w:type="dxa" w:w="4500"/>
+            <w:tcBorders>
+              <w:top w:val="single" w:color="D8D4CC" w:sz="4"/>
+              <w:left w:val="single" w:color="D8D4CC" w:sz="4"/>
+              <w:bottom w:val="single" w:color="D8D4CC" w:sz="4"/>
+              <w:right w:val="single" w:color="D8D4CC" w:sz="4"/>
+            </w:tcBorders>
+          </w:tcPr>
+          <w:p>
+            <w:r>
+              <w:rPr>
+                <w:rFonts w:ascii="Calibri" w:cs="Calibri" w:eastAsia="Calibri" w:hAnsi="Calibri"/>
+                <w:color w:val="1A1A18"/>
+                <w:sz w:val="18"/>
+                <w:szCs w:val="18"/>
+              </w:rPr>
+              <w:t xml:space="preserve">Edit title/description → </w:t>
+            </w:r>
+            <w:r>
+              <w:rPr>
+                <w:rFonts w:ascii="Calibri" w:cs="Calibri" w:eastAsia="Calibri" w:hAnsi="Calibri"/>
+                <w:b/>
+                <w:bCs/>
+                <w:color w:val="1A1A18"/>
+                <w:sz w:val="18"/>
+                <w:szCs w:val="18"/>
+              </w:rPr>
+              <w:t xml:space="preserve">Save Changes</w:t>
+            </w:r>
+            <w:r>
+              <w:rPr>
+                <w:rFonts w:ascii="Calibri" w:cs="Calibri" w:eastAsia="Calibri" w:hAnsi="Calibri"/>
+                <w:color w:val="1A1A18"/>
+                <w:sz w:val="18"/>
+                <w:szCs w:val="18"/>
+              </w:rPr>
+              <w:t xml:space="preserve">; jurisdiction read-only</w:t>
+            </w:r>
+          </w:p>
+        </w:tc>
+      </w:tr>
+      <w:tr>
+        <w:tc>
+          <w:tcPr>
+            <w:tcW w:type="dxa" w:w="4500"/>
+            <w:tcBorders>
+              <w:top w:val="single" w:color="D8D4CC" w:sz="4"/>
+              <w:left w:val="single" w:color="D8D4CC" w:sz="4"/>
+              <w:bottom w:val="single" w:color="D8D4CC" w:sz="4"/>
+              <w:right w:val="single" w:color="D8D4CC" w:sz="4"/>
+            </w:tcBorders>
+          </w:tcPr>
+          <w:p>
+            <w:r>
+              <w:rPr>
+                <w:rFonts w:ascii="Calibri" w:cs="Calibri" w:eastAsia="Calibri" w:hAnsi="Calibri"/>
+                <w:b/>
+                <w:bCs/>
+                <w:color w:val="1A1A18"/>
+                <w:sz w:val="18"/>
+                <w:szCs w:val="18"/>
+              </w:rPr>
+              <w:t xml:space="preserve">Participants</w:t>
+            </w:r>
+          </w:p>
+        </w:tc>
+        <w:tc>
+          <w:tcPr>
+            <w:tcW w:type="dxa" w:w="4500"/>
+            <w:tcBorders>
+              <w:top w:val="single" w:color="D8D4CC" w:sz="4"/>
+              <w:left w:val="single" w:color="D8D4CC" w:sz="4"/>
+              <w:bottom w:val="single" w:color="D8D4CC" w:sz="4"/>
+              <w:right w:val="single" w:color="D8D4CC" w:sz="4"/>
+            </w:tcBorders>
+          </w:tcPr>
+          <w:p>
+            <w:r>
+              <w:rPr>
+                <w:rFonts w:ascii="Calibri" w:cs="Calibri" w:eastAsia="Calibri" w:hAnsi="Calibri"/>
+                <w:color w:val="1A1A18"/>
+                <w:sz w:val="18"/>
+                <w:szCs w:val="18"/>
+              </w:rPr>
+              <w:t xml:space="preserve">Edit name/description, login/password, </w:t>
+            </w:r>
+            <w:r>
+              <w:rPr>
+                <w:rFonts w:ascii="Calibri" w:cs="Calibri" w:eastAsia="Calibri" w:hAnsi="Calibri"/>
+                <w:b/>
+                <w:bCs/>
+                <w:color w:val="1A1A18"/>
+                <w:sz w:val="18"/>
+                <w:szCs w:val="18"/>
+              </w:rPr>
+              <w:t xml:space="preserve">Copy Credentials</w:t>
+            </w:r>
+            <w:r>
+              <w:rPr>
+                <w:rFonts w:ascii="Calibri" w:cs="Calibri" w:eastAsia="Calibri" w:hAnsi="Calibri"/>
+                <w:color w:val="1A1A18"/>
+                <w:sz w:val="18"/>
+                <w:szCs w:val="18"/>
+              </w:rPr>
+              <w:t xml:space="preserve">, </w:t>
+            </w:r>
+            <w:r>
+              <w:rPr>
+                <w:rFonts w:ascii="Calibri" w:cs="Calibri" w:eastAsia="Calibri" w:hAnsi="Calibri"/>
+                <w:b/>
+                <w:bCs/>
+                <w:color w:val="1A1A18"/>
+                <w:sz w:val="18"/>
+                <w:szCs w:val="18"/>
+              </w:rPr>
+              <w:t xml:space="preserve">Magic Link</w:t>
+            </w:r>
+            <w:r>
+              <w:rPr>
+                <w:rFonts w:ascii="Calibri" w:cs="Calibri" w:eastAsia="Calibri" w:hAnsi="Calibri"/>
+                <w:color w:val="1A1A18"/>
+                <w:sz w:val="18"/>
+                <w:szCs w:val="18"/>
+              </w:rPr>
+              <w:t xml:space="preserve">, </w:t>
+            </w:r>
+            <w:r>
+              <w:rPr>
+                <w:rFonts w:ascii="Calibri" w:cs="Calibri" w:eastAsia="Calibri" w:hAnsi="Calibri"/>
+                <w:b/>
+                <w:bCs/>
+                <w:color w:val="1A1A18"/>
+                <w:sz w:val="18"/>
+                <w:szCs w:val="18"/>
+              </w:rPr>
+              <w:t xml:space="preserve">Request profile update</w:t>
+            </w:r>
+          </w:p>
+        </w:tc>
+      </w:tr>
+      <w:tr>
+        <w:tc>
+          <w:tcPr>
+            <w:tcW w:type="dxa" w:w="4500"/>
+            <w:tcBorders>
+              <w:top w:val="single" w:color="D8D4CC" w:sz="4"/>
+              <w:left w:val="single" w:color="D8D4CC" w:sz="4"/>
+              <w:bottom w:val="single" w:color="D8D4CC" w:sz="4"/>
+              <w:right w:val="single" w:color="D8D4CC" w:sz="4"/>
+            </w:tcBorders>
+          </w:tcPr>
+          <w:p>
+            <w:r>
+              <w:rPr>
+                <w:rFonts w:ascii="Calibri" w:cs="Calibri" w:eastAsia="Calibri" w:hAnsi="Calibri"/>
+                <w:b/>
+                <w:bCs/>
+                <w:color w:val="1A1A18"/>
+                <w:sz w:val="18"/>
+                <w:szCs w:val="18"/>
+              </w:rPr>
+              <w:t xml:space="preserve">Delete room</w:t>
+            </w:r>
+          </w:p>
+        </w:tc>
+        <w:tc>
+          <w:tcPr>
+            <w:tcW w:type="dxa" w:w="4500"/>
+            <w:tcBorders>
+              <w:top w:val="single" w:color="D8D4CC" w:sz="4"/>
+              <w:left w:val="single" w:color="D8D4CC" w:sz="4"/>
+              <w:bottom w:val="single" w:color="D8D4CC" w:sz="4"/>
+              <w:right w:val="single" w:color="D8D4CC" w:sz="4"/>
+            </w:tcBorders>
+          </w:tcPr>
+          <w:p>
+            <w:r>
+              <w:rPr>
+                <w:rFonts w:ascii="Calibri" w:cs="Calibri" w:eastAsia="Calibri" w:hAnsi="Calibri"/>
+                <w:color w:val="1A1A18"/>
+                <w:sz w:val="18"/>
+                <w:szCs w:val="18"/>
+              </w:rPr>
+              <w:t xml:space="preserve">Two modes (below)</w:t>
             </w:r>
           </w:p>
         </w:tc>
@@ -5707,71 +5902,6 @@
     </w:p>
     <w:p>
       <w:pPr>
-        <w:spacing w:after="160" w:line="276"/>
-      </w:pPr>
-      <w:r>
-        <w:rPr>
-          <w:rFonts w:ascii="Calibri" w:cs="Calibri" w:eastAsia="Calibri" w:hAnsi="Calibri"/>
-          <w:b/>
-          <w:bCs/>
-          <w:color w:val="1A1A18"/>
-          <w:sz w:val="22"/>
-          <w:szCs w:val="22"/>
-        </w:rPr>
-        <w:t xml:space="preserve">System prompt</w:t>
-      </w:r>
-      <w:r>
-        <w:rPr>
-          <w:rFonts w:ascii="Calibri" w:cs="Calibri" w:eastAsia="Calibri" w:hAnsi="Calibri"/>
-          <w:color w:val="1A1A18"/>
-          <w:sz w:val="22"/>
-          <w:szCs w:val="22"/>
-        </w:rPr>
-        <w:t xml:space="preserve"> → </w:t>
-      </w:r>
-      <w:r>
-        <w:rPr>
-          <w:rFonts w:ascii="Calibri" w:cs="Calibri" w:eastAsia="Calibri" w:hAnsi="Calibri"/>
-          <w:b/>
-          <w:bCs/>
-          <w:color w:val="1A1A18"/>
-          <w:sz w:val="22"/>
-          <w:szCs w:val="22"/>
-        </w:rPr>
-        <w:t xml:space="preserve">Save</w:t>
-      </w:r>
-      <w:r>
-        <w:rPr>
-          <w:rFonts w:ascii="Calibri" w:cs="Calibri" w:eastAsia="Calibri" w:hAnsi="Calibri"/>
-          <w:color w:val="1A1A18"/>
-          <w:sz w:val="22"/>
-          <w:szCs w:val="22"/>
-        </w:rPr>
-        <w:t xml:space="preserve"> → </w:t>
-      </w:r>
-      <w:r>
-        <w:rPr>
-          <w:rFonts w:ascii="Calibri" w:cs="Calibri" w:eastAsia="Calibri" w:hAnsi="Calibri"/>
-          <w:b/>
-          <w:bCs/>
-          <w:color w:val="1A1A18"/>
-          <w:sz w:val="22"/>
-          <w:szCs w:val="22"/>
-        </w:rPr>
-        <w:t xml:space="preserve">Agent prompt saved</w:t>
-      </w:r>
-      <w:r>
-        <w:rPr>
-          <w:rFonts w:ascii="Calibri" w:cs="Calibri" w:eastAsia="Calibri" w:hAnsi="Calibri"/>
-          <w:color w:val="1A1A18"/>
-          <w:sz w:val="22"/>
-          <w:szCs w:val="22"/>
-        </w:rPr>
-        <w:t xml:space="preserve">.</w:t>
-      </w:r>
-    </w:p>
-    <w:p>
-      <w:pPr>
         <w:pStyle w:val="Heading3"/>
         <w:spacing w:after="80" w:before="200"/>
       </w:pPr>
@@ -5784,6 +5914,2473 @@
           <w:sz w:val="24"/>
           <w:szCs w:val="24"/>
         </w:rPr>
+        <w:t xml:space="preserve">Request profile update</w:t>
+      </w:r>
+    </w:p>
+    <w:p>
+      <w:pPr>
+        <w:spacing w:after="160" w:line="276"/>
+      </w:pPr>
+      <w:r>
+        <w:rPr>
+          <w:rFonts w:ascii="Calibri" w:cs="Calibri" w:eastAsia="Calibri" w:hAnsi="Calibri"/>
+          <w:color w:val="1A1A18"/>
+          <w:sz w:val="22"/>
+          <w:szCs w:val="22"/>
+        </w:rPr>
+        <w:t xml:space="preserve">On a party in </w:t>
+      </w:r>
+      <w:r>
+        <w:rPr>
+          <w:rFonts w:ascii="Calibri" w:cs="Calibri" w:eastAsia="Calibri" w:hAnsi="Calibri"/>
+          <w:b/>
+          <w:bCs/>
+          <w:color w:val="1A1A18"/>
+          <w:sz w:val="22"/>
+          <w:szCs w:val="22"/>
+        </w:rPr>
+        <w:t xml:space="preserve">Participants</w:t>
+      </w:r>
+      <w:r>
+        <w:rPr>
+          <w:rFonts w:ascii="Calibri" w:cs="Calibri" w:eastAsia="Calibri" w:hAnsi="Calibri"/>
+          <w:color w:val="1A1A18"/>
+          <w:sz w:val="22"/>
+          <w:szCs w:val="22"/>
+        </w:rPr>
+        <w:t xml:space="preserve">:</w:t>
+      </w:r>
+    </w:p>
+    <w:p>
+      <w:pPr>
+        <w:pStyle w:val="ListParagraph"/>
+        <w:numPr>
+          <w:ilvl w:val="0"/>
+          <w:numId w:val="2"/>
+        </w:numPr>
+        <w:spacing w:after="80"/>
+      </w:pPr>
+      <w:r>
+        <w:rPr>
+          <w:rFonts w:ascii="Calibri" w:cs="Calibri" w:eastAsia="Calibri" w:hAnsi="Calibri"/>
+          <w:color w:val="1A1A18"/>
+          <w:sz w:val="22"/>
+          <w:szCs w:val="22"/>
+        </w:rPr>
+        <w:t xml:space="preserve">Confirm — clears tests, personal bot, and related AI profile data; welcome/consent stay so the party returns to the test step.</w:t>
+      </w:r>
+    </w:p>
+    <w:p>
+      <w:pPr>
+        <w:pStyle w:val="ListParagraph"/>
+        <w:numPr>
+          <w:ilvl w:val="0"/>
+          <w:numId w:val="2"/>
+        </w:numPr>
+        <w:spacing w:after="80"/>
+      </w:pPr>
+      <w:r>
+        <w:rPr>
+          <w:rFonts w:ascii="Calibri" w:cs="Calibri" w:eastAsia="Calibri" w:hAnsi="Calibri"/>
+          <w:color w:val="1A1A18"/>
+          <w:sz w:val="22"/>
+          <w:szCs w:val="22"/>
+        </w:rPr>
+        <w:t xml:space="preserve">Pending banner: </w:t>
+      </w:r>
+      <w:r>
+        <w:rPr>
+          <w:rFonts w:ascii="Calibri" w:cs="Calibri" w:eastAsia="Calibri" w:hAnsi="Calibri"/>
+          <w:b/>
+          <w:bCs/>
+          <w:color w:val="1A1A18"/>
+          <w:sz w:val="22"/>
+          <w:szCs w:val="22"/>
+        </w:rPr>
+        <w:t xml:space="preserve">Profile update requested — waiting for retests.</w:t>
+      </w:r>
+    </w:p>
+    <w:p>
+      <w:pPr>
+        <w:pStyle w:val="ListParagraph"/>
+        <w:numPr>
+          <w:ilvl w:val="0"/>
+          <w:numId w:val="2"/>
+        </w:numPr>
+        <w:spacing w:after="80"/>
+      </w:pPr>
+      <w:r>
+        <w:rPr>
+          <w:rFonts w:ascii="Calibri" w:cs="Calibri" w:eastAsia="Calibri" w:hAnsi="Calibri"/>
+          <w:color w:val="1A1A18"/>
+          <w:sz w:val="22"/>
+          <w:szCs w:val="22"/>
+        </w:rPr>
+        <w:t xml:space="preserve">Error: </w:t>
+      </w:r>
+      <w:r>
+        <w:rPr>
+          <w:rFonts w:ascii="Calibri" w:cs="Calibri" w:eastAsia="Calibri" w:hAnsi="Calibri"/>
+          <w:b/>
+          <w:bCs/>
+          <w:color w:val="1A1A18"/>
+          <w:sz w:val="22"/>
+          <w:szCs w:val="22"/>
+        </w:rPr>
+        <w:t xml:space="preserve">Could not request profile update.</w:t>
+      </w:r>
+    </w:p>
+    <w:p>
+      <w:pPr>
+        <w:spacing w:after="160" w:line="276"/>
+      </w:pPr>
+      <w:r>
+        <w:rPr>
+          <w:rFonts w:ascii="Calibri" w:cs="Calibri" w:eastAsia="Calibri" w:hAnsi="Calibri"/>
+          <w:color w:val="1A1A18"/>
+          <w:sz w:val="22"/>
+          <w:szCs w:val="22"/>
+        </w:rPr>
+        <w:t xml:space="preserve">This overlaps with Sides ⋮ </w:t>
+      </w:r>
+      <w:r>
+        <w:rPr>
+          <w:rFonts w:ascii="Calibri" w:cs="Calibri" w:eastAsia="Calibri" w:hAnsi="Calibri"/>
+          <w:b/>
+          <w:bCs/>
+          <w:color w:val="1A1A18"/>
+          <w:sz w:val="22"/>
+          <w:szCs w:val="22"/>
+        </w:rPr>
+        <w:t xml:space="preserve">Redo all</w:t>
+      </w:r>
+      <w:r>
+        <w:rPr>
+          <w:rFonts w:ascii="Calibri" w:cs="Calibri" w:eastAsia="Calibri" w:hAnsi="Calibri"/>
+          <w:color w:val="1A1A18"/>
+          <w:sz w:val="22"/>
+          <w:szCs w:val="22"/>
+        </w:rPr>
+        <w:t xml:space="preserve">. Prefer the room card when you are already looking at one case; prefer Sides for selective T1–T4 / bot-only redo across many parties.</w:t>
+      </w:r>
+    </w:p>
+    <w:p>
+      <w:pPr>
+        <w:pStyle w:val="Heading3"/>
+        <w:spacing w:after="80" w:before="200"/>
+      </w:pPr>
+      <w:r>
+        <w:rPr>
+          <w:rFonts w:ascii="Calibri" w:cs="Calibri" w:eastAsia="Calibri" w:hAnsi="Calibri"/>
+          <w:b/>
+          <w:bCs/>
+          <w:color w:val="1A1A18"/>
+          <w:sz w:val="24"/>
+          <w:szCs w:val="24"/>
+        </w:rPr>
+        <w:t xml:space="preserve">Delete room</w:t>
+      </w:r>
+    </w:p>
+    <w:tbl>
+      <w:tblPr>
+        <w:tblW w:type="dxa" w:w="9000"/>
+        <w:tblBorders>
+          <w:top w:val="single" w:color="auto" w:sz="4"/>
+          <w:left w:val="single" w:color="auto" w:sz="4"/>
+          <w:bottom w:val="single" w:color="auto" w:sz="4"/>
+          <w:right w:val="single" w:color="auto" w:sz="4"/>
+          <w:insideH w:val="single" w:color="auto" w:sz="4"/>
+          <w:insideV w:val="single" w:color="auto" w:sz="4"/>
+        </w:tblBorders>
+      </w:tblPr>
+      <w:tblGrid>
+        <w:gridCol w:w="100"/>
+        <w:gridCol w:w="100"/>
+      </w:tblGrid>
+      <w:tr>
+        <w:tc>
+          <w:tcPr>
+            <w:tcW w:type="dxa" w:w="4500"/>
+            <w:tcBorders>
+              <w:top w:val="single" w:color="D8D4CC" w:sz="4"/>
+              <w:left w:val="single" w:color="D8D4CC" w:sz="4"/>
+              <w:bottom w:val="single" w:color="D8D4CC" w:sz="4"/>
+              <w:right w:val="single" w:color="D8D4CC" w:sz="4"/>
+            </w:tcBorders>
+            <w:shd w:fill="F6F3EC" w:val="clear"/>
+          </w:tcPr>
+          <w:p>
+            <w:r>
+              <w:rPr>
+                <w:rFonts w:ascii="Calibri" w:cs="Calibri" w:eastAsia="Calibri" w:hAnsi="Calibri"/>
+                <w:b/>
+                <w:bCs/>
+                <w:color w:val="1A1A18"/>
+                <w:sz w:val="18"/>
+                <w:szCs w:val="18"/>
+              </w:rPr>
+              <w:t xml:space="preserve">Button</w:t>
+            </w:r>
+          </w:p>
+        </w:tc>
+        <w:tc>
+          <w:tcPr>
+            <w:tcW w:type="dxa" w:w="4500"/>
+            <w:tcBorders>
+              <w:top w:val="single" w:color="D8D4CC" w:sz="4"/>
+              <w:left w:val="single" w:color="D8D4CC" w:sz="4"/>
+              <w:bottom w:val="single" w:color="D8D4CC" w:sz="4"/>
+              <w:right w:val="single" w:color="D8D4CC" w:sz="4"/>
+            </w:tcBorders>
+            <w:shd w:fill="F6F3EC" w:val="clear"/>
+          </w:tcPr>
+          <w:p>
+            <w:r>
+              <w:rPr>
+                <w:rFonts w:ascii="Calibri" w:cs="Calibri" w:eastAsia="Calibri" w:hAnsi="Calibri"/>
+                <w:b/>
+                <w:bCs/>
+                <w:color w:val="1A1A18"/>
+                <w:sz w:val="18"/>
+                <w:szCs w:val="18"/>
+              </w:rPr>
+              <w:t xml:space="preserve">What happens</w:t>
+            </w:r>
+          </w:p>
+        </w:tc>
+      </w:tr>
+      <w:tr>
+        <w:tc>
+          <w:tcPr>
+            <w:tcW w:type="dxa" w:w="4500"/>
+            <w:tcBorders>
+              <w:top w:val="single" w:color="D8D4CC" w:sz="4"/>
+              <w:left w:val="single" w:color="D8D4CC" w:sz="4"/>
+              <w:bottom w:val="single" w:color="D8D4CC" w:sz="4"/>
+              <w:right w:val="single" w:color="D8D4CC" w:sz="4"/>
+            </w:tcBorders>
+          </w:tcPr>
+          <w:p>
+            <w:r>
+              <w:rPr>
+                <w:rFonts w:ascii="Calibri" w:cs="Calibri" w:eastAsia="Calibri" w:hAnsi="Calibri"/>
+                <w:b/>
+                <w:bCs/>
+                <w:color w:val="1A1A18"/>
+                <w:sz w:val="18"/>
+                <w:szCs w:val="18"/>
+              </w:rPr>
+              <w:t xml:space="preserve">Delete room only</w:t>
+            </w:r>
+          </w:p>
+        </w:tc>
+        <w:tc>
+          <w:tcPr>
+            <w:tcW w:type="dxa" w:w="4500"/>
+            <w:tcBorders>
+              <w:top w:val="single" w:color="D8D4CC" w:sz="4"/>
+              <w:left w:val="single" w:color="D8D4CC" w:sz="4"/>
+              <w:bottom w:val="single" w:color="D8D4CC" w:sz="4"/>
+              <w:right w:val="single" w:color="D8D4CC" w:sz="4"/>
+            </w:tcBorders>
+          </w:tcPr>
+          <w:p>
+            <w:r>
+              <w:rPr>
+                <w:rFonts w:ascii="Calibri" w:cs="Calibri" w:eastAsia="Calibri" w:hAnsi="Calibri"/>
+                <w:color w:val="1A1A18"/>
+                <w:sz w:val="18"/>
+                <w:szCs w:val="18"/>
+              </w:rPr>
+              <w:t xml:space="preserve">Removes this room and memberships. Party accounts are </w:t>
+            </w:r>
+            <w:r>
+              <w:rPr>
+                <w:rFonts w:ascii="Calibri" w:cs="Calibri" w:eastAsia="Calibri" w:hAnsi="Calibri"/>
+                <w:b/>
+                <w:bCs/>
+                <w:color w:val="1A1A18"/>
+                <w:sz w:val="18"/>
+                <w:szCs w:val="18"/>
+              </w:rPr>
+              <w:t xml:space="preserve">kept</w:t>
+            </w:r>
+            <w:r>
+              <w:rPr>
+                <w:rFonts w:ascii="Calibri" w:cs="Calibri" w:eastAsia="Calibri" w:hAnsi="Calibri"/>
+                <w:color w:val="1A1A18"/>
+                <w:sz w:val="18"/>
+                <w:szCs w:val="18"/>
+              </w:rPr>
+              <w:t xml:space="preserve"> (become free/roomless if they have no other rooms).</w:t>
+            </w:r>
+          </w:p>
+        </w:tc>
+      </w:tr>
+      <w:tr>
+        <w:tc>
+          <w:tcPr>
+            <w:tcW w:type="dxa" w:w="4500"/>
+            <w:tcBorders>
+              <w:top w:val="single" w:color="D8D4CC" w:sz="4"/>
+              <w:left w:val="single" w:color="D8D4CC" w:sz="4"/>
+              <w:bottom w:val="single" w:color="D8D4CC" w:sz="4"/>
+              <w:right w:val="single" w:color="D8D4CC" w:sz="4"/>
+            </w:tcBorders>
+          </w:tcPr>
+          <w:p>
+            <w:r>
+              <w:rPr>
+                <w:rFonts w:ascii="Calibri" w:cs="Calibri" w:eastAsia="Calibri" w:hAnsi="Calibri"/>
+                <w:b/>
+                <w:bCs/>
+                <w:color w:val="1A1A18"/>
+                <w:sz w:val="18"/>
+                <w:szCs w:val="18"/>
+              </w:rPr>
+              <w:t xml:space="preserve">Delete room and parties</w:t>
+            </w:r>
+          </w:p>
+        </w:tc>
+        <w:tc>
+          <w:tcPr>
+            <w:tcW w:type="dxa" w:w="4500"/>
+            <w:tcBorders>
+              <w:top w:val="single" w:color="D8D4CC" w:sz="4"/>
+              <w:left w:val="single" w:color="D8D4CC" w:sz="4"/>
+              <w:bottom w:val="single" w:color="D8D4CC" w:sz="4"/>
+              <w:right w:val="single" w:color="D8D4CC" w:sz="4"/>
+            </w:tcBorders>
+          </w:tcPr>
+          <w:p>
+            <w:r>
+              <w:rPr>
+                <w:rFonts w:ascii="Calibri" w:cs="Calibri" w:eastAsia="Calibri" w:hAnsi="Calibri"/>
+                <w:color w:val="1A1A18"/>
+                <w:sz w:val="18"/>
+                <w:szCs w:val="18"/>
+              </w:rPr>
+              <w:t xml:space="preserve">Deletes this room </w:t>
+            </w:r>
+            <w:r>
+              <w:rPr>
+                <w:rFonts w:ascii="Calibri" w:cs="Calibri" w:eastAsia="Calibri" w:hAnsi="Calibri"/>
+                <w:b/>
+                <w:bCs/>
+                <w:color w:val="1A1A18"/>
+                <w:sz w:val="18"/>
+                <w:szCs w:val="18"/>
+              </w:rPr>
+              <w:t xml:space="preserve">and</w:t>
+            </w:r>
+            <w:r>
+              <w:rPr>
+                <w:rFonts w:ascii="Calibri" w:cs="Calibri" w:eastAsia="Calibri" w:hAnsi="Calibri"/>
+                <w:color w:val="1A1A18"/>
+                <w:sz w:val="18"/>
+                <w:szCs w:val="18"/>
+              </w:rPr>
+              <w:t xml:space="preserve"> those party accounts. </w:t>
+            </w:r>
+            <w:r>
+              <w:rPr>
+                <w:rFonts w:ascii="Calibri" w:cs="Calibri" w:eastAsia="Calibri" w:hAnsi="Calibri"/>
+                <w:b/>
+                <w:bCs/>
+                <w:color w:val="1A1A18"/>
+                <w:sz w:val="18"/>
+                <w:szCs w:val="18"/>
+              </w:rPr>
+              <w:t xml:space="preserve">Every other room</w:t>
+            </w:r>
+            <w:r>
+              <w:rPr>
+                <w:rFonts w:ascii="Calibri" w:cs="Calibri" w:eastAsia="Calibri" w:hAnsi="Calibri"/>
+                <w:color w:val="1A1A18"/>
+                <w:sz w:val="18"/>
+                <w:szCs w:val="18"/>
+              </w:rPr>
+              <w:t xml:space="preserve"> those parties participate in is also deleted. Other people who were only in those related rooms stay as free accounts.</w:t>
+            </w:r>
+          </w:p>
+        </w:tc>
+      </w:tr>
+    </w:tbl>
+    <w:p>
+      <w:pPr>
+        <w:spacing w:after="160"/>
+      </w:pPr>
+      <w:r>
+        <w:t xml:space="preserve"/>
+      </w:r>
+    </w:p>
+    <w:p>
+      <w:pPr>
+        <w:spacing w:after="160" w:line="276"/>
+      </w:pPr>
+      <w:r>
+        <w:rPr>
+          <w:rFonts w:ascii="Calibri" w:cs="Calibri" w:eastAsia="Calibri" w:hAnsi="Calibri"/>
+          <w:color w:val="1A1A18"/>
+          <w:sz w:val="22"/>
+          <w:szCs w:val="22"/>
+        </w:rPr>
+        <w:t xml:space="preserve">Both require confirmation and cannot be undone. Toast: </w:t>
+      </w:r>
+      <w:r>
+        <w:rPr>
+          <w:rFonts w:ascii="Calibri" w:cs="Calibri" w:eastAsia="Calibri" w:hAnsi="Calibri"/>
+          <w:b/>
+          <w:bCs/>
+          <w:color w:val="1A1A18"/>
+          <w:sz w:val="22"/>
+          <w:szCs w:val="22"/>
+        </w:rPr>
+        <w:t xml:space="preserve">Room deleted.</w:t>
+      </w:r>
+      <w:r>
+        <w:rPr>
+          <w:rFonts w:ascii="Calibri" w:cs="Calibri" w:eastAsia="Calibri" w:hAnsi="Calibri"/>
+          <w:color w:val="1A1A18"/>
+          <w:sz w:val="22"/>
+          <w:szCs w:val="22"/>
+        </w:rPr>
+        <w:t xml:space="preserve"> / </w:t>
+      </w:r>
+      <w:r>
+        <w:rPr>
+          <w:rFonts w:ascii="Calibri" w:cs="Calibri" w:eastAsia="Calibri" w:hAnsi="Calibri"/>
+          <w:b/>
+          <w:bCs/>
+          <w:color w:val="1A1A18"/>
+          <w:sz w:val="22"/>
+          <w:szCs w:val="22"/>
+        </w:rPr>
+        <w:t xml:space="preserve">Could not delete the room.</w:t>
+      </w:r>
+    </w:p>
+    <w:p>
+      <w:pPr>
+        <w:pBdr>
+          <w:bottom w:val="single" w:color="D8D4CC" w:sz="6" w:space="1"/>
+        </w:pBdr>
+        <w:spacing w:after="120" w:before="120"/>
+      </w:pPr>
+      <w:r>
+        <w:t xml:space="preserve"/>
+      </w:r>
+    </w:p>
+    <w:p>
+      <w:pPr>
+        <w:pStyle w:val="Heading2"/>
+        <w:pBdr>
+          <w:bottom w:val="single" w:color="9A7B2F" w:sz="8" w:space="4"/>
+        </w:pBdr>
+        <w:spacing w:after="120" w:before="280"/>
+      </w:pPr>
+      <w:r>
+        <w:rPr>
+          <w:rFonts w:ascii="Georgia" w:cs="Georgia" w:eastAsia="Georgia" w:hAnsi="Georgia"/>
+          <w:b/>
+          <w:bCs/>
+          <w:color w:val="1A1A18"/>
+          <w:sz w:val="28"/>
+          <w:szCs w:val="28"/>
+        </w:rPr>
+        <w:t xml:space="preserve">8. Credentials and Magic Link</w:t>
+      </w:r>
+    </w:p>
+    <w:p>
+      <w:pPr>
+        <w:spacing w:after="160" w:line="276"/>
+      </w:pPr>
+      <w:r>
+        <w:rPr>
+          <w:rFonts w:ascii="Calibri" w:cs="Calibri" w:eastAsia="Calibri" w:hAnsi="Calibri"/>
+          <w:color w:val="1A1A18"/>
+          <w:sz w:val="22"/>
+          <w:szCs w:val="22"/>
+        </w:rPr>
+        <w:t xml:space="preserve">On the room card or mediator card:</w:t>
+      </w:r>
+    </w:p>
+    <w:p>
+      <w:pPr>
+        <w:pStyle w:val="Heading3"/>
+        <w:spacing w:after="80" w:before="200"/>
+      </w:pPr>
+      <w:r>
+        <w:rPr>
+          <w:rFonts w:ascii="Calibri" w:cs="Calibri" w:eastAsia="Calibri" w:hAnsi="Calibri"/>
+          <w:b/>
+          <w:bCs/>
+          <w:color w:val="1A1A18"/>
+          <w:sz w:val="24"/>
+          <w:szCs w:val="24"/>
+        </w:rPr>
+        <w:t xml:space="preserve">Copy Credentials</w:t>
+      </w:r>
+    </w:p>
+    <w:p>
+      <w:pPr>
+        <w:spacing w:after="160" w:line="276"/>
+      </w:pPr>
+      <w:r>
+        <w:rPr>
+          <w:rFonts w:ascii="Calibri" w:cs="Calibri" w:eastAsia="Calibri" w:hAnsi="Calibri"/>
+          <w:b/>
+          <w:bCs/>
+          <w:color w:val="1A1A18"/>
+          <w:sz w:val="22"/>
+          <w:szCs w:val="22"/>
+        </w:rPr>
+        <w:t xml:space="preserve">Copy Credentials</w:t>
+      </w:r>
+      <w:r>
+        <w:rPr>
+          <w:rFonts w:ascii="Calibri" w:cs="Calibri" w:eastAsia="Calibri" w:hAnsi="Calibri"/>
+          <w:color w:val="1A1A18"/>
+          <w:sz w:val="22"/>
+          <w:szCs w:val="22"/>
+        </w:rPr>
+        <w:t xml:space="preserve"> puts role, login, and password on the clipboard. Send through a protected channel. Login always starts with psylex_.</w:t>
+      </w:r>
+    </w:p>
+    <w:p>
+      <w:pPr>
+        <w:pStyle w:val="Heading3"/>
+        <w:spacing w:after="80" w:before="200"/>
+      </w:pPr>
+      <w:r>
+        <w:rPr>
+          <w:rFonts w:ascii="Calibri" w:cs="Calibri" w:eastAsia="Calibri" w:hAnsi="Calibri"/>
+          <w:b/>
+          <w:bCs/>
+          <w:color w:val="1A1A18"/>
+          <w:sz w:val="24"/>
+          <w:szCs w:val="24"/>
+        </w:rPr>
+        <w:t xml:space="preserve">Magic Link</w:t>
+      </w:r>
+    </w:p>
+    <w:p>
+      <w:pPr>
+        <w:spacing w:after="160" w:line="276"/>
+      </w:pPr>
+      <w:r>
+        <w:rPr>
+          <w:rFonts w:ascii="Calibri" w:cs="Calibri" w:eastAsia="Calibri" w:hAnsi="Calibri"/>
+          <w:b/>
+          <w:bCs/>
+          <w:color w:val="1A1A18"/>
+          <w:sz w:val="22"/>
+          <w:szCs w:val="22"/>
+        </w:rPr>
+        <w:t xml:space="preserve">Magic Link</w:t>
+      </w:r>
+      <w:r>
+        <w:rPr>
+          <w:rFonts w:ascii="Calibri" w:cs="Calibri" w:eastAsia="Calibri" w:hAnsi="Calibri"/>
+          <w:color w:val="1A1A18"/>
+          <w:sz w:val="22"/>
+          <w:szCs w:val="22"/>
+        </w:rPr>
+        <w:t xml:space="preserve"> creates a one-time /auth/magic?token=… link:</w:t>
+      </w:r>
+    </w:p>
+    <w:p>
+      <w:pPr>
+        <w:pStyle w:val="ListParagraph"/>
+        <w:numPr>
+          <w:ilvl w:val="0"/>
+          <w:numId w:val="1"/>
+        </w:numPr>
+        <w:spacing w:after="80"/>
+      </w:pPr>
+      <w:r>
+        <w:rPr>
+          <w:rFonts w:ascii="Calibri" w:cs="Calibri" w:eastAsia="Calibri" w:hAnsi="Calibri"/>
+          <w:color w:val="1A1A18"/>
+          <w:sz w:val="22"/>
+          <w:szCs w:val="22"/>
+        </w:rPr>
+        <w:t xml:space="preserve">valid for </w:t>
+      </w:r>
+      <w:r>
+        <w:rPr>
+          <w:rFonts w:ascii="Calibri" w:cs="Calibri" w:eastAsia="Calibri" w:hAnsi="Calibri"/>
+          <w:b/>
+          <w:bCs/>
+          <w:color w:val="1A1A18"/>
+          <w:sz w:val="22"/>
+          <w:szCs w:val="22"/>
+        </w:rPr>
+        <w:t xml:space="preserve">72 hours</w:t>
+      </w:r>
+      <w:r>
+        <w:rPr>
+          <w:rFonts w:ascii="Calibri" w:cs="Calibri" w:eastAsia="Calibri" w:hAnsi="Calibri"/>
+          <w:color w:val="1A1A18"/>
+          <w:sz w:val="22"/>
+          <w:szCs w:val="22"/>
+        </w:rPr>
+        <w:t xml:space="preserve">;</w:t>
+      </w:r>
+    </w:p>
+    <w:p>
+      <w:pPr>
+        <w:pStyle w:val="ListParagraph"/>
+        <w:numPr>
+          <w:ilvl w:val="0"/>
+          <w:numId w:val="1"/>
+        </w:numPr>
+        <w:spacing w:after="80"/>
+      </w:pPr>
+      <w:r>
+        <w:rPr>
+          <w:rFonts w:ascii="Calibri" w:cs="Calibri" w:eastAsia="Calibri" w:hAnsi="Calibri"/>
+          <w:color w:val="1A1A18"/>
+          <w:sz w:val="22"/>
+          <w:szCs w:val="22"/>
+        </w:rPr>
+        <w:t xml:space="preserve">the recipient signs in </w:t>
+      </w:r>
+      <w:r>
+        <w:rPr>
+          <w:rFonts w:ascii="Calibri" w:cs="Calibri" w:eastAsia="Calibri" w:hAnsi="Calibri"/>
+          <w:b/>
+          <w:bCs/>
+          <w:color w:val="1A1A18"/>
+          <w:sz w:val="22"/>
+          <w:szCs w:val="22"/>
+        </w:rPr>
+        <w:t xml:space="preserve">automatically</w:t>
+      </w:r>
+      <w:r>
+        <w:rPr>
+          <w:rFonts w:ascii="Calibri" w:cs="Calibri" w:eastAsia="Calibri" w:hAnsi="Calibri"/>
+          <w:color w:val="1A1A18"/>
+          <w:sz w:val="22"/>
+          <w:szCs w:val="22"/>
+        </w:rPr>
+        <w:t xml:space="preserve"> (or </w:t>
+      </w:r>
+      <w:r>
+        <w:rPr>
+          <w:rFonts w:ascii="Calibri" w:cs="Calibri" w:eastAsia="Calibri" w:hAnsi="Calibri"/>
+          <w:b/>
+          <w:bCs/>
+          <w:color w:val="1A1A18"/>
+          <w:sz w:val="22"/>
+          <w:szCs w:val="22"/>
+        </w:rPr>
+        <w:t xml:space="preserve">Continue</w:t>
+      </w:r>
+      <w:r>
+        <w:rPr>
+          <w:rFonts w:ascii="Calibri" w:cs="Calibri" w:eastAsia="Calibri" w:hAnsi="Calibri"/>
+          <w:color w:val="1A1A18"/>
+          <w:sz w:val="22"/>
+          <w:szCs w:val="22"/>
+        </w:rPr>
+        <w:t xml:space="preserve"> without JS);</w:t>
+      </w:r>
+    </w:p>
+    <w:p>
+      <w:pPr>
+        <w:pStyle w:val="ListParagraph"/>
+        <w:numPr>
+          <w:ilvl w:val="0"/>
+          <w:numId w:val="1"/>
+        </w:numPr>
+        <w:spacing w:after="80"/>
+      </w:pPr>
+      <w:r>
+        <w:rPr>
+          <w:rFonts w:ascii="Calibri" w:cs="Calibri" w:eastAsia="Calibri" w:hAnsi="Calibri"/>
+          <w:color w:val="1A1A18"/>
+          <w:sz w:val="22"/>
+          <w:szCs w:val="22"/>
+        </w:rPr>
+        <w:t xml:space="preserve">becomes invalid after use.</w:t>
+      </w:r>
+    </w:p>
+    <w:p>
+      <w:pPr>
+        <w:spacing w:after="160" w:line="276"/>
+      </w:pPr>
+      <w:r>
+        <w:rPr>
+          <w:rFonts w:ascii="Calibri" w:cs="Calibri" w:eastAsia="Calibri" w:hAnsi="Calibri"/>
+          <w:color w:val="1A1A18"/>
+          <w:sz w:val="22"/>
+          <w:szCs w:val="22"/>
+        </w:rPr>
+        <w:t xml:space="preserve">Success: </w:t>
+      </w:r>
+      <w:r>
+        <w:rPr>
+          <w:rFonts w:ascii="Calibri" w:cs="Calibri" w:eastAsia="Calibri" w:hAnsi="Calibri"/>
+          <w:b/>
+          <w:bCs/>
+          <w:color w:val="1A1A18"/>
+          <w:sz w:val="22"/>
+          <w:szCs w:val="22"/>
+        </w:rPr>
+        <w:t xml:space="preserve">Magic link copied to clipboard</w:t>
+      </w:r>
+      <w:r>
+        <w:rPr>
+          <w:rFonts w:ascii="Calibri" w:cs="Calibri" w:eastAsia="Calibri" w:hAnsi="Calibri"/>
+          <w:color w:val="1A1A18"/>
+          <w:sz w:val="22"/>
+          <w:szCs w:val="22"/>
+        </w:rPr>
+        <w:t xml:space="preserve"> (or the system share dialog). Error: </w:t>
+      </w:r>
+      <w:r>
+        <w:rPr>
+          <w:rFonts w:ascii="Calibri" w:cs="Calibri" w:eastAsia="Calibri" w:hAnsi="Calibri"/>
+          <w:b/>
+          <w:bCs/>
+          <w:color w:val="1A1A18"/>
+          <w:sz w:val="22"/>
+          <w:szCs w:val="22"/>
+        </w:rPr>
+        <w:t xml:space="preserve">Could not generate magic link</w:t>
+      </w:r>
+      <w:r>
+        <w:rPr>
+          <w:rFonts w:ascii="Calibri" w:cs="Calibri" w:eastAsia="Calibri" w:hAnsi="Calibri"/>
+          <w:color w:val="1A1A18"/>
+          <w:sz w:val="22"/>
+          <w:szCs w:val="22"/>
+        </w:rPr>
+        <w:t xml:space="preserve">.</w:t>
+      </w:r>
+    </w:p>
+    <w:p>
+      <w:pPr>
+        <w:spacing w:after="160" w:line="276"/>
+      </w:pPr>
+      <w:r>
+        <w:rPr>
+          <w:rFonts w:ascii="Calibri" w:cs="Calibri" w:eastAsia="Calibri" w:hAnsi="Calibri"/>
+          <w:color w:val="1A1A18"/>
+          <w:sz w:val="22"/>
+          <w:szCs w:val="22"/>
+        </w:rPr>
+        <w:t xml:space="preserve">A Magic Link can be generated by an </w:t>
+      </w:r>
+      <w:r>
+        <w:rPr>
+          <w:rFonts w:ascii="Calibri" w:cs="Calibri" w:eastAsia="Calibri" w:hAnsi="Calibri"/>
+          <w:b/>
+          <w:bCs/>
+          <w:color w:val="1A1A18"/>
+          <w:sz w:val="22"/>
+          <w:szCs w:val="22"/>
+        </w:rPr>
+        <w:t xml:space="preserve">administrator</w:t>
+      </w:r>
+      <w:r>
+        <w:rPr>
+          <w:rFonts w:ascii="Calibri" w:cs="Calibri" w:eastAsia="Calibri" w:hAnsi="Calibri"/>
+          <w:color w:val="1A1A18"/>
+          <w:sz w:val="22"/>
+          <w:szCs w:val="22"/>
+        </w:rPr>
+        <w:t xml:space="preserve"> (anyone) and by a </w:t>
+      </w:r>
+      <w:r>
+        <w:rPr>
+          <w:rFonts w:ascii="Calibri" w:cs="Calibri" w:eastAsia="Calibri" w:hAnsi="Calibri"/>
+          <w:b/>
+          <w:bCs/>
+          <w:color w:val="1A1A18"/>
+          <w:sz w:val="22"/>
+          <w:szCs w:val="22"/>
+        </w:rPr>
+        <w:t xml:space="preserve">mediator</w:t>
+      </w:r>
+      <w:r>
+        <w:rPr>
+          <w:rFonts w:ascii="Calibri" w:cs="Calibri" w:eastAsia="Calibri" w:hAnsi="Calibri"/>
+          <w:color w:val="1A1A18"/>
+          <w:sz w:val="22"/>
+          <w:szCs w:val="22"/>
+        </w:rPr>
+        <w:t xml:space="preserve"> (parties in their own rooms).</w:t>
+      </w:r>
+    </w:p>
+    <w:p>
+      <w:pPr>
+        <w:pBdr>
+          <w:bottom w:val="single" w:color="D8D4CC" w:sz="6" w:space="1"/>
+        </w:pBdr>
+        <w:spacing w:after="120" w:before="120"/>
+      </w:pPr>
+      <w:r>
+        <w:t xml:space="preserve"/>
+      </w:r>
+    </w:p>
+    <w:p>
+      <w:pPr>
+        <w:pStyle w:val="Heading2"/>
+        <w:pBdr>
+          <w:bottom w:val="single" w:color="9A7B2F" w:sz="8" w:space="4"/>
+        </w:pBdr>
+        <w:spacing w:after="120" w:before="280"/>
+      </w:pPr>
+      <w:r>
+        <w:rPr>
+          <w:rFonts w:ascii="Georgia" w:cs="Georgia" w:eastAsia="Georgia" w:hAnsi="Georgia"/>
+          <w:b/>
+          <w:bCs/>
+          <w:color w:val="1A1A18"/>
+          <w:sz w:val="28"/>
+          <w:szCs w:val="28"/>
+        </w:rPr>
+        <w:t xml:space="preserve">9. Mediators</w:t>
+      </w:r>
+    </w:p>
+    <w:p>
+      <w:pPr>
+        <w:spacing w:after="160" w:line="276"/>
+      </w:pPr>
+      <w:r>
+        <w:rPr>
+          <w:rFonts w:ascii="Calibri" w:cs="Calibri" w:eastAsia="Calibri" w:hAnsi="Calibri"/>
+          <w:b/>
+          <w:bCs/>
+          <w:color w:val="1A1A18"/>
+          <w:sz w:val="22"/>
+          <w:szCs w:val="22"/>
+        </w:rPr>
+        <w:t xml:space="preserve">Mediators</w:t>
+      </w:r>
+      <w:r>
+        <w:rPr>
+          <w:rFonts w:ascii="Calibri" w:cs="Calibri" w:eastAsia="Calibri" w:hAnsi="Calibri"/>
+          <w:color w:val="1A1A18"/>
+          <w:sz w:val="22"/>
+          <w:szCs w:val="22"/>
+        </w:rPr>
+        <w:t xml:space="preserve"> → </w:t>
+      </w:r>
+      <w:r>
+        <w:rPr>
+          <w:rFonts w:ascii="Calibri" w:cs="Calibri" w:eastAsia="Calibri" w:hAnsi="Calibri"/>
+          <w:b/>
+          <w:bCs/>
+          <w:color w:val="1A1A18"/>
+          <w:sz w:val="22"/>
+          <w:szCs w:val="22"/>
+        </w:rPr>
+        <w:t xml:space="preserve">Registry</w:t>
+      </w:r>
+      <w:r>
+        <w:rPr>
+          <w:rFonts w:ascii="Calibri" w:cs="Calibri" w:eastAsia="Calibri" w:hAnsi="Calibri"/>
+          <w:color w:val="1A1A18"/>
+          <w:sz w:val="22"/>
+          <w:szCs w:val="22"/>
+        </w:rPr>
+        <w:t xml:space="preserve">.</w:t>
+      </w:r>
+    </w:p>
+    <w:p>
+      <w:pPr>
+        <w:spacing w:after="160" w:line="276"/>
+      </w:pPr>
+      <w:r>
+        <w:rPr>
+          <w:rFonts w:ascii="Calibri" w:cs="Calibri" w:eastAsia="Calibri" w:hAnsi="Calibri"/>
+          <w:color w:val="1A1A18"/>
+          <w:sz w:val="22"/>
+          <w:szCs w:val="22"/>
+        </w:rPr>
+        <w:t xml:space="preserve">A mediator is a separate account; after sign-in they create their own Mode B rooms.</w:t>
+      </w:r>
+    </w:p>
+    <w:p>
+      <w:pPr>
+        <w:pStyle w:val="ListParagraph"/>
+        <w:numPr>
+          <w:ilvl w:val="0"/>
+          <w:numId w:val="1"/>
+        </w:numPr>
+        <w:spacing w:after="80"/>
+      </w:pPr>
+      <w:r>
+        <w:rPr>
+          <w:rFonts w:ascii="Calibri" w:cs="Calibri" w:eastAsia="Calibri" w:hAnsi="Calibri"/>
+          <w:color w:val="1A1A18"/>
+          <w:sz w:val="22"/>
+          <w:szCs w:val="22"/>
+        </w:rPr>
+        <w:t xml:space="preserve">List: </w:t>
+      </w:r>
+      <w:r>
+        <w:rPr>
+          <w:rFonts w:ascii="Calibri" w:cs="Calibri" w:eastAsia="Calibri" w:hAnsi="Calibri"/>
+          <w:b/>
+          <w:bCs/>
+          <w:color w:val="1A1A18"/>
+          <w:sz w:val="22"/>
+          <w:szCs w:val="22"/>
+        </w:rPr>
+        <w:t xml:space="preserve">Title</w:t>
+      </w:r>
+      <w:r>
+        <w:rPr>
+          <w:rFonts w:ascii="Calibri" w:cs="Calibri" w:eastAsia="Calibri" w:hAnsi="Calibri"/>
+          <w:color w:val="1A1A18"/>
+          <w:sz w:val="22"/>
+          <w:szCs w:val="22"/>
+        </w:rPr>
+        <w:t xml:space="preserve">, </w:t>
+      </w:r>
+      <w:r>
+        <w:rPr>
+          <w:rFonts w:ascii="Calibri" w:cs="Calibri" w:eastAsia="Calibri" w:hAnsi="Calibri"/>
+          <w:b/>
+          <w:bCs/>
+          <w:color w:val="1A1A18"/>
+          <w:sz w:val="22"/>
+          <w:szCs w:val="22"/>
+        </w:rPr>
+        <w:t xml:space="preserve">Description</w:t>
+      </w:r>
+      <w:r>
+        <w:rPr>
+          <w:rFonts w:ascii="Calibri" w:cs="Calibri" w:eastAsia="Calibri" w:hAnsi="Calibri"/>
+          <w:color w:val="1A1A18"/>
+          <w:sz w:val="22"/>
+          <w:szCs w:val="22"/>
+        </w:rPr>
+        <w:t xml:space="preserve">, </w:t>
+      </w:r>
+      <w:r>
+        <w:rPr>
+          <w:rFonts w:ascii="Calibri" w:cs="Calibri" w:eastAsia="Calibri" w:hAnsi="Calibri"/>
+          <w:b/>
+          <w:bCs/>
+          <w:color w:val="1A1A18"/>
+          <w:sz w:val="22"/>
+          <w:szCs w:val="22"/>
+        </w:rPr>
+        <w:t xml:space="preserve">Copy Credentials</w:t>
+      </w:r>
+      <w:r>
+        <w:rPr>
+          <w:rFonts w:ascii="Calibri" w:cs="Calibri" w:eastAsia="Calibri" w:hAnsi="Calibri"/>
+          <w:color w:val="1A1A18"/>
+          <w:sz w:val="22"/>
+          <w:szCs w:val="22"/>
+        </w:rPr>
+        <w:t xml:space="preserve">; </w:t>
+      </w:r>
+      <w:r>
+        <w:rPr>
+          <w:rFonts w:ascii="Calibri" w:cs="Calibri" w:eastAsia="Calibri" w:hAnsi="Calibri"/>
+          <w:b/>
+          <w:bCs/>
+          <w:color w:val="1A1A18"/>
+          <w:sz w:val="22"/>
+          <w:szCs w:val="22"/>
+        </w:rPr>
+        <w:t xml:space="preserve">Add Mediator</w:t>
+      </w:r>
+      <w:r>
+        <w:rPr>
+          <w:rFonts w:ascii="Calibri" w:cs="Calibri" w:eastAsia="Calibri" w:hAnsi="Calibri"/>
+          <w:color w:val="1A1A18"/>
+          <w:sz w:val="22"/>
+          <w:szCs w:val="22"/>
+        </w:rPr>
+        <w:t xml:space="preserve">.</w:t>
+      </w:r>
+    </w:p>
+    <w:p>
+      <w:pPr>
+        <w:pStyle w:val="ListParagraph"/>
+        <w:numPr>
+          <w:ilvl w:val="0"/>
+          <w:numId w:val="1"/>
+        </w:numPr>
+        <w:spacing w:after="80"/>
+      </w:pPr>
+      <w:r>
+        <w:rPr>
+          <w:rFonts w:ascii="Calibri" w:cs="Calibri" w:eastAsia="Calibri" w:hAnsi="Calibri"/>
+          <w:color w:val="1A1A18"/>
+          <w:sz w:val="22"/>
+          <w:szCs w:val="22"/>
+        </w:rPr>
+        <w:t xml:space="preserve">Create: title, description → auto login/password → detail card.</w:t>
+      </w:r>
+    </w:p>
+    <w:p>
+      <w:pPr>
+        <w:pStyle w:val="ListParagraph"/>
+        <w:numPr>
+          <w:ilvl w:val="0"/>
+          <w:numId w:val="1"/>
+        </w:numPr>
+        <w:spacing w:after="80"/>
+      </w:pPr>
+      <w:r>
+        <w:rPr>
+          <w:rFonts w:ascii="Calibri" w:cs="Calibri" w:eastAsia="Calibri" w:hAnsi="Calibri"/>
+          <w:color w:val="1A1A18"/>
+          <w:sz w:val="22"/>
+          <w:szCs w:val="22"/>
+        </w:rPr>
+        <w:t xml:space="preserve">Card: edit → </w:t>
+      </w:r>
+      <w:r>
+        <w:rPr>
+          <w:rFonts w:ascii="Calibri" w:cs="Calibri" w:eastAsia="Calibri" w:hAnsi="Calibri"/>
+          <w:b/>
+          <w:bCs/>
+          <w:color w:val="1A1A18"/>
+          <w:sz w:val="22"/>
+          <w:szCs w:val="22"/>
+        </w:rPr>
+        <w:t xml:space="preserve">Save Changes</w:t>
+      </w:r>
+      <w:r>
+        <w:rPr>
+          <w:rFonts w:ascii="Calibri" w:cs="Calibri" w:eastAsia="Calibri" w:hAnsi="Calibri"/>
+          <w:color w:val="1A1A18"/>
+          <w:sz w:val="22"/>
+          <w:szCs w:val="22"/>
+        </w:rPr>
+        <w:t xml:space="preserve">; </w:t>
+      </w:r>
+      <w:r>
+        <w:rPr>
+          <w:rFonts w:ascii="Calibri" w:cs="Calibri" w:eastAsia="Calibri" w:hAnsi="Calibri"/>
+          <w:b/>
+          <w:bCs/>
+          <w:color w:val="1A1A18"/>
+          <w:sz w:val="22"/>
+          <w:szCs w:val="22"/>
+        </w:rPr>
+        <w:t xml:space="preserve">Copy Credentials</w:t>
+      </w:r>
+      <w:r>
+        <w:rPr>
+          <w:rFonts w:ascii="Calibri" w:cs="Calibri" w:eastAsia="Calibri" w:hAnsi="Calibri"/>
+          <w:color w:val="1A1A18"/>
+          <w:sz w:val="22"/>
+          <w:szCs w:val="22"/>
+        </w:rPr>
+        <w:t xml:space="preserve">; </w:t>
+      </w:r>
+      <w:r>
+        <w:rPr>
+          <w:rFonts w:ascii="Calibri" w:cs="Calibri" w:eastAsia="Calibri" w:hAnsi="Calibri"/>
+          <w:b/>
+          <w:bCs/>
+          <w:color w:val="1A1A18"/>
+          <w:sz w:val="22"/>
+          <w:szCs w:val="22"/>
+        </w:rPr>
+        <w:t xml:space="preserve">Magic Link</w:t>
+      </w:r>
+      <w:r>
+        <w:rPr>
+          <w:rFonts w:ascii="Calibri" w:cs="Calibri" w:eastAsia="Calibri" w:hAnsi="Calibri"/>
+          <w:color w:val="1A1A18"/>
+          <w:sz w:val="22"/>
+          <w:szCs w:val="22"/>
+        </w:rPr>
+        <w:t xml:space="preserve">; </w:t>
+      </w:r>
+      <w:r>
+        <w:rPr>
+          <w:rFonts w:ascii="Calibri" w:cs="Calibri" w:eastAsia="Calibri" w:hAnsi="Calibri"/>
+          <w:b/>
+          <w:bCs/>
+          <w:color w:val="1A1A18"/>
+          <w:sz w:val="22"/>
+          <w:szCs w:val="22"/>
+        </w:rPr>
+        <w:t xml:space="preserve">Delete mediator</w:t>
+      </w:r>
+      <w:r>
+        <w:rPr>
+          <w:rFonts w:ascii="Calibri" w:cs="Calibri" w:eastAsia="Calibri" w:hAnsi="Calibri"/>
+          <w:color w:val="1A1A18"/>
+          <w:sz w:val="22"/>
+          <w:szCs w:val="22"/>
+        </w:rPr>
+        <w:t xml:space="preserve">.</w:t>
+      </w:r>
+    </w:p>
+    <w:p>
+      <w:pPr>
+        <w:spacing w:after="160" w:line="276"/>
+      </w:pPr>
+      <w:r>
+        <w:rPr>
+          <w:rFonts w:ascii="Calibri" w:cs="Calibri" w:eastAsia="Calibri" w:hAnsi="Calibri"/>
+          <w:color w:val="1A1A18"/>
+          <w:sz w:val="22"/>
+          <w:szCs w:val="22"/>
+        </w:rPr>
+        <w:t xml:space="preserve">First sign-in starts mediator onboarding. Until it completes, the rooms console is unavailable. Send the mediator instruction.</w:t>
+      </w:r>
+    </w:p>
+    <w:p>
+      <w:pPr>
+        <w:pBdr>
+          <w:bottom w:val="single" w:color="D8D4CC" w:sz="6" w:space="1"/>
+        </w:pBdr>
+        <w:spacing w:after="120" w:before="120"/>
+      </w:pPr>
+      <w:r>
+        <w:t xml:space="preserve"/>
+      </w:r>
+    </w:p>
+    <w:p>
+      <w:pPr>
+        <w:pStyle w:val="Heading2"/>
+        <w:pBdr>
+          <w:bottom w:val="single" w:color="9A7B2F" w:sz="8" w:space="4"/>
+        </w:pBdr>
+        <w:spacing w:after="120" w:before="280"/>
+      </w:pPr>
+      <w:r>
+        <w:rPr>
+          <w:rFonts w:ascii="Georgia" w:cs="Georgia" w:eastAsia="Georgia" w:hAnsi="Georgia"/>
+          <w:b/>
+          <w:bCs/>
+          <w:color w:val="1A1A18"/>
+          <w:sz w:val="28"/>
+          <w:szCs w:val="28"/>
+        </w:rPr>
+        <w:t xml:space="preserve">10. Settings: API credentials and models</w:t>
+      </w:r>
+    </w:p>
+    <w:p>
+      <w:pPr>
+        <w:spacing w:after="160" w:line="276"/>
+      </w:pPr>
+      <w:r>
+        <w:rPr>
+          <w:rFonts w:ascii="Calibri" w:cs="Calibri" w:eastAsia="Calibri" w:hAnsi="Calibri"/>
+          <w:b/>
+          <w:bCs/>
+          <w:color w:val="1A1A18"/>
+          <w:sz w:val="22"/>
+          <w:szCs w:val="22"/>
+        </w:rPr>
+        <w:t xml:space="preserve">Settings</w:t>
+      </w:r>
+      <w:r>
+        <w:rPr>
+          <w:rFonts w:ascii="Calibri" w:cs="Calibri" w:eastAsia="Calibri" w:hAnsi="Calibri"/>
+          <w:color w:val="1A1A18"/>
+          <w:sz w:val="22"/>
+          <w:szCs w:val="22"/>
+        </w:rPr>
+        <w:t xml:space="preserve"> → </w:t>
+      </w:r>
+      <w:r>
+        <w:rPr>
+          <w:rFonts w:ascii="Calibri" w:cs="Calibri" w:eastAsia="Calibri" w:hAnsi="Calibri"/>
+          <w:b/>
+          <w:bCs/>
+          <w:color w:val="1A1A18"/>
+          <w:sz w:val="22"/>
+          <w:szCs w:val="22"/>
+        </w:rPr>
+        <w:t xml:space="preserve">Credentials</w:t>
+      </w:r>
+      <w:r>
+        <w:rPr>
+          <w:rFonts w:ascii="Calibri" w:cs="Calibri" w:eastAsia="Calibri" w:hAnsi="Calibri"/>
+          <w:color w:val="1A1A18"/>
+          <w:sz w:val="22"/>
+          <w:szCs w:val="22"/>
+        </w:rPr>
+        <w:t xml:space="preserve">.</w:t>
+      </w:r>
+    </w:p>
+    <w:p>
+      <w:pPr>
+        <w:pStyle w:val="ListParagraph"/>
+        <w:numPr>
+          <w:ilvl w:val="0"/>
+          <w:numId w:val="1"/>
+        </w:numPr>
+        <w:spacing w:after="80"/>
+      </w:pPr>
+      <w:r>
+        <w:rPr>
+          <w:rFonts w:ascii="Calibri" w:cs="Calibri" w:eastAsia="Calibri" w:hAnsi="Calibri"/>
+          <w:b/>
+          <w:bCs/>
+          <w:color w:val="1A1A18"/>
+          <w:sz w:val="22"/>
+          <w:szCs w:val="22"/>
+        </w:rPr>
+        <w:t xml:space="preserve">OpenAI API key</w:t>
+      </w:r>
+      <w:r>
+        <w:rPr>
+          <w:rFonts w:ascii="Calibri" w:cs="Calibri" w:eastAsia="Calibri" w:hAnsi="Calibri"/>
+          <w:color w:val="1A1A18"/>
+          <w:sz w:val="22"/>
+          <w:szCs w:val="22"/>
+        </w:rPr>
+        <w:t xml:space="preserve"> — analysis, mediation, generation;</w:t>
+      </w:r>
+    </w:p>
+    <w:p>
+      <w:pPr>
+        <w:pStyle w:val="ListParagraph"/>
+        <w:numPr>
+          <w:ilvl w:val="0"/>
+          <w:numId w:val="1"/>
+        </w:numPr>
+        <w:spacing w:after="80"/>
+      </w:pPr>
+      <w:r>
+        <w:rPr>
+          <w:rFonts w:ascii="Calibri" w:cs="Calibri" w:eastAsia="Calibri" w:hAnsi="Calibri"/>
+          <w:b/>
+          <w:bCs/>
+          <w:color w:val="1A1A18"/>
+          <w:sz w:val="22"/>
+          <w:szCs w:val="22"/>
+        </w:rPr>
+        <w:t xml:space="preserve">Airtable API key</w:t>
+      </w:r>
+      <w:r>
+        <w:rPr>
+          <w:rFonts w:ascii="Calibri" w:cs="Calibri" w:eastAsia="Calibri" w:hAnsi="Calibri"/>
+          <w:color w:val="1A1A18"/>
+          <w:sz w:val="22"/>
+          <w:szCs w:val="22"/>
+        </w:rPr>
+        <w:t xml:space="preserve"> — external test completion status;</w:t>
+      </w:r>
+    </w:p>
+    <w:p>
+      <w:pPr>
+        <w:pStyle w:val="ListParagraph"/>
+        <w:numPr>
+          <w:ilvl w:val="0"/>
+          <w:numId w:val="1"/>
+        </w:numPr>
+        <w:spacing w:after="80"/>
+      </w:pPr>
+      <w:r>
+        <w:rPr>
+          <w:rFonts w:ascii="Calibri" w:cs="Calibri" w:eastAsia="Calibri" w:hAnsi="Calibri"/>
+          <w:b/>
+          <w:bCs/>
+          <w:color w:val="1A1A18"/>
+          <w:sz w:val="22"/>
+          <w:szCs w:val="22"/>
+        </w:rPr>
+        <w:t xml:space="preserve">Show key</w:t>
+      </w:r>
+      <w:r>
+        <w:rPr>
+          <w:rFonts w:ascii="Calibri" w:cs="Calibri" w:eastAsia="Calibri" w:hAnsi="Calibri"/>
+          <w:color w:val="1A1A18"/>
+          <w:sz w:val="22"/>
+          <w:szCs w:val="22"/>
+        </w:rPr>
+        <w:t xml:space="preserve"> / </w:t>
+      </w:r>
+      <w:r>
+        <w:rPr>
+          <w:rFonts w:ascii="Calibri" w:cs="Calibri" w:eastAsia="Calibri" w:hAnsi="Calibri"/>
+          <w:b/>
+          <w:bCs/>
+          <w:color w:val="1A1A18"/>
+          <w:sz w:val="22"/>
+          <w:szCs w:val="22"/>
+        </w:rPr>
+        <w:t xml:space="preserve">Hide key</w:t>
+      </w:r>
+      <w:r>
+        <w:rPr>
+          <w:rFonts w:ascii="Calibri" w:cs="Calibri" w:eastAsia="Calibri" w:hAnsi="Calibri"/>
+          <w:color w:val="1A1A18"/>
+          <w:sz w:val="22"/>
+          <w:szCs w:val="22"/>
+        </w:rPr>
+        <w:t xml:space="preserve">.</w:t>
+      </w:r>
+    </w:p>
+    <w:p>
+      <w:pPr>
+        <w:pStyle w:val="Heading3"/>
+        <w:spacing w:after="80" w:before="200"/>
+      </w:pPr>
+      <w:r>
+        <w:rPr>
+          <w:rFonts w:ascii="Calibri" w:cs="Calibri" w:eastAsia="Calibri" w:hAnsi="Calibri"/>
+          <w:b/>
+          <w:bCs/>
+          <w:color w:val="1A1A18"/>
+          <w:sz w:val="24"/>
+          <w:szCs w:val="24"/>
+        </w:rPr>
+        <w:t xml:space="preserve">Chat models by workload</w:t>
+      </w:r>
+    </w:p>
+    <w:p>
+      <w:pPr>
+        <w:spacing w:after="160" w:line="276"/>
+      </w:pPr>
+      <w:r>
+        <w:rPr>
+          <w:rFonts w:ascii="Calibri" w:cs="Calibri" w:eastAsia="Calibri" w:hAnsi="Calibri"/>
+          <w:color w:val="1A1A18"/>
+          <w:sz w:val="22"/>
+          <w:szCs w:val="22"/>
+        </w:rPr>
+        <w:t xml:space="preserve">Section </w:t>
+      </w:r>
+      <w:r>
+        <w:rPr>
+          <w:rFonts w:ascii="Calibri" w:cs="Calibri" w:eastAsia="Calibri" w:hAnsi="Calibri"/>
+          <w:b/>
+          <w:bCs/>
+          <w:color w:val="1A1A18"/>
+          <w:sz w:val="22"/>
+          <w:szCs w:val="22"/>
+        </w:rPr>
+        <w:t xml:space="preserve">Chat models by workload</w:t>
+      </w:r>
+      <w:r>
+        <w:rPr>
+          <w:rFonts w:ascii="Calibri" w:cs="Calibri" w:eastAsia="Calibri" w:hAnsi="Calibri"/>
+          <w:color w:val="1A1A18"/>
+          <w:sz w:val="22"/>
+          <w:szCs w:val="22"/>
+        </w:rPr>
+        <w:t xml:space="preserve">. Empty slots fall back to the previous single-model setting. </w:t>
+      </w:r>
+      <w:r>
+        <w:rPr>
+          <w:rFonts w:ascii="Calibri" w:cs="Calibri" w:eastAsia="Calibri" w:hAnsi="Calibri"/>
+          <w:b/>
+          <w:bCs/>
+          <w:color w:val="1A1A18"/>
+          <w:sz w:val="22"/>
+          <w:szCs w:val="22"/>
+        </w:rPr>
+        <w:t xml:space="preserve">Refresh models</w:t>
+      </w:r>
+      <w:r>
+        <w:rPr>
+          <w:rFonts w:ascii="Calibri" w:cs="Calibri" w:eastAsia="Calibri" w:hAnsi="Calibri"/>
+          <w:color w:val="1A1A18"/>
+          <w:sz w:val="22"/>
+          <w:szCs w:val="22"/>
+        </w:rPr>
+        <w:t xml:space="preserve"> / </w:t>
+      </w:r>
+      <w:r>
+        <w:rPr>
+          <w:rFonts w:ascii="Calibri" w:cs="Calibri" w:eastAsia="Calibri" w:hAnsi="Calibri"/>
+          <w:b/>
+          <w:bCs/>
+          <w:color w:val="1A1A18"/>
+          <w:sz w:val="22"/>
+          <w:szCs w:val="22"/>
+        </w:rPr>
+        <w:t xml:space="preserve">Loading models…</w:t>
+      </w:r>
+      <w:r>
+        <w:rPr>
+          <w:rFonts w:ascii="Calibri" w:cs="Calibri" w:eastAsia="Calibri" w:hAnsi="Calibri"/>
+          <w:color w:val="1A1A18"/>
+          <w:sz w:val="22"/>
+          <w:szCs w:val="22"/>
+        </w:rPr>
+        <w:t xml:space="preserve">.</w:t>
+      </w:r>
+    </w:p>
+    <w:tbl>
+      <w:tblPr>
+        <w:tblW w:type="dxa" w:w="9000"/>
+        <w:tblBorders>
+          <w:top w:val="single" w:color="auto" w:sz="4"/>
+          <w:left w:val="single" w:color="auto" w:sz="4"/>
+          <w:bottom w:val="single" w:color="auto" w:sz="4"/>
+          <w:right w:val="single" w:color="auto" w:sz="4"/>
+          <w:insideH w:val="single" w:color="auto" w:sz="4"/>
+          <w:insideV w:val="single" w:color="auto" w:sz="4"/>
+        </w:tblBorders>
+      </w:tblPr>
+      <w:tblGrid>
+        <w:gridCol w:w="100"/>
+        <w:gridCol w:w="100"/>
+      </w:tblGrid>
+      <w:tr>
+        <w:tc>
+          <w:tcPr>
+            <w:tcW w:type="dxa" w:w="4500"/>
+            <w:tcBorders>
+              <w:top w:val="single" w:color="D8D4CC" w:sz="4"/>
+              <w:left w:val="single" w:color="D8D4CC" w:sz="4"/>
+              <w:bottom w:val="single" w:color="D8D4CC" w:sz="4"/>
+              <w:right w:val="single" w:color="D8D4CC" w:sz="4"/>
+            </w:tcBorders>
+            <w:shd w:fill="F6F3EC" w:val="clear"/>
+          </w:tcPr>
+          <w:p>
+            <w:r>
+              <w:rPr>
+                <w:rFonts w:ascii="Calibri" w:cs="Calibri" w:eastAsia="Calibri" w:hAnsi="Calibri"/>
+                <w:b/>
+                <w:bCs/>
+                <w:color w:val="1A1A18"/>
+                <w:sz w:val="18"/>
+                <w:szCs w:val="18"/>
+              </w:rPr>
+              <w:t xml:space="preserve">Slot</w:t>
+            </w:r>
+          </w:p>
+        </w:tc>
+        <w:tc>
+          <w:tcPr>
+            <w:tcW w:type="dxa" w:w="4500"/>
+            <w:tcBorders>
+              <w:top w:val="single" w:color="D8D4CC" w:sz="4"/>
+              <w:left w:val="single" w:color="D8D4CC" w:sz="4"/>
+              <w:bottom w:val="single" w:color="D8D4CC" w:sz="4"/>
+              <w:right w:val="single" w:color="D8D4CC" w:sz="4"/>
+            </w:tcBorders>
+            <w:shd w:fill="F6F3EC" w:val="clear"/>
+          </w:tcPr>
+          <w:p>
+            <w:r>
+              <w:rPr>
+                <w:rFonts w:ascii="Calibri" w:cs="Calibri" w:eastAsia="Calibri" w:hAnsi="Calibri"/>
+                <w:b/>
+                <w:bCs/>
+                <w:color w:val="1A1A18"/>
+                <w:sz w:val="18"/>
+                <w:szCs w:val="18"/>
+              </w:rPr>
+              <w:t xml:space="preserve">Purpose</w:t>
+            </w:r>
+          </w:p>
+        </w:tc>
+      </w:tr>
+      <w:tr>
+        <w:tc>
+          <w:tcPr>
+            <w:tcW w:type="dxa" w:w="4500"/>
+            <w:tcBorders>
+              <w:top w:val="single" w:color="D8D4CC" w:sz="4"/>
+              <w:left w:val="single" w:color="D8D4CC" w:sz="4"/>
+              <w:bottom w:val="single" w:color="D8D4CC" w:sz="4"/>
+              <w:right w:val="single" w:color="D8D4CC" w:sz="4"/>
+            </w:tcBorders>
+          </w:tcPr>
+          <w:p>
+            <w:r>
+              <w:rPr>
+                <w:rFonts w:ascii="Calibri" w:cs="Calibri" w:eastAsia="Calibri" w:hAnsi="Calibri"/>
+                <w:b/>
+                <w:bCs/>
+                <w:color w:val="1A1A18"/>
+                <w:sz w:val="18"/>
+                <w:szCs w:val="18"/>
+              </w:rPr>
+              <w:t xml:space="preserve">Dialogue</w:t>
+            </w:r>
+          </w:p>
+        </w:tc>
+        <w:tc>
+          <w:tcPr>
+            <w:tcW w:type="dxa" w:w="4500"/>
+            <w:tcBorders>
+              <w:top w:val="single" w:color="D8D4CC" w:sz="4"/>
+              <w:left w:val="single" w:color="D8D4CC" w:sz="4"/>
+              <w:bottom w:val="single" w:color="D8D4CC" w:sz="4"/>
+              <w:right w:val="single" w:color="D8D4CC" w:sz="4"/>
+            </w:tcBorders>
+          </w:tcPr>
+          <w:p>
+            <w:r>
+              <w:rPr>
+                <w:rFonts w:ascii="Calibri" w:cs="Calibri" w:eastAsia="Calibri" w:hAnsi="Calibri"/>
+                <w:color w:val="1A1A18"/>
+                <w:sz w:val="18"/>
+                <w:szCs w:val="18"/>
+              </w:rPr>
+              <w:t xml:space="preserve">Opening, live questions, summaries, moderation, phrase helper</w:t>
+            </w:r>
+          </w:p>
+        </w:tc>
+      </w:tr>
+      <w:tr>
+        <w:tc>
+          <w:tcPr>
+            <w:tcW w:type="dxa" w:w="4500"/>
+            <w:tcBorders>
+              <w:top w:val="single" w:color="D8D4CC" w:sz="4"/>
+              <w:left w:val="single" w:color="D8D4CC" w:sz="4"/>
+              <w:bottom w:val="single" w:color="D8D4CC" w:sz="4"/>
+              <w:right w:val="single" w:color="D8D4CC" w:sz="4"/>
+            </w:tcBorders>
+          </w:tcPr>
+          <w:p>
+            <w:r>
+              <w:rPr>
+                <w:rFonts w:ascii="Calibri" w:cs="Calibri" w:eastAsia="Calibri" w:hAnsi="Calibri"/>
+                <w:b/>
+                <w:bCs/>
+                <w:color w:val="1A1A18"/>
+                <w:sz w:val="18"/>
+                <w:szCs w:val="18"/>
+              </w:rPr>
+              <w:t xml:space="preserve">Artifacts</w:t>
+            </w:r>
+          </w:p>
+        </w:tc>
+        <w:tc>
+          <w:tcPr>
+            <w:tcW w:type="dxa" w:w="4500"/>
+            <w:tcBorders>
+              <w:top w:val="single" w:color="D8D4CC" w:sz="4"/>
+              <w:left w:val="single" w:color="D8D4CC" w:sz="4"/>
+              <w:bottom w:val="single" w:color="D8D4CC" w:sz="4"/>
+              <w:right w:val="single" w:color="D8D4CC" w:sz="4"/>
+            </w:tcBorders>
+          </w:tcPr>
+          <w:p>
+            <w:r>
+              <w:rPr>
+                <w:rFonts w:ascii="Calibri" w:cs="Calibri" w:eastAsia="Calibri" w:hAnsi="Calibri"/>
+                <w:color w:val="1A1A18"/>
+                <w:sz w:val="18"/>
+                <w:szCs w:val="18"/>
+              </w:rPr>
+              <w:t xml:space="preserve">Options, compromise, draft agreement</w:t>
+            </w:r>
+          </w:p>
+        </w:tc>
+      </w:tr>
+      <w:tr>
+        <w:tc>
+          <w:tcPr>
+            <w:tcW w:type="dxa" w:w="4500"/>
+            <w:tcBorders>
+              <w:top w:val="single" w:color="D8D4CC" w:sz="4"/>
+              <w:left w:val="single" w:color="D8D4CC" w:sz="4"/>
+              <w:bottom w:val="single" w:color="D8D4CC" w:sz="4"/>
+              <w:right w:val="single" w:color="D8D4CC" w:sz="4"/>
+            </w:tcBorders>
+          </w:tcPr>
+          <w:p>
+            <w:r>
+              <w:rPr>
+                <w:rFonts w:ascii="Calibri" w:cs="Calibri" w:eastAsia="Calibri" w:hAnsi="Calibri"/>
+                <w:b/>
+                <w:bCs/>
+                <w:color w:val="1A1A18"/>
+                <w:sz w:val="18"/>
+                <w:szCs w:val="18"/>
+              </w:rPr>
+              <w:t xml:space="preserve">Fast</w:t>
+            </w:r>
+          </w:p>
+        </w:tc>
+        <w:tc>
+          <w:tcPr>
+            <w:tcW w:type="dxa" w:w="4500"/>
+            <w:tcBorders>
+              <w:top w:val="single" w:color="D8D4CC" w:sz="4"/>
+              <w:left w:val="single" w:color="D8D4CC" w:sz="4"/>
+              <w:bottom w:val="single" w:color="D8D4CC" w:sz="4"/>
+              <w:right w:val="single" w:color="D8D4CC" w:sz="4"/>
+            </w:tcBorders>
+          </w:tcPr>
+          <w:p>
+            <w:r>
+              <w:rPr>
+                <w:rFonts w:ascii="Calibri" w:cs="Calibri" w:eastAsia="Calibri" w:hAnsi="Calibri"/>
+                <w:color w:val="1A1A18"/>
+                <w:sz w:val="18"/>
+                <w:szCs w:val="18"/>
+              </w:rPr>
+              <w:t xml:space="preserve">Translation and language detection</w:t>
+            </w:r>
+          </w:p>
+        </w:tc>
+      </w:tr>
+      <w:tr>
+        <w:tc>
+          <w:tcPr>
+            <w:tcW w:type="dxa" w:w="4500"/>
+            <w:tcBorders>
+              <w:top w:val="single" w:color="D8D4CC" w:sz="4"/>
+              <w:left w:val="single" w:color="D8D4CC" w:sz="4"/>
+              <w:bottom w:val="single" w:color="D8D4CC" w:sz="4"/>
+              <w:right w:val="single" w:color="D8D4CC" w:sz="4"/>
+            </w:tcBorders>
+          </w:tcPr>
+          <w:p>
+            <w:r>
+              <w:rPr>
+                <w:rFonts w:ascii="Calibri" w:cs="Calibri" w:eastAsia="Calibri" w:hAnsi="Calibri"/>
+                <w:b/>
+                <w:bCs/>
+                <w:color w:val="1A1A18"/>
+                <w:sz w:val="18"/>
+                <w:szCs w:val="18"/>
+              </w:rPr>
+              <w:t xml:space="preserve">Pipeline</w:t>
+            </w:r>
+          </w:p>
+        </w:tc>
+        <w:tc>
+          <w:tcPr>
+            <w:tcW w:type="dxa" w:w="4500"/>
+            <w:tcBorders>
+              <w:top w:val="single" w:color="D8D4CC" w:sz="4"/>
+              <w:left w:val="single" w:color="D8D4CC" w:sz="4"/>
+              <w:bottom w:val="single" w:color="D8D4CC" w:sz="4"/>
+              <w:right w:val="single" w:color="D8D4CC" w:sz="4"/>
+            </w:tcBorders>
+          </w:tcPr>
+          <w:p>
+            <w:r>
+              <w:rPr>
+                <w:rFonts w:ascii="Calibri" w:cs="Calibri" w:eastAsia="Calibri" w:hAnsi="Calibri"/>
+                <w:color w:val="1A1A18"/>
+                <w:sz w:val="18"/>
+                <w:szCs w:val="18"/>
+              </w:rPr>
+              <w:t xml:space="preserve">Post-intake agents and legal analysis</w:t>
+            </w:r>
+          </w:p>
+        </w:tc>
+      </w:tr>
+      <w:tr>
+        <w:tc>
+          <w:tcPr>
+            <w:tcW w:type="dxa" w:w="4500"/>
+            <w:tcBorders>
+              <w:top w:val="single" w:color="D8D4CC" w:sz="4"/>
+              <w:left w:val="single" w:color="D8D4CC" w:sz="4"/>
+              <w:bottom w:val="single" w:color="D8D4CC" w:sz="4"/>
+              <w:right w:val="single" w:color="D8D4CC" w:sz="4"/>
+            </w:tcBorders>
+          </w:tcPr>
+          <w:p>
+            <w:r>
+              <w:rPr>
+                <w:rFonts w:ascii="Calibri" w:cs="Calibri" w:eastAsia="Calibri" w:hAnsi="Calibri"/>
+                <w:b/>
+                <w:bCs/>
+                <w:color w:val="1A1A18"/>
+                <w:sz w:val="18"/>
+                <w:szCs w:val="18"/>
+              </w:rPr>
+              <w:t xml:space="preserve">RAG chat</w:t>
+            </w:r>
+          </w:p>
+        </w:tc>
+        <w:tc>
+          <w:tcPr>
+            <w:tcW w:type="dxa" w:w="4500"/>
+            <w:tcBorders>
+              <w:top w:val="single" w:color="D8D4CC" w:sz="4"/>
+              <w:left w:val="single" w:color="D8D4CC" w:sz="4"/>
+              <w:bottom w:val="single" w:color="D8D4CC" w:sz="4"/>
+              <w:right w:val="single" w:color="D8D4CC" w:sz="4"/>
+            </w:tcBorders>
+          </w:tcPr>
+          <w:p>
+            <w:r>
+              <w:rPr>
+                <w:rFonts w:ascii="Calibri" w:cs="Calibri" w:eastAsia="Calibri" w:hAnsi="Calibri"/>
+                <w:color w:val="1A1A18"/>
+                <w:sz w:val="18"/>
+                <w:szCs w:val="18"/>
+              </w:rPr>
+              <w:t xml:space="preserve">Legal search query planning and inquiry answers</w:t>
+            </w:r>
+          </w:p>
+        </w:tc>
+      </w:tr>
+      <w:tr>
+        <w:tc>
+          <w:tcPr>
+            <w:tcW w:type="dxa" w:w="4500"/>
+            <w:tcBorders>
+              <w:top w:val="single" w:color="D8D4CC" w:sz="4"/>
+              <w:left w:val="single" w:color="D8D4CC" w:sz="4"/>
+              <w:bottom w:val="single" w:color="D8D4CC" w:sz="4"/>
+              <w:right w:val="single" w:color="D8D4CC" w:sz="4"/>
+            </w:tcBorders>
+          </w:tcPr>
+          <w:p>
+            <w:r>
+              <w:rPr>
+                <w:rFonts w:ascii="Calibri" w:cs="Calibri" w:eastAsia="Calibri" w:hAnsi="Calibri"/>
+                <w:b/>
+                <w:bCs/>
+                <w:color w:val="1A1A18"/>
+                <w:sz w:val="18"/>
+                <w:szCs w:val="18"/>
+              </w:rPr>
+              <w:t xml:space="preserve">Help</w:t>
+            </w:r>
+          </w:p>
+        </w:tc>
+        <w:tc>
+          <w:tcPr>
+            <w:tcW w:type="dxa" w:w="4500"/>
+            <w:tcBorders>
+              <w:top w:val="single" w:color="D8D4CC" w:sz="4"/>
+              <w:left w:val="single" w:color="D8D4CC" w:sz="4"/>
+              <w:bottom w:val="single" w:color="D8D4CC" w:sz="4"/>
+              <w:right w:val="single" w:color="D8D4CC" w:sz="4"/>
+            </w:tcBorders>
+          </w:tcPr>
+          <w:p>
+            <w:r>
+              <w:rPr>
+                <w:rFonts w:ascii="Calibri" w:cs="Calibri" w:eastAsia="Calibri" w:hAnsi="Calibri"/>
+                <w:color w:val="1A1A18"/>
+                <w:sz w:val="18"/>
+                <w:szCs w:val="18"/>
+              </w:rPr>
+              <w:t xml:space="preserve">In-product help chat widget</w:t>
+            </w:r>
+          </w:p>
+        </w:tc>
+      </w:tr>
+    </w:tbl>
+    <w:p>
+      <w:pPr>
+        <w:spacing w:after="160"/>
+      </w:pPr>
+      <w:r>
+        <w:t xml:space="preserve"/>
+      </w:r>
+    </w:p>
+    <w:p>
+      <w:pPr>
+        <w:spacing w:after="160" w:line="276"/>
+      </w:pPr>
+      <w:r>
+        <w:rPr>
+          <w:rFonts w:ascii="Calibri" w:cs="Calibri" w:eastAsia="Calibri" w:hAnsi="Calibri"/>
+          <w:b/>
+          <w:bCs/>
+          <w:color w:val="1A1A18"/>
+          <w:sz w:val="22"/>
+          <w:szCs w:val="22"/>
+        </w:rPr>
+        <w:t xml:space="preserve">Save</w:t>
+      </w:r>
+      <w:r>
+        <w:rPr>
+          <w:rFonts w:ascii="Calibri" w:cs="Calibri" w:eastAsia="Calibri" w:hAnsi="Calibri"/>
+          <w:color w:val="1A1A18"/>
+          <w:sz w:val="22"/>
+          <w:szCs w:val="22"/>
+        </w:rPr>
+        <w:t xml:space="preserve"> → </w:t>
+      </w:r>
+      <w:r>
+        <w:rPr>
+          <w:rFonts w:ascii="Calibri" w:cs="Calibri" w:eastAsia="Calibri" w:hAnsi="Calibri"/>
+          <w:b/>
+          <w:bCs/>
+          <w:color w:val="1A1A18"/>
+          <w:sz w:val="22"/>
+          <w:szCs w:val="22"/>
+        </w:rPr>
+        <w:t xml:space="preserve">Settings saved</w:t>
+      </w:r>
+      <w:r>
+        <w:rPr>
+          <w:rFonts w:ascii="Calibri" w:cs="Calibri" w:eastAsia="Calibri" w:hAnsi="Calibri"/>
+          <w:color w:val="1A1A18"/>
+          <w:sz w:val="22"/>
+          <w:szCs w:val="22"/>
+        </w:rPr>
+        <w:t xml:space="preserve">.</w:t>
+      </w:r>
+    </w:p>
+    <w:p>
+      <w:pPr>
+        <w:spacing w:after="160" w:line="276"/>
+      </w:pPr>
+      <w:r>
+        <w:rPr>
+          <w:rFonts w:ascii="Calibri" w:cs="Calibri" w:eastAsia="Calibri" w:hAnsi="Calibri"/>
+          <w:color w:val="1A1A18"/>
+          <w:sz w:val="22"/>
+          <w:szCs w:val="22"/>
+        </w:rPr>
+        <w:t xml:space="preserve">Without a valid OpenAI key, the pipeline and session cannot run.</w:t>
+      </w:r>
+    </w:p>
+    <w:p>
+      <w:pPr>
+        <w:pBdr>
+          <w:bottom w:val="single" w:color="D8D4CC" w:sz="6" w:space="1"/>
+        </w:pBdr>
+        <w:spacing w:after="120" w:before="120"/>
+      </w:pPr>
+      <w:r>
+        <w:t xml:space="preserve"/>
+      </w:r>
+    </w:p>
+    <w:p>
+      <w:pPr>
+        <w:pStyle w:val="Heading2"/>
+        <w:pBdr>
+          <w:bottom w:val="single" w:color="9A7B2F" w:sz="8" w:space="4"/>
+        </w:pBdr>
+        <w:spacing w:after="120" w:before="280"/>
+      </w:pPr>
+      <w:r>
+        <w:rPr>
+          <w:rFonts w:ascii="Georgia" w:cs="Georgia" w:eastAsia="Georgia" w:hAnsi="Georgia"/>
+          <w:b/>
+          <w:bCs/>
+          <w:color w:val="1A1A18"/>
+          <w:sz w:val="28"/>
+          <w:szCs w:val="28"/>
+        </w:rPr>
+        <w:t xml:space="preserve">11. Settings: tests</w:t>
+      </w:r>
+    </w:p>
+    <w:p>
+      <w:pPr>
+        <w:spacing w:after="160" w:line="276"/>
+      </w:pPr>
+      <w:r>
+        <w:rPr>
+          <w:rFonts w:ascii="Calibri" w:cs="Calibri" w:eastAsia="Calibri" w:hAnsi="Calibri"/>
+          <w:b/>
+          <w:bCs/>
+          <w:color w:val="1A1A18"/>
+          <w:sz w:val="22"/>
+          <w:szCs w:val="22"/>
+        </w:rPr>
+        <w:t xml:space="preserve">Tests</w:t>
+      </w:r>
+      <w:r>
+        <w:rPr>
+          <w:rFonts w:ascii="Calibri" w:cs="Calibri" w:eastAsia="Calibri" w:hAnsi="Calibri"/>
+          <w:color w:val="1A1A18"/>
+          <w:sz w:val="22"/>
+          <w:szCs w:val="22"/>
+        </w:rPr>
+        <w:t xml:space="preserve"> tab. Four </w:t>
+      </w:r>
+      <w:r>
+        <w:rPr>
+          <w:rFonts w:ascii="Calibri" w:cs="Calibri" w:eastAsia="Calibri" w:hAnsi="Calibri"/>
+          <w:b/>
+          <w:bCs/>
+          <w:color w:val="1A1A18"/>
+          <w:sz w:val="22"/>
+          <w:szCs w:val="22"/>
+        </w:rPr>
+        <w:t xml:space="preserve">Test URL</w:t>
+      </w:r>
+      <w:r>
+        <w:rPr>
+          <w:rFonts w:ascii="Calibri" w:cs="Calibri" w:eastAsia="Calibri" w:hAnsi="Calibri"/>
+          <w:color w:val="1A1A18"/>
+          <w:sz w:val="22"/>
+          <w:szCs w:val="22"/>
+        </w:rPr>
+        <w:t xml:space="preserve"> fields:</w:t>
+      </w:r>
+    </w:p>
+    <w:p>
+      <w:pPr>
+        <w:pStyle w:val="ListParagraph"/>
+        <w:numPr>
+          <w:ilvl w:val="0"/>
+          <w:numId w:val="1"/>
+        </w:numPr>
+        <w:spacing w:after="80"/>
+      </w:pPr>
+      <w:r>
+        <w:rPr>
+          <w:rFonts w:ascii="Calibri" w:cs="Calibri" w:eastAsia="Calibri" w:hAnsi="Calibri"/>
+          <w:b/>
+          <w:bCs/>
+          <w:color w:val="1A1A18"/>
+          <w:sz w:val="22"/>
+          <w:szCs w:val="22"/>
+        </w:rPr>
+        <w:t xml:space="preserve">What is my personality type</w:t>
+      </w:r>
+    </w:p>
+    <w:p>
+      <w:pPr>
+        <w:pStyle w:val="ListParagraph"/>
+        <w:numPr>
+          <w:ilvl w:val="0"/>
+          <w:numId w:val="1"/>
+        </w:numPr>
+        <w:spacing w:after="80"/>
+      </w:pPr>
+      <w:r>
+        <w:rPr>
+          <w:rFonts w:ascii="Calibri" w:cs="Calibri" w:eastAsia="Calibri" w:hAnsi="Calibri"/>
+          <w:b/>
+          <w:bCs/>
+          <w:color w:val="1A1A18"/>
+          <w:sz w:val="22"/>
+          <w:szCs w:val="22"/>
+        </w:rPr>
+        <w:t xml:space="preserve">Face to face with fear</w:t>
+      </w:r>
+    </w:p>
+    <w:p>
+      <w:pPr>
+        <w:pStyle w:val="ListParagraph"/>
+        <w:numPr>
+          <w:ilvl w:val="0"/>
+          <w:numId w:val="1"/>
+        </w:numPr>
+        <w:spacing w:after="80"/>
+      </w:pPr>
+      <w:r>
+        <w:rPr>
+          <w:rFonts w:ascii="Calibri" w:cs="Calibri" w:eastAsia="Calibri" w:hAnsi="Calibri"/>
+          <w:b/>
+          <w:bCs/>
+          <w:color w:val="1A1A18"/>
+          <w:sz w:val="22"/>
+          <w:szCs w:val="22"/>
+        </w:rPr>
+        <w:t xml:space="preserve">Character traits</w:t>
+      </w:r>
+    </w:p>
+    <w:p>
+      <w:pPr>
+        <w:pStyle w:val="ListParagraph"/>
+        <w:numPr>
+          <w:ilvl w:val="0"/>
+          <w:numId w:val="1"/>
+        </w:numPr>
+        <w:spacing w:after="80"/>
+      </w:pPr>
+      <w:r>
+        <w:rPr>
+          <w:rFonts w:ascii="Calibri" w:cs="Calibri" w:eastAsia="Calibri" w:hAnsi="Calibri"/>
+          <w:b/>
+          <w:bCs/>
+          <w:color w:val="1A1A18"/>
+          <w:sz w:val="22"/>
+          <w:szCs w:val="22"/>
+        </w:rPr>
+        <w:t xml:space="preserve">Personality conflicts</w:t>
+      </w:r>
+    </w:p>
+    <w:p>
+      <w:pPr>
+        <w:spacing w:after="160" w:line="276"/>
+      </w:pPr>
+      <w:r>
+        <w:rPr>
+          <w:rFonts w:ascii="Calibri" w:cs="Calibri" w:eastAsia="Calibri" w:hAnsi="Calibri"/>
+          <w:color w:val="1A1A18"/>
+          <w:sz w:val="22"/>
+          <w:szCs w:val="22"/>
+        </w:rPr>
+        <w:t xml:space="preserve">These are the links opened by </w:t>
+      </w:r>
+      <w:r>
+        <w:rPr>
+          <w:rFonts w:ascii="Calibri" w:cs="Calibri" w:eastAsia="Calibri" w:hAnsi="Calibri"/>
+          <w:b/>
+          <w:bCs/>
+          <w:color w:val="1A1A18"/>
+          <w:sz w:val="22"/>
+          <w:szCs w:val="22"/>
+        </w:rPr>
+        <w:t xml:space="preserve">Open test</w:t>
+      </w:r>
+      <w:r>
+        <w:rPr>
+          <w:rFonts w:ascii="Calibri" w:cs="Calibri" w:eastAsia="Calibri" w:hAnsi="Calibri"/>
+          <w:color w:val="1A1A18"/>
+          <w:sz w:val="22"/>
+          <w:szCs w:val="22"/>
+        </w:rPr>
+        <w:t xml:space="preserve"> during onboarding. An empty or wrong URL blocks the participant.</w:t>
+      </w:r>
+    </w:p>
+    <w:p>
+      <w:pPr>
+        <w:pBdr>
+          <w:bottom w:val="single" w:color="D8D4CC" w:sz="6" w:space="1"/>
+        </w:pBdr>
+        <w:spacing w:after="120" w:before="120"/>
+      </w:pPr>
+      <w:r>
+        <w:t xml:space="preserve"/>
+      </w:r>
+    </w:p>
+    <w:p>
+      <w:pPr>
+        <w:pStyle w:val="Heading2"/>
+        <w:pBdr>
+          <w:bottom w:val="single" w:color="9A7B2F" w:sz="8" w:space="4"/>
+        </w:pBdr>
+        <w:spacing w:after="120" w:before="280"/>
+      </w:pPr>
+      <w:r>
+        <w:rPr>
+          <w:rFonts w:ascii="Georgia" w:cs="Georgia" w:eastAsia="Georgia" w:hAnsi="Georgia"/>
+          <w:b/>
+          <w:bCs/>
+          <w:color w:val="1A1A18"/>
+          <w:sz w:val="28"/>
+          <w:szCs w:val="28"/>
+        </w:rPr>
+        <w:t xml:space="preserve">12. Settings: agent prompts</w:t>
+      </w:r>
+    </w:p>
+    <w:p>
+      <w:pPr>
+        <w:spacing w:after="160" w:line="276"/>
+      </w:pPr>
+      <w:r>
+        <w:rPr>
+          <w:rFonts w:ascii="Calibri" w:cs="Calibri" w:eastAsia="Calibri" w:hAnsi="Calibri"/>
+          <w:b/>
+          <w:bCs/>
+          <w:color w:val="1A1A18"/>
+          <w:sz w:val="22"/>
+          <w:szCs w:val="22"/>
+        </w:rPr>
+        <w:t xml:space="preserve">Prompts</w:t>
+      </w:r>
+      <w:r>
+        <w:rPr>
+          <w:rFonts w:ascii="Calibri" w:cs="Calibri" w:eastAsia="Calibri" w:hAnsi="Calibri"/>
+          <w:color w:val="1A1A18"/>
+          <w:sz w:val="22"/>
+          <w:szCs w:val="22"/>
+        </w:rPr>
+        <w:t xml:space="preserve"> tab. Five agents:</w:t>
+      </w:r>
+    </w:p>
+    <w:tbl>
+      <w:tblPr>
+        <w:tblW w:type="dxa" w:w="9000"/>
+        <w:tblBorders>
+          <w:top w:val="single" w:color="auto" w:sz="4"/>
+          <w:left w:val="single" w:color="auto" w:sz="4"/>
+          <w:bottom w:val="single" w:color="auto" w:sz="4"/>
+          <w:right w:val="single" w:color="auto" w:sz="4"/>
+          <w:insideH w:val="single" w:color="auto" w:sz="4"/>
+          <w:insideV w:val="single" w:color="auto" w:sz="4"/>
+        </w:tblBorders>
+      </w:tblPr>
+      <w:tblGrid>
+        <w:gridCol w:w="100"/>
+        <w:gridCol w:w="100"/>
+      </w:tblGrid>
+      <w:tr>
+        <w:tc>
+          <w:tcPr>
+            <w:tcW w:type="dxa" w:w="4500"/>
+            <w:tcBorders>
+              <w:top w:val="single" w:color="D8D4CC" w:sz="4"/>
+              <w:left w:val="single" w:color="D8D4CC" w:sz="4"/>
+              <w:bottom w:val="single" w:color="D8D4CC" w:sz="4"/>
+              <w:right w:val="single" w:color="D8D4CC" w:sz="4"/>
+            </w:tcBorders>
+            <w:shd w:fill="F6F3EC" w:val="clear"/>
+          </w:tcPr>
+          <w:p>
+            <w:r>
+              <w:rPr>
+                <w:rFonts w:ascii="Calibri" w:cs="Calibri" w:eastAsia="Calibri" w:hAnsi="Calibri"/>
+                <w:b/>
+                <w:bCs/>
+                <w:color w:val="1A1A18"/>
+                <w:sz w:val="18"/>
+                <w:szCs w:val="18"/>
+              </w:rPr>
+              <w:t xml:space="preserve">Agent</w:t>
+            </w:r>
+          </w:p>
+        </w:tc>
+        <w:tc>
+          <w:tcPr>
+            <w:tcW w:type="dxa" w:w="4500"/>
+            <w:tcBorders>
+              <w:top w:val="single" w:color="D8D4CC" w:sz="4"/>
+              <w:left w:val="single" w:color="D8D4CC" w:sz="4"/>
+              <w:bottom w:val="single" w:color="D8D4CC" w:sz="4"/>
+              <w:right w:val="single" w:color="D8D4CC" w:sz="4"/>
+            </w:tcBorders>
+            <w:shd w:fill="F6F3EC" w:val="clear"/>
+          </w:tcPr>
+          <w:p>
+            <w:r>
+              <w:rPr>
+                <w:rFonts w:ascii="Calibri" w:cs="Calibri" w:eastAsia="Calibri" w:hAnsi="Calibri"/>
+                <w:b/>
+                <w:bCs/>
+                <w:color w:val="1A1A18"/>
+                <w:sz w:val="18"/>
+                <w:szCs w:val="18"/>
+              </w:rPr>
+              <w:t xml:space="preserve">Role</w:t>
+            </w:r>
+          </w:p>
+        </w:tc>
+      </w:tr>
+      <w:tr>
+        <w:tc>
+          <w:tcPr>
+            <w:tcW w:type="dxa" w:w="4500"/>
+            <w:tcBorders>
+              <w:top w:val="single" w:color="D8D4CC" w:sz="4"/>
+              <w:left w:val="single" w:color="D8D4CC" w:sz="4"/>
+              <w:bottom w:val="single" w:color="D8D4CC" w:sz="4"/>
+              <w:right w:val="single" w:color="D8D4CC" w:sz="4"/>
+            </w:tcBorders>
+          </w:tcPr>
+          <w:p>
+            <w:r>
+              <w:rPr>
+                <w:rFonts w:ascii="Calibri" w:cs="Calibri" w:eastAsia="Calibri" w:hAnsi="Calibri"/>
+                <w:b/>
+                <w:bCs/>
+                <w:color w:val="1A1A18"/>
+                <w:sz w:val="18"/>
+                <w:szCs w:val="18"/>
+              </w:rPr>
+              <w:t xml:space="preserve">Psychodynamic</w:t>
+            </w:r>
+          </w:p>
+        </w:tc>
+        <w:tc>
+          <w:tcPr>
+            <w:tcW w:type="dxa" w:w="4500"/>
+            <w:tcBorders>
+              <w:top w:val="single" w:color="D8D4CC" w:sz="4"/>
+              <w:left w:val="single" w:color="D8D4CC" w:sz="4"/>
+              <w:bottom w:val="single" w:color="D8D4CC" w:sz="4"/>
+              <w:right w:val="single" w:color="D8D4CC" w:sz="4"/>
+            </w:tcBorders>
+          </w:tcPr>
+          <w:p>
+            <w:r>
+              <w:rPr>
+                <w:rFonts w:ascii="Calibri" w:cs="Calibri" w:eastAsia="Calibri" w:hAnsi="Calibri"/>
+                <w:color w:val="1A1A18"/>
+                <w:sz w:val="18"/>
+                <w:szCs w:val="18"/>
+              </w:rPr>
+              <w:t xml:space="preserve">Profile after tests / bot</w:t>
+            </w:r>
+          </w:p>
+        </w:tc>
+      </w:tr>
+      <w:tr>
+        <w:tc>
+          <w:tcPr>
+            <w:tcW w:type="dxa" w:w="4500"/>
+            <w:tcBorders>
+              <w:top w:val="single" w:color="D8D4CC" w:sz="4"/>
+              <w:left w:val="single" w:color="D8D4CC" w:sz="4"/>
+              <w:bottom w:val="single" w:color="D8D4CC" w:sz="4"/>
+              <w:right w:val="single" w:color="D8D4CC" w:sz="4"/>
+            </w:tcBorders>
+          </w:tcPr>
+          <w:p>
+            <w:r>
+              <w:rPr>
+                <w:rFonts w:ascii="Calibri" w:cs="Calibri" w:eastAsia="Calibri" w:hAnsi="Calibri"/>
+                <w:b/>
+                <w:bCs/>
+                <w:color w:val="1A1A18"/>
+                <w:sz w:val="18"/>
+                <w:szCs w:val="18"/>
+              </w:rPr>
+              <w:t xml:space="preserve">Interests</w:t>
+            </w:r>
+          </w:p>
+        </w:tc>
+        <w:tc>
+          <w:tcPr>
+            <w:tcW w:type="dxa" w:w="4500"/>
+            <w:tcBorders>
+              <w:top w:val="single" w:color="D8D4CC" w:sz="4"/>
+              <w:left w:val="single" w:color="D8D4CC" w:sz="4"/>
+              <w:bottom w:val="single" w:color="D8D4CC" w:sz="4"/>
+              <w:right w:val="single" w:color="D8D4CC" w:sz="4"/>
+            </w:tcBorders>
+          </w:tcPr>
+          <w:p>
+            <w:r>
+              <w:rPr>
+                <w:rFonts w:ascii="Calibri" w:cs="Calibri" w:eastAsia="Calibri" w:hAnsi="Calibri"/>
+                <w:color w:val="1A1A18"/>
+                <w:sz w:val="18"/>
+                <w:szCs w:val="18"/>
+              </w:rPr>
+              <w:t xml:space="preserve">What matters from dispute intake</w:t>
+            </w:r>
+          </w:p>
+        </w:tc>
+      </w:tr>
+      <w:tr>
+        <w:tc>
+          <w:tcPr>
+            <w:tcW w:type="dxa" w:w="4500"/>
+            <w:tcBorders>
+              <w:top w:val="single" w:color="D8D4CC" w:sz="4"/>
+              <w:left w:val="single" w:color="D8D4CC" w:sz="4"/>
+              <w:bottom w:val="single" w:color="D8D4CC" w:sz="4"/>
+              <w:right w:val="single" w:color="D8D4CC" w:sz="4"/>
+            </w:tcBorders>
+          </w:tcPr>
+          <w:p>
+            <w:r>
+              <w:rPr>
+                <w:rFonts w:ascii="Calibri" w:cs="Calibri" w:eastAsia="Calibri" w:hAnsi="Calibri"/>
+                <w:b/>
+                <w:bCs/>
+                <w:color w:val="1A1A18"/>
+                <w:sz w:val="18"/>
+                <w:szCs w:val="18"/>
+              </w:rPr>
+              <w:t xml:space="preserve">Emotional Triggers</w:t>
+            </w:r>
+          </w:p>
+        </w:tc>
+        <w:tc>
+          <w:tcPr>
+            <w:tcW w:type="dxa" w:w="4500"/>
+            <w:tcBorders>
+              <w:top w:val="single" w:color="D8D4CC" w:sz="4"/>
+              <w:left w:val="single" w:color="D8D4CC" w:sz="4"/>
+              <w:bottom w:val="single" w:color="D8D4CC" w:sz="4"/>
+              <w:right w:val="single" w:color="D8D4CC" w:sz="4"/>
+            </w:tcBorders>
+          </w:tcPr>
+          <w:p>
+            <w:r>
+              <w:rPr>
+                <w:rFonts w:ascii="Calibri" w:cs="Calibri" w:eastAsia="Calibri" w:hAnsi="Calibri"/>
+                <w:color w:val="1A1A18"/>
+                <w:sz w:val="18"/>
+                <w:szCs w:val="18"/>
+              </w:rPr>
+              <w:t xml:space="preserve">Escalation risks</w:t>
+            </w:r>
+          </w:p>
+        </w:tc>
+      </w:tr>
+      <w:tr>
+        <w:tc>
+          <w:tcPr>
+            <w:tcW w:type="dxa" w:w="4500"/>
+            <w:tcBorders>
+              <w:top w:val="single" w:color="D8D4CC" w:sz="4"/>
+              <w:left w:val="single" w:color="D8D4CC" w:sz="4"/>
+              <w:bottom w:val="single" w:color="D8D4CC" w:sz="4"/>
+              <w:right w:val="single" w:color="D8D4CC" w:sz="4"/>
+            </w:tcBorders>
+          </w:tcPr>
+          <w:p>
+            <w:r>
+              <w:rPr>
+                <w:rFonts w:ascii="Calibri" w:cs="Calibri" w:eastAsia="Calibri" w:hAnsi="Calibri"/>
+                <w:b/>
+                <w:bCs/>
+                <w:color w:val="1A1A18"/>
+                <w:sz w:val="18"/>
+                <w:szCs w:val="18"/>
+              </w:rPr>
+              <w:t xml:space="preserve">Legal Analysis</w:t>
+            </w:r>
+          </w:p>
+        </w:tc>
+        <w:tc>
+          <w:tcPr>
+            <w:tcW w:type="dxa" w:w="4500"/>
+            <w:tcBorders>
+              <w:top w:val="single" w:color="D8D4CC" w:sz="4"/>
+              <w:left w:val="single" w:color="D8D4CC" w:sz="4"/>
+              <w:bottom w:val="single" w:color="D8D4CC" w:sz="4"/>
+              <w:right w:val="single" w:color="D8D4CC" w:sz="4"/>
+            </w:tcBorders>
+          </w:tcPr>
+          <w:p>
+            <w:r>
+              <w:rPr>
+                <w:rFonts w:ascii="Calibri" w:cs="Calibri" w:eastAsia="Calibri" w:hAnsi="Calibri"/>
+                <w:color w:val="1A1A18"/>
+                <w:sz w:val="18"/>
+                <w:szCs w:val="18"/>
+              </w:rPr>
+              <w:t xml:space="preserve">Norms from RAG (not legal advice)</w:t>
+            </w:r>
+          </w:p>
+        </w:tc>
+      </w:tr>
+      <w:tr>
+        <w:tc>
+          <w:tcPr>
+            <w:tcW w:type="dxa" w:w="4500"/>
+            <w:tcBorders>
+              <w:top w:val="single" w:color="D8D4CC" w:sz="4"/>
+              <w:left w:val="single" w:color="D8D4CC" w:sz="4"/>
+              <w:bottom w:val="single" w:color="D8D4CC" w:sz="4"/>
+              <w:right w:val="single" w:color="D8D4CC" w:sz="4"/>
+            </w:tcBorders>
+          </w:tcPr>
+          <w:p>
+            <w:r>
+              <w:rPr>
+                <w:rFonts w:ascii="Calibri" w:cs="Calibri" w:eastAsia="Calibri" w:hAnsi="Calibri"/>
+                <w:b/>
+                <w:bCs/>
+                <w:color w:val="1A1A18"/>
+                <w:sz w:val="18"/>
+                <w:szCs w:val="18"/>
+              </w:rPr>
+              <w:t xml:space="preserve">Mediation Agent</w:t>
+            </w:r>
+          </w:p>
+        </w:tc>
+        <w:tc>
+          <w:tcPr>
+            <w:tcW w:type="dxa" w:w="4500"/>
+            <w:tcBorders>
+              <w:top w:val="single" w:color="D8D4CC" w:sz="4"/>
+              <w:left w:val="single" w:color="D8D4CC" w:sz="4"/>
+              <w:bottom w:val="single" w:color="D8D4CC" w:sz="4"/>
+              <w:right w:val="single" w:color="D8D4CC" w:sz="4"/>
+            </w:tcBorders>
+          </w:tcPr>
+          <w:p>
+            <w:r>
+              <w:rPr>
+                <w:rFonts w:ascii="Calibri" w:cs="Calibri" w:eastAsia="Calibri" w:hAnsi="Calibri"/>
+                <w:color w:val="1A1A18"/>
+                <w:sz w:val="18"/>
+                <w:szCs w:val="18"/>
+              </w:rPr>
+              <w:t xml:space="preserve">Opening, dialogue, options, compromise</w:t>
+            </w:r>
+          </w:p>
+        </w:tc>
+      </w:tr>
+    </w:tbl>
+    <w:p>
+      <w:pPr>
+        <w:spacing w:after="160"/>
+      </w:pPr>
+      <w:r>
+        <w:t xml:space="preserve"/>
+      </w:r>
+    </w:p>
+    <w:p>
+      <w:pPr>
+        <w:spacing w:after="160" w:line="276"/>
+      </w:pPr>
+      <w:r>
+        <w:rPr>
+          <w:rFonts w:ascii="Calibri" w:cs="Calibri" w:eastAsia="Calibri" w:hAnsi="Calibri"/>
+          <w:b/>
+          <w:bCs/>
+          <w:color w:val="1A1A18"/>
+          <w:sz w:val="22"/>
+          <w:szCs w:val="22"/>
+        </w:rPr>
+        <w:t xml:space="preserve">System prompt</w:t>
+      </w:r>
+      <w:r>
+        <w:rPr>
+          <w:rFonts w:ascii="Calibri" w:cs="Calibri" w:eastAsia="Calibri" w:hAnsi="Calibri"/>
+          <w:color w:val="1A1A18"/>
+          <w:sz w:val="22"/>
+          <w:szCs w:val="22"/>
+        </w:rPr>
+        <w:t xml:space="preserve"> → </w:t>
+      </w:r>
+      <w:r>
+        <w:rPr>
+          <w:rFonts w:ascii="Calibri" w:cs="Calibri" w:eastAsia="Calibri" w:hAnsi="Calibri"/>
+          <w:b/>
+          <w:bCs/>
+          <w:color w:val="1A1A18"/>
+          <w:sz w:val="22"/>
+          <w:szCs w:val="22"/>
+        </w:rPr>
+        <w:t xml:space="preserve">Save</w:t>
+      </w:r>
+      <w:r>
+        <w:rPr>
+          <w:rFonts w:ascii="Calibri" w:cs="Calibri" w:eastAsia="Calibri" w:hAnsi="Calibri"/>
+          <w:color w:val="1A1A18"/>
+          <w:sz w:val="22"/>
+          <w:szCs w:val="22"/>
+        </w:rPr>
+        <w:t xml:space="preserve"> → </w:t>
+      </w:r>
+      <w:r>
+        <w:rPr>
+          <w:rFonts w:ascii="Calibri" w:cs="Calibri" w:eastAsia="Calibri" w:hAnsi="Calibri"/>
+          <w:b/>
+          <w:bCs/>
+          <w:color w:val="1A1A18"/>
+          <w:sz w:val="22"/>
+          <w:szCs w:val="22"/>
+        </w:rPr>
+        <w:t xml:space="preserve">Agent prompt saved</w:t>
+      </w:r>
+      <w:r>
+        <w:rPr>
+          <w:rFonts w:ascii="Calibri" w:cs="Calibri" w:eastAsia="Calibri" w:hAnsi="Calibri"/>
+          <w:color w:val="1A1A18"/>
+          <w:sz w:val="22"/>
+          <w:szCs w:val="22"/>
+        </w:rPr>
+        <w:t xml:space="preserve">.</w:t>
+      </w:r>
+    </w:p>
+    <w:p>
+      <w:pPr>
+        <w:pStyle w:val="Heading3"/>
+        <w:spacing w:after="80" w:before="200"/>
+      </w:pPr>
+      <w:r>
+        <w:rPr>
+          <w:rFonts w:ascii="Calibri" w:cs="Calibri" w:eastAsia="Calibri" w:hAnsi="Calibri"/>
+          <w:b/>
+          <w:bCs/>
+          <w:color w:val="1A1A18"/>
+          <w:sz w:val="24"/>
+          <w:szCs w:val="24"/>
+        </w:rPr>
         <w:t xml:space="preserve">Test agent</w:t>
       </w:r>
     </w:p>
@@ -5818,7 +8415,181 @@
           <w:sz w:val="22"/>
           <w:szCs w:val="22"/>
         </w:rPr>
-        <w:t xml:space="preserve"> written to a live room): select a participant or room → </w:t>
+        <w:t xml:space="preserve"> written to a live room):</w:t>
+      </w:r>
+    </w:p>
+    <w:p>
+      <w:pPr>
+        <w:pStyle w:val="ListParagraph"/>
+        <w:numPr>
+          <w:ilvl w:val="0"/>
+          <w:numId w:val="1"/>
+        </w:numPr>
+        <w:spacing w:after="80"/>
+      </w:pPr>
+      <w:r>
+        <w:rPr>
+          <w:rFonts w:ascii="Calibri" w:cs="Calibri" w:eastAsia="Calibri" w:hAnsi="Calibri"/>
+          <w:b/>
+          <w:bCs/>
+          <w:color w:val="1A1A18"/>
+          <w:sz w:val="22"/>
+          <w:szCs w:val="22"/>
+        </w:rPr>
+        <w:t xml:space="preserve">Psychodynamic</w:t>
+      </w:r>
+      <w:r>
+        <w:rPr>
+          <w:rFonts w:ascii="Calibri" w:cs="Calibri" w:eastAsia="Calibri" w:hAnsi="Calibri"/>
+          <w:color w:val="1A1A18"/>
+          <w:sz w:val="22"/>
+          <w:szCs w:val="22"/>
+        </w:rPr>
+        <w:t xml:space="preserve"> / </w:t>
+      </w:r>
+      <w:r>
+        <w:rPr>
+          <w:rFonts w:ascii="Calibri" w:cs="Calibri" w:eastAsia="Calibri" w:hAnsi="Calibri"/>
+          <w:b/>
+          <w:bCs/>
+          <w:color w:val="1A1A18"/>
+          <w:sz w:val="22"/>
+          <w:szCs w:val="22"/>
+        </w:rPr>
+        <w:t xml:space="preserve">Emotional Triggers</w:t>
+      </w:r>
+      <w:r>
+        <w:rPr>
+          <w:rFonts w:ascii="Calibri" w:cs="Calibri" w:eastAsia="Calibri" w:hAnsi="Calibri"/>
+          <w:color w:val="1A1A18"/>
+          <w:sz w:val="22"/>
+          <w:szCs w:val="22"/>
+        </w:rPr>
+        <w:t xml:space="preserve"> — select a </w:t>
+      </w:r>
+      <w:r>
+        <w:rPr>
+          <w:rFonts w:ascii="Calibri" w:cs="Calibri" w:eastAsia="Calibri" w:hAnsi="Calibri"/>
+          <w:b/>
+          <w:bCs/>
+          <w:color w:val="1A1A18"/>
+          <w:sz w:val="22"/>
+          <w:szCs w:val="22"/>
+        </w:rPr>
+        <w:t xml:space="preserve">participant</w:t>
+      </w:r>
+      <w:r>
+        <w:rPr>
+          <w:rFonts w:ascii="Calibri" w:cs="Calibri" w:eastAsia="Calibri" w:hAnsi="Calibri"/>
+          <w:color w:val="1A1A18"/>
+          <w:sz w:val="22"/>
+          <w:szCs w:val="22"/>
+        </w:rPr>
+        <w:t xml:space="preserve">;</w:t>
+      </w:r>
+    </w:p>
+    <w:p>
+      <w:pPr>
+        <w:pStyle w:val="ListParagraph"/>
+        <w:numPr>
+          <w:ilvl w:val="0"/>
+          <w:numId w:val="1"/>
+        </w:numPr>
+        <w:spacing w:after="80"/>
+      </w:pPr>
+      <w:r>
+        <w:rPr>
+          <w:rFonts w:ascii="Calibri" w:cs="Calibri" w:eastAsia="Calibri" w:hAnsi="Calibri"/>
+          <w:b/>
+          <w:bCs/>
+          <w:color w:val="1A1A18"/>
+          <w:sz w:val="22"/>
+          <w:szCs w:val="22"/>
+        </w:rPr>
+        <w:t xml:space="preserve">Interests</w:t>
+      </w:r>
+      <w:r>
+        <w:rPr>
+          <w:rFonts w:ascii="Calibri" w:cs="Calibri" w:eastAsia="Calibri" w:hAnsi="Calibri"/>
+          <w:color w:val="1A1A18"/>
+          <w:sz w:val="22"/>
+          <w:szCs w:val="22"/>
+        </w:rPr>
+        <w:t xml:space="preserve"> / </w:t>
+      </w:r>
+      <w:r>
+        <w:rPr>
+          <w:rFonts w:ascii="Calibri" w:cs="Calibri" w:eastAsia="Calibri" w:hAnsi="Calibri"/>
+          <w:b/>
+          <w:bCs/>
+          <w:color w:val="1A1A18"/>
+          <w:sz w:val="22"/>
+          <w:szCs w:val="22"/>
+        </w:rPr>
+        <w:t xml:space="preserve">Legal Analysis</w:t>
+      </w:r>
+      <w:r>
+        <w:rPr>
+          <w:rFonts w:ascii="Calibri" w:cs="Calibri" w:eastAsia="Calibri" w:hAnsi="Calibri"/>
+          <w:color w:val="1A1A18"/>
+          <w:sz w:val="22"/>
+          <w:szCs w:val="22"/>
+        </w:rPr>
+        <w:t xml:space="preserve"> / </w:t>
+      </w:r>
+      <w:r>
+        <w:rPr>
+          <w:rFonts w:ascii="Calibri" w:cs="Calibri" w:eastAsia="Calibri" w:hAnsi="Calibri"/>
+          <w:b/>
+          <w:bCs/>
+          <w:color w:val="1A1A18"/>
+          <w:sz w:val="22"/>
+          <w:szCs w:val="22"/>
+        </w:rPr>
+        <w:t xml:space="preserve">Mediation Agent</w:t>
+      </w:r>
+      <w:r>
+        <w:rPr>
+          <w:rFonts w:ascii="Calibri" w:cs="Calibri" w:eastAsia="Calibri" w:hAnsi="Calibri"/>
+          <w:color w:val="1A1A18"/>
+          <w:sz w:val="22"/>
+          <w:szCs w:val="22"/>
+        </w:rPr>
+        <w:t xml:space="preserve"> — select a </w:t>
+      </w:r>
+      <w:r>
+        <w:rPr>
+          <w:rFonts w:ascii="Calibri" w:cs="Calibri" w:eastAsia="Calibri" w:hAnsi="Calibri"/>
+          <w:b/>
+          <w:bCs/>
+          <w:color w:val="1A1A18"/>
+          <w:sz w:val="22"/>
+          <w:szCs w:val="22"/>
+        </w:rPr>
+        <w:t xml:space="preserve">room</w:t>
+      </w:r>
+      <w:r>
+        <w:rPr>
+          <w:rFonts w:ascii="Calibri" w:cs="Calibri" w:eastAsia="Calibri" w:hAnsi="Calibri"/>
+          <w:color w:val="1A1A18"/>
+          <w:sz w:val="22"/>
+          <w:szCs w:val="22"/>
+        </w:rPr>
+        <w:t xml:space="preserve">.</w:t>
+      </w:r>
+    </w:p>
+    <w:p>
+      <w:pPr>
+        <w:spacing w:after="160" w:line="276"/>
+      </w:pPr>
+      <w:r>
+        <w:rPr>
+          <w:rFonts w:ascii="Calibri" w:cs="Calibri" w:eastAsia="Calibri" w:hAnsi="Calibri"/>
+          <w:color w:val="1A1A18"/>
+          <w:sz w:val="22"/>
+          <w:szCs w:val="22"/>
+        </w:rPr>
+        <w:t xml:space="preserve">The screen may preview personal bot prompt, dispute answers, jurisdiction, and response language. </w:t>
       </w:r>
       <w:r>
         <w:rPr>
